--- a/documents/Efe_Obukohwo_Resume_DataAnalyst.docx
+++ b/documents/Efe_Obukohwo_Resume_DataAnalyst.docx
@@ -1060,6 +1060,76 @@
           <w:rFonts w:ascii="Times New Roman" w:cs="Times New Roman" w:eastAsia="Times New Roman" w:hAnsi="Times New Roman"/>
         </w:rPr>
         <w:t xml:space="preserve">  Technologies: Python, Flask, MySQL, Scikit-learn, XGBoost, Docker, JavaScript</w:t>
+      </w:r>
+    </w:p>
+    <w:p>
+      <w:pPr>
+        <w:spacing w:before="150"/>
+      </w:pPr>
+      <w:r>
+        <w:rPr>
+          <w:b/>
+          <w:bCs/>
+          <w:sz w:val="22"/>
+          <w:szCs w:val="22"/>
+          <w:rFonts w:ascii="Times New Roman" w:cs="Times New Roman" w:eastAsia="Times New Roman" w:hAnsi="Times New Roman"/>
+        </w:rPr>
+        <w:t xml:space="preserve">Online Retail SQL Analysis</w:t>
+      </w:r>
+      <w:r>
+        <w:rPr>
+          <w:i/>
+          <w:iCs/>
+          <w:sz w:val="20"/>
+          <w:szCs w:val="20"/>
+          <w:rFonts w:ascii="Times New Roman" w:cs="Times New Roman" w:eastAsia="Times New Roman" w:hAnsi="Times New Roman"/>
+        </w:rPr>
+        <w:t xml:space="preserve"> (Jul 2026)</w:t>
+      </w:r>
+    </w:p>
+    <w:p>
+      <w:pPr>
+        <w:spacing w:after="50"/>
+        <w:ind w:left="360"/>
+      </w:pPr>
+      <w:r>
+        <w:rPr>
+          <w:sz w:val="20"/>
+          <w:szCs w:val="20"/>
+          <w:rFonts w:ascii="Times New Roman" w:cs="Times New Roman" w:eastAsia="Times New Roman" w:hAnsi="Times New Roman"/>
+        </w:rPr>
+        <w:t xml:space="preserve">• Designed a normalized PostgreSQL schema and wrote 30 production SQL queries analyzing 500K+ e-commerce transactions, uncovering revenue concentration and segmentation insights while auditing and documenting real bugs in the analysis itself</w:t>
+      </w:r>
+    </w:p>
+    <w:p>
+      <w:pPr>
+        <w:spacing w:after="50"/>
+        <w:ind w:left="360"/>
+      </w:pPr>
+      <w:r>
+        <w:rPr>
+          <w:color w:val="0066CC"/>
+          <w:sz w:val="18"/>
+          <w:szCs w:val="18"/>
+          <w:rFonts w:ascii="Times New Roman" w:cs="Times New Roman" w:eastAsia="Times New Roman" w:hAnsi="Times New Roman"/>
+        </w:rPr>
+        <w:t xml:space="preserve">  GitHub: https://github.com/EfeObus/Online-Retail-SQL-Analysis</w:t>
+      </w:r>
+    </w:p>
+    <w:p>
+      <w:pPr>
+        <w:spacing w:after="100"/>
+        <w:ind w:left="360"/>
+      </w:pPr>
+      <w:r>
+        <w:rPr>
+          <w:i/>
+          <w:iCs/>
+          <w:sz w:val="18"/>
+          <w:szCs w:val="18"/>
+          <w:rFonts w:ascii="Times New Roman" w:cs="Times New Roman" w:eastAsia="Times New Roman" w:hAnsi="Times New Roman"/>
+        </w:rPr>
+        <w:t xml:space="preserve">  Technologies: PostgreSQL, SQL, Window Functions, CTEs, RFM Segmentation, Cohort Analysis, Database Design</w:t>
       </w:r>
     </w:p>
     <w:p>

--- a/documents/Efe_Obukohwo_Resume_DataAnalyst.docx
+++ b/documents/Efe_Obukohwo_Resume_DataAnalyst.docx
@@ -124,7 +124,7 @@
           <w:szCs w:val="20"/>
           <w:rFonts w:ascii="Times New Roman" w:cs="Times New Roman" w:eastAsia="Times New Roman" w:hAnsi="Times New Roman"/>
         </w:rPr>
-        <w:t xml:space="preserve">Pandas • Tableau • Power BI • Excel • SPSS • Apache Spark • Apache Hive • Python • JavaScript • TypeScript • HTML5 • CSS3 • SQL • Java • PostgreSQL • MySQL • Oracle • SQLAlchemy • Sequelize • Drizzle ORM • Prisma • Airtable • Scikit-learn • XGBoost • LightGBM • Random Forest • AutoML • OpenAI API</w:t>
+        <w:t xml:space="preserve">Pandas • Tableau • Power BI • Excel • SPSS • Apache Spark • Apache Hive • Python • JavaScript • TypeScript • Kotlin • HTML5 • CSS3 • SQL • Java • PostgreSQL • MySQL • Oracle • SQLAlchemy • Sequelize • Drizzle ORM • Prisma • Airtable • Scikit-learn • XGBoost • LightGBM • Random Forest • AutoML • OpenAI API • Gemini (Vertex AI)</w:t>
       </w:r>
     </w:p>
     <w:p>
@@ -864,31 +864,31 @@
           <w:szCs w:val="22"/>
           <w:rFonts w:ascii="Times New Roman" w:cs="Times New Roman" w:eastAsia="Times New Roman" w:hAnsi="Times New Roman"/>
         </w:rPr>
-        <w:t xml:space="preserve">TekVwarho Analysis Platform</w:t>
-      </w:r>
-      <w:r>
-        <w:rPr>
-          <w:i/>
-          <w:iCs/>
-          <w:sz w:val="20"/>
-          <w:szCs w:val="20"/>
-          <w:rFonts w:ascii="Times New Roman" w:cs="Times New Roman" w:eastAsia="Times New Roman" w:hAnsi="Times New Roman"/>
-        </w:rPr>
-        <w:t xml:space="preserve"> (Jan 2025 – Present)</w:t>
-      </w:r>
-    </w:p>
-    <w:p>
-      <w:pPr>
-        <w:spacing w:after="50"/>
-        <w:ind w:left="360"/>
-      </w:pPr>
-      <w:r>
-        <w:rPr>
-          <w:sz w:val="20"/>
-          <w:szCs w:val="20"/>
-          <w:rFonts w:ascii="Times New Roman" w:cs="Times New Roman" w:eastAsia="Times New Roman" w:hAnsi="Times New Roman"/>
-        </w:rPr>
-        <w:t xml:space="preserve">• Shipped a no-code analytics platform offering 17 statistical analysis types and AI-powered report generation, achieving WCAG 2.1 AA accessibility and SPSS/Stata/SAS interoperability</w:t>
+        <w:t xml:space="preserve">TekVwarho ProAudit</w:t>
+      </w:r>
+      <w:r>
+        <w:rPr>
+          <w:i/>
+          <w:iCs/>
+          <w:sz w:val="20"/>
+          <w:szCs w:val="20"/>
+          <w:rFonts w:ascii="Times New Roman" w:cs="Times New Roman" w:eastAsia="Times New Roman" w:hAnsi="Times New Roman"/>
+        </w:rPr>
+        <w:t xml:space="preserve"> (Oct 2025 – Present)</w:t>
+      </w:r>
+    </w:p>
+    <w:p>
+      <w:pPr>
+        <w:spacing w:after="50"/>
+        <w:ind w:left="360"/>
+      </w:pPr>
+      <w:r>
+        <w:rPr>
+          <w:sz w:val="20"/>
+          <w:szCs w:val="20"/>
+          <w:rFonts w:ascii="Times New Roman" w:cs="Times New Roman" w:eastAsia="Times New Roman" w:hAnsi="Times New Roman"/>
+        </w:rPr>
+        <w:t xml:space="preserve">• Built an enterprise Nigerian tax-compliance and forensic-audit platform spanning 500+ API routes and 400+ automated tests, featuring Benford's Law fraud detection and a hash-chain immutable ledger</w:t>
       </w:r>
     </w:p>
     <w:p>
@@ -903,7 +903,7 @@
           <w:szCs w:val="18"/>
           <w:rFonts w:ascii="Times New Roman" w:cs="Times New Roman" w:eastAsia="Times New Roman" w:hAnsi="Times New Roman"/>
         </w:rPr>
-        <w:t xml:space="preserve">  Live: https://tekvwarho-analysis-production.up.railway.app/ | GitHub: https://github.com/EfeObus/TekVwarho-Analysis</w:t>
+        <w:t xml:space="preserve">  Live: https://ingenious-emotion-production-c3c3.up.railway.app/ | GitHub: https://github.com/EfeObus/TekVwarho-ProAudit</w:t>
       </w:r>
     </w:p>
     <w:p>
@@ -919,7 +919,7 @@
           <w:szCs w:val="18"/>
           <w:rFonts w:ascii="Times New Roman" w:cs="Times New Roman" w:eastAsia="Times New Roman" w:hAnsi="Times New Roman"/>
         </w:rPr>
-        <w:t xml:space="preserve">  Technologies: Flask, PostgreSQL, OpenAI API, Plotly.js, Bootstrap, Python</w:t>
+        <w:t xml:space="preserve">  Technologies: Python, FastAPI, PostgreSQL, SQLAlchemy, Alembic, HTMX, TailwindCSS, Celery, Redis, Cryptography</w:t>
       </w:r>
     </w:p>
     <w:p>
@@ -934,31 +934,31 @@
           <w:szCs w:val="22"/>
           <w:rFonts w:ascii="Times New Roman" w:cs="Times New Roman" w:eastAsia="Times New Roman" w:hAnsi="Times New Roman"/>
         </w:rPr>
-        <w:t xml:space="preserve">TK Reports - AI-Powered Data Analysis</w:t>
-      </w:r>
-      <w:r>
-        <w:rPr>
-          <w:i/>
-          <w:iCs/>
-          <w:sz w:val="20"/>
-          <w:szCs w:val="20"/>
-          <w:rFonts w:ascii="Times New Roman" w:cs="Times New Roman" w:eastAsia="Times New Roman" w:hAnsi="Times New Roman"/>
-        </w:rPr>
-        <w:t xml:space="preserve"> (Oct 2024)</w:t>
-      </w:r>
-    </w:p>
-    <w:p>
-      <w:pPr>
-        <w:spacing w:after="50"/>
-        <w:ind w:left="360"/>
-      </w:pPr>
-      <w:r>
-        <w:rPr>
-          <w:sz w:val="20"/>
-          <w:szCs w:val="20"/>
-          <w:rFonts w:ascii="Times New Roman" w:cs="Times New Roman" w:eastAsia="Times New Roman" w:hAnsi="Times New Roman"/>
-        </w:rPr>
-        <w:t xml:space="preserve">• Built a GPT-4-powered analytics platform that transforms raw datasets into 15+ page executive reports, automating statistical analysis, outlier detection, and visualization generation</w:t>
+        <w:t xml:space="preserve">Tekvwa Analysis Platform</w:t>
+      </w:r>
+      <w:r>
+        <w:rPr>
+          <w:i/>
+          <w:iCs/>
+          <w:sz w:val="20"/>
+          <w:szCs w:val="20"/>
+          <w:rFonts w:ascii="Times New Roman" w:cs="Times New Roman" w:eastAsia="Times New Roman" w:hAnsi="Times New Roman"/>
+        </w:rPr>
+        <w:t xml:space="preserve"> (Jan 2025 – Present)</w:t>
+      </w:r>
+    </w:p>
+    <w:p>
+      <w:pPr>
+        <w:spacing w:after="50"/>
+        <w:ind w:left="360"/>
+      </w:pPr>
+      <w:r>
+        <w:rPr>
+          <w:sz w:val="20"/>
+          <w:szCs w:val="20"/>
+          <w:rFonts w:ascii="Times New Roman" w:cs="Times New Roman" w:eastAsia="Times New Roman" w:hAnsi="Times New Roman"/>
+        </w:rPr>
+        <w:t xml:space="preserve">• Migrated a 17-module statistical analysis platform from Railway to Google Cloud Run and OpenAI to Vertex AI (Gemini via Application Default Credentials), shipping an auto-analysis recommendation engine, interactive drag/resize dashboards, and app-wide security hardening</w:t>
       </w:r>
     </w:p>
     <w:p>
@@ -973,7 +973,7 @@
           <w:szCs w:val="18"/>
           <w:rFonts w:ascii="Times New Roman" w:cs="Times New Roman" w:eastAsia="Times New Roman" w:hAnsi="Times New Roman"/>
         </w:rPr>
-        <w:t xml:space="preserve">  GitHub: https://github.com/EfeObus/TK-Reports</w:t>
+        <w:t xml:space="preserve">  Live: https://tekvwarho-analysis-551794668026.northamerica-northeast1.run.app/ | GitHub: https://github.com/EfeObus/TekVwarho-Analysis</w:t>
       </w:r>
     </w:p>
     <w:p>
@@ -989,7 +989,7 @@
           <w:szCs w:val="18"/>
           <w:rFonts w:ascii="Times New Roman" w:cs="Times New Roman" w:eastAsia="Times New Roman" w:hAnsi="Times New Roman"/>
         </w:rPr>
-        <w:t xml:space="preserve">  Technologies: Python, Flask, OpenAI GPT-4, Pandas, NumPy, SciPy, Matplotlib, Seaborn</w:t>
+        <w:t xml:space="preserve">  Technologies: Flask, PostgreSQL, Google Cloud Run, Vertex AI (Gemini), Cloud SQL, Plotly.js, Bootstrap, Python</w:t>
       </w:r>
     </w:p>
     <w:p>
@@ -1004,31 +1004,31 @@
           <w:szCs w:val="22"/>
           <w:rFonts w:ascii="Times New Roman" w:cs="Times New Roman" w:eastAsia="Times New Roman" w:hAnsi="Times New Roman"/>
         </w:rPr>
-        <w:t xml:space="preserve">Zodiac Real Estate AI</w:t>
-      </w:r>
-      <w:r>
-        <w:rPr>
-          <w:i/>
-          <w:iCs/>
-          <w:sz w:val="20"/>
-          <w:szCs w:val="20"/>
-          <w:rFonts w:ascii="Times New Roman" w:cs="Times New Roman" w:eastAsia="Times New Roman" w:hAnsi="Times New Roman"/>
-        </w:rPr>
-        <w:t xml:space="preserve"> (May 2025 – Aug 2025)</w:t>
-      </w:r>
-    </w:p>
-    <w:p>
-      <w:pPr>
-        <w:spacing w:after="50"/>
-        <w:ind w:left="360"/>
-      </w:pPr>
-      <w:r>
-        <w:rPr>
-          <w:sz w:val="20"/>
-          <w:szCs w:val="20"/>
-          <w:rFonts w:ascii="Times New Roman" w:cs="Times New Roman" w:eastAsia="Times New Roman" w:hAnsi="Times New Roman"/>
-        </w:rPr>
-        <w:t xml:space="preserve">• Delivered a real estate analytics platform achieving 88.3% ML prediction accuracy across 49,551+ Canadian properties, integrating real-time economic data feeds</w:t>
+        <w:t xml:space="preserve">TK Reports - AI-Powered Data Analysis</w:t>
+      </w:r>
+      <w:r>
+        <w:rPr>
+          <w:i/>
+          <w:iCs/>
+          <w:sz w:val="20"/>
+          <w:szCs w:val="20"/>
+          <w:rFonts w:ascii="Times New Roman" w:cs="Times New Roman" w:eastAsia="Times New Roman" w:hAnsi="Times New Roman"/>
+        </w:rPr>
+        <w:t xml:space="preserve"> (Oct 2024)</w:t>
+      </w:r>
+    </w:p>
+    <w:p>
+      <w:pPr>
+        <w:spacing w:after="50"/>
+        <w:ind w:left="360"/>
+      </w:pPr>
+      <w:r>
+        <w:rPr>
+          <w:sz w:val="20"/>
+          <w:szCs w:val="20"/>
+          <w:rFonts w:ascii="Times New Roman" w:cs="Times New Roman" w:eastAsia="Times New Roman" w:hAnsi="Times New Roman"/>
+        </w:rPr>
+        <w:t xml:space="preserve">• Built a GPT-4-powered analytics platform that transforms raw datasets into 15+ page executive reports, automating statistical analysis, outlier detection, and visualization generation</w:t>
       </w:r>
     </w:p>
     <w:p>
@@ -1043,7 +1043,7 @@
           <w:szCs w:val="18"/>
           <w:rFonts w:ascii="Times New Roman" w:cs="Times New Roman" w:eastAsia="Times New Roman" w:hAnsi="Times New Roman"/>
         </w:rPr>
-        <w:t xml:space="preserve">  GitHub: https://github.com/EfeObus/NextProperty</w:t>
+        <w:t xml:space="preserve">  GitHub: https://github.com/EfeObus/TK-Reports</w:t>
       </w:r>
     </w:p>
     <w:p>
@@ -1059,7 +1059,7 @@
           <w:szCs w:val="18"/>
           <w:rFonts w:ascii="Times New Roman" w:cs="Times New Roman" w:eastAsia="Times New Roman" w:hAnsi="Times New Roman"/>
         </w:rPr>
-        <w:t xml:space="preserve">  Technologies: Python, Flask, MySQL, Scikit-learn, XGBoost, Docker, JavaScript</w:t>
+        <w:t xml:space="preserve">  Technologies: Python, Flask, OpenAI GPT-4, Pandas, NumPy, SciPy, Matplotlib, Seaborn</w:t>
       </w:r>
     </w:p>
     <w:p>
@@ -1074,31 +1074,31 @@
           <w:szCs w:val="22"/>
           <w:rFonts w:ascii="Times New Roman" w:cs="Times New Roman" w:eastAsia="Times New Roman" w:hAnsi="Times New Roman"/>
         </w:rPr>
-        <w:t xml:space="preserve">Online Retail SQL Analysis</w:t>
-      </w:r>
-      <w:r>
-        <w:rPr>
-          <w:i/>
-          <w:iCs/>
-          <w:sz w:val="20"/>
-          <w:szCs w:val="20"/>
-          <w:rFonts w:ascii="Times New Roman" w:cs="Times New Roman" w:eastAsia="Times New Roman" w:hAnsi="Times New Roman"/>
-        </w:rPr>
-        <w:t xml:space="preserve"> (Jul 2026)</w:t>
-      </w:r>
-    </w:p>
-    <w:p>
-      <w:pPr>
-        <w:spacing w:after="50"/>
-        <w:ind w:left="360"/>
-      </w:pPr>
-      <w:r>
-        <w:rPr>
-          <w:sz w:val="20"/>
-          <w:szCs w:val="20"/>
-          <w:rFonts w:ascii="Times New Roman" w:cs="Times New Roman" w:eastAsia="Times New Roman" w:hAnsi="Times New Roman"/>
-        </w:rPr>
-        <w:t xml:space="preserve">• Designed a normalized PostgreSQL schema and wrote 30 production SQL queries analyzing 500K+ e-commerce transactions, uncovering revenue concentration and segmentation insights while auditing and documenting real bugs in the analysis itself</w:t>
+        <w:t xml:space="preserve">Zodiac Real Estate AI</w:t>
+      </w:r>
+      <w:r>
+        <w:rPr>
+          <w:i/>
+          <w:iCs/>
+          <w:sz w:val="20"/>
+          <w:szCs w:val="20"/>
+          <w:rFonts w:ascii="Times New Roman" w:cs="Times New Roman" w:eastAsia="Times New Roman" w:hAnsi="Times New Roman"/>
+        </w:rPr>
+        <w:t xml:space="preserve"> (May 2025 – Aug 2025)</w:t>
+      </w:r>
+    </w:p>
+    <w:p>
+      <w:pPr>
+        <w:spacing w:after="50"/>
+        <w:ind w:left="360"/>
+      </w:pPr>
+      <w:r>
+        <w:rPr>
+          <w:sz w:val="20"/>
+          <w:szCs w:val="20"/>
+          <w:rFonts w:ascii="Times New Roman" w:cs="Times New Roman" w:eastAsia="Times New Roman" w:hAnsi="Times New Roman"/>
+        </w:rPr>
+        <w:t xml:space="preserve">• Delivered a real estate analytics platform achieving 88.3% ML prediction accuracy across 49,551+ Canadian properties, integrating real-time economic data feeds</w:t>
       </w:r>
     </w:p>
     <w:p>
@@ -1113,7 +1113,7 @@
           <w:szCs w:val="18"/>
           <w:rFonts w:ascii="Times New Roman" w:cs="Times New Roman" w:eastAsia="Times New Roman" w:hAnsi="Times New Roman"/>
         </w:rPr>
-        <w:t xml:space="preserve">  GitHub: https://github.com/EfeObus/Online-Retail-SQL-Analysis</w:t>
+        <w:t xml:space="preserve">  GitHub: https://github.com/EfeObus/NextProperty</w:t>
       </w:r>
     </w:p>
     <w:p>
@@ -1129,6 +1129,76 @@
           <w:szCs w:val="18"/>
           <w:rFonts w:ascii="Times New Roman" w:cs="Times New Roman" w:eastAsia="Times New Roman" w:hAnsi="Times New Roman"/>
         </w:rPr>
+        <w:t xml:space="preserve">  Technologies: Python, Flask, MySQL, Scikit-learn, XGBoost, Docker, JavaScript</w:t>
+      </w:r>
+    </w:p>
+    <w:p>
+      <w:pPr>
+        <w:spacing w:before="150"/>
+      </w:pPr>
+      <w:r>
+        <w:rPr>
+          <w:b/>
+          <w:bCs/>
+          <w:sz w:val="22"/>
+          <w:szCs w:val="22"/>
+          <w:rFonts w:ascii="Times New Roman" w:cs="Times New Roman" w:eastAsia="Times New Roman" w:hAnsi="Times New Roman"/>
+        </w:rPr>
+        <w:t xml:space="preserve">Online Retail SQL Analysis</w:t>
+      </w:r>
+      <w:r>
+        <w:rPr>
+          <w:i/>
+          <w:iCs/>
+          <w:sz w:val="20"/>
+          <w:szCs w:val="20"/>
+          <w:rFonts w:ascii="Times New Roman" w:cs="Times New Roman" w:eastAsia="Times New Roman" w:hAnsi="Times New Roman"/>
+        </w:rPr>
+        <w:t xml:space="preserve"> (Jul 2026)</w:t>
+      </w:r>
+    </w:p>
+    <w:p>
+      <w:pPr>
+        <w:spacing w:after="50"/>
+        <w:ind w:left="360"/>
+      </w:pPr>
+      <w:r>
+        <w:rPr>
+          <w:sz w:val="20"/>
+          <w:szCs w:val="20"/>
+          <w:rFonts w:ascii="Times New Roman" w:cs="Times New Roman" w:eastAsia="Times New Roman" w:hAnsi="Times New Roman"/>
+        </w:rPr>
+        <w:t xml:space="preserve">• Designed a normalized PostgreSQL schema and wrote 30 production SQL queries analyzing 500K+ e-commerce transactions, uncovering revenue concentration and segmentation insights while auditing and documenting real bugs in the analysis itself</w:t>
+      </w:r>
+    </w:p>
+    <w:p>
+      <w:pPr>
+        <w:spacing w:after="50"/>
+        <w:ind w:left="360"/>
+      </w:pPr>
+      <w:r>
+        <w:rPr>
+          <w:color w:val="0066CC"/>
+          <w:sz w:val="18"/>
+          <w:szCs w:val="18"/>
+          <w:rFonts w:ascii="Times New Roman" w:cs="Times New Roman" w:eastAsia="Times New Roman" w:hAnsi="Times New Roman"/>
+        </w:rPr>
+        <w:t xml:space="preserve">  GitHub: https://github.com/EfeObus/Online-Retail-SQL-Analysis</w:t>
+      </w:r>
+    </w:p>
+    <w:p>
+      <w:pPr>
+        <w:spacing w:after="100"/>
+        <w:ind w:left="360"/>
+      </w:pPr>
+      <w:r>
+        <w:rPr>
+          <w:i/>
+          <w:iCs/>
+          <w:sz w:val="18"/>
+          <w:szCs w:val="18"/>
+          <w:rFonts w:ascii="Times New Roman" w:cs="Times New Roman" w:eastAsia="Times New Roman" w:hAnsi="Times New Roman"/>
+        </w:rPr>
         <w:t xml:space="preserve">  Technologies: PostgreSQL, SQL, Window Functions, CTEs, RFM Segmentation, Cohort Analysis, Database Design</w:t>
       </w:r>
     </w:p>
@@ -1168,7 +1238,7 @@
           <w:szCs w:val="20"/>
           <w:rFonts w:ascii="Times New Roman" w:cs="Times New Roman" w:eastAsia="Times New Roman" w:hAnsi="Times New Roman"/>
         </w:rPr>
-        <w:t xml:space="preserve">• Transformed 56,636 messy municipal housing records (2013-2016) into a verified $18.50B market analysis using a dynamic Excel formula engine (VLOOKUP/XLOOKUP/SUMPRODUCT), 9 pivot tables, and a KPI dashboard</w:t>
+        <w:t xml:space="preserve">• Transformed 56,636 messy municipal housing records (2013-2016) into a verified $18.50B market analysis — surfacing a $327,581 average vs. $205,838 median sale price to flag outlier skew — via an Excel formula engine (VLOOKUP/XLOOKUP/SUMPRODUCT) and a 9-pivot-table KPI dashboard</w:t>
       </w:r>
     </w:p>
     <w:p>

--- a/documents/Efe_Obukohwo_Resume_DataAnalyst.docx
+++ b/documents/Efe_Obukohwo_Resume_DataAnalyst.docx
@@ -60,7 +60,7 @@
           <w:szCs w:val="18"/>
           <w:rFonts w:ascii="Times New Roman" w:cs="Times New Roman" w:eastAsia="Times New Roman" w:hAnsi="Times New Roman"/>
         </w:rPr>
-        <w:t xml:space="preserve">LinkedIn: linkedin.com/in/efe-obukohwo | GitHub: github.com/EfeObus</w:t>
+        <w:t xml:space="preserve">Portfolio: efeobus.github.io/Efe-Obukohwo | LinkedIn: linkedin.com/in/efe-obukohwo | GitHub: github.com/EfeObus</w:t>
       </w:r>
     </w:p>
     <w:p>

--- a/documents/Efe_Obukohwo_Resume_DataAnalyst.docx
+++ b/documents/Efe_Obukohwo_Resume_DataAnalyst.docx
@@ -506,86 +506,6 @@
           <w:szCs w:val="22"/>
           <w:rFonts w:ascii="Times New Roman" w:cs="Times New Roman" w:eastAsia="Times New Roman" w:hAnsi="Times New Roman"/>
         </w:rPr>
-        <w:t xml:space="preserve">IT Consultant</w:t>
-      </w:r>
-      <w:r>
-        <w:rPr>
-          <w:sz w:val="22"/>
-          <w:szCs w:val="22"/>
-          <w:rFonts w:ascii="Times New Roman" w:cs="Times New Roman" w:eastAsia="Times New Roman" w:hAnsi="Times New Roman"/>
-        </w:rPr>
-        <w:t xml:space="preserve"> | Finecare Diagnostic Limited</w:t>
-      </w:r>
-    </w:p>
-    <w:p>
-      <w:pPr>
-        <w:spacing w:after="100"/>
-      </w:pPr>
-      <w:r>
-        <w:rPr>
-          <w:i/>
-          <w:iCs/>
-          <w:sz w:val="20"/>
-          <w:szCs w:val="20"/>
-          <w:rFonts w:ascii="Times New Roman" w:cs="Times New Roman" w:eastAsia="Times New Roman" w:hAnsi="Times New Roman"/>
-        </w:rPr>
-        <w:t xml:space="preserve">Sapele, Nigeria | Oct 2020 – Oct 2021</w:t>
-      </w:r>
-    </w:p>
-    <w:p>
-      <w:pPr>
-        <w:spacing w:after="50"/>
-        <w:ind w:left="360"/>
-      </w:pPr>
-      <w:r>
-        <w:rPr>
-          <w:sz w:val="20"/>
-          <w:szCs w:val="20"/>
-          <w:rFonts w:ascii="Times New Roman" w:cs="Times New Roman" w:eastAsia="Times New Roman" w:hAnsi="Times New Roman"/>
-        </w:rPr>
-        <w:t xml:space="preserve">• Devised and executed IT infrastructure solutions, including network setup and maintenance, boosting operational efficiency</w:t>
-      </w:r>
-    </w:p>
-    <w:p>
-      <w:pPr>
-        <w:spacing w:after="50"/>
-        <w:ind w:left="360"/>
-      </w:pPr>
-      <w:r>
-        <w:rPr>
-          <w:sz w:val="20"/>
-          <w:szCs w:val="20"/>
-          <w:rFonts w:ascii="Times New Roman" w:cs="Times New Roman" w:eastAsia="Times New Roman" w:hAnsi="Times New Roman"/>
-        </w:rPr>
-        <w:t xml:space="preserve">• Achieved a 65% increase in accounting accuracy by introducing invoicing software for receipts generation</w:t>
-      </w:r>
-    </w:p>
-    <w:p>
-      <w:pPr>
-        <w:spacing w:after="50"/>
-        <w:ind w:left="360"/>
-      </w:pPr>
-      <w:r>
-        <w:rPr>
-          <w:sz w:val="20"/>
-          <w:szCs w:val="20"/>
-          <w:rFonts w:ascii="Times New Roman" w:cs="Times New Roman" w:eastAsia="Times New Roman" w:hAnsi="Times New Roman"/>
-        </w:rPr>
-        <w:t xml:space="preserve">• Conducted market research and customer surveys to identify business expansion opportunities</w:t>
-      </w:r>
-    </w:p>
-    <w:p>
-      <w:pPr>
-        <w:spacing w:before="150"/>
-      </w:pPr>
-      <w:r>
-        <w:rPr>
-          <w:b/>
-          <w:bCs/>
-          <w:sz w:val="22"/>
-          <w:szCs w:val="22"/>
-          <w:rFonts w:ascii="Times New Roman" w:cs="Times New Roman" w:eastAsia="Times New Roman" w:hAnsi="Times New Roman"/>
-        </w:rPr>
         <w:t xml:space="preserve">IT Support Specialist</w:t>
       </w:r>
       <w:r>
@@ -609,7 +529,7 @@
           <w:szCs w:val="20"/>
           <w:rFonts w:ascii="Times New Roman" w:cs="Times New Roman" w:eastAsia="Times New Roman" w:hAnsi="Times New Roman"/>
         </w:rPr>
-        <w:t xml:space="preserve">Mosogar, Nigeria | Nov 2018 – Oct 2020</w:t>
+        <w:t xml:space="preserve">Mosogar, Nigeria | Nov 2017 – Oct 2019</w:t>
       </w:r>
     </w:p>
     <w:p>

--- a/documents/Efe_Obukohwo_Resume_DataAnalyst.docx
+++ b/documents/Efe_Obukohwo_Resume_DataAnalyst.docx
@@ -924,31 +924,31 @@
           <w:szCs w:val="22"/>
           <w:rFonts w:ascii="Times New Roman" w:cs="Times New Roman" w:eastAsia="Times New Roman" w:hAnsi="Times New Roman"/>
         </w:rPr>
-        <w:t xml:space="preserve">TK Reports - AI-Powered Data Analysis</w:t>
-      </w:r>
-      <w:r>
-        <w:rPr>
-          <w:i/>
-          <w:iCs/>
-          <w:sz w:val="20"/>
-          <w:szCs w:val="20"/>
-          <w:rFonts w:ascii="Times New Roman" w:cs="Times New Roman" w:eastAsia="Times New Roman" w:hAnsi="Times New Roman"/>
-        </w:rPr>
-        <w:t xml:space="preserve"> (Oct 2024)</w:t>
-      </w:r>
-    </w:p>
-    <w:p>
-      <w:pPr>
-        <w:spacing w:after="50"/>
-        <w:ind w:left="360"/>
-      </w:pPr>
-      <w:r>
-        <w:rPr>
-          <w:sz w:val="20"/>
-          <w:szCs w:val="20"/>
-          <w:rFonts w:ascii="Times New Roman" w:cs="Times New Roman" w:eastAsia="Times New Roman" w:hAnsi="Times New Roman"/>
-        </w:rPr>
-        <w:t xml:space="preserve">• Built a GPT-4-powered analytics platform that transforms raw datasets into 15+ page executive reports, automating statistical analysis, outlier detection, and visualization generation</w:t>
+        <w:t xml:space="preserve">Online Retail SQL Analysis</w:t>
+      </w:r>
+      <w:r>
+        <w:rPr>
+          <w:i/>
+          <w:iCs/>
+          <w:sz w:val="20"/>
+          <w:szCs w:val="20"/>
+          <w:rFonts w:ascii="Times New Roman" w:cs="Times New Roman" w:eastAsia="Times New Roman" w:hAnsi="Times New Roman"/>
+        </w:rPr>
+        <w:t xml:space="preserve"> (Jul 2026)</w:t>
+      </w:r>
+    </w:p>
+    <w:p>
+      <w:pPr>
+        <w:spacing w:after="50"/>
+        <w:ind w:left="360"/>
+      </w:pPr>
+      <w:r>
+        <w:rPr>
+          <w:sz w:val="20"/>
+          <w:szCs w:val="20"/>
+          <w:rFonts w:ascii="Times New Roman" w:cs="Times New Roman" w:eastAsia="Times New Roman" w:hAnsi="Times New Roman"/>
+        </w:rPr>
+        <w:t xml:space="preserve">• Designed a normalized PostgreSQL schema and wrote 30 production SQL queries analyzing 500K+ e-commerce transactions, uncovering revenue concentration and segmentation insights while auditing and documenting real bugs in the analysis itself</w:t>
       </w:r>
     </w:p>
     <w:p>
@@ -963,7 +963,7 @@
           <w:szCs w:val="18"/>
           <w:rFonts w:ascii="Times New Roman" w:cs="Times New Roman" w:eastAsia="Times New Roman" w:hAnsi="Times New Roman"/>
         </w:rPr>
-        <w:t xml:space="preserve">  GitHub: https://github.com/EfeObus/TK-Reports</w:t>
+        <w:t xml:space="preserve">  GitHub: https://github.com/EfeObus/Online-Retail-SQL-Analysis</w:t>
       </w:r>
     </w:p>
     <w:p>
@@ -979,7 +979,7 @@
           <w:szCs w:val="18"/>
           <w:rFonts w:ascii="Times New Roman" w:cs="Times New Roman" w:eastAsia="Times New Roman" w:hAnsi="Times New Roman"/>
         </w:rPr>
-        <w:t xml:space="preserve">  Technologies: Python, Flask, OpenAI GPT-4, Pandas, NumPy, SciPy, Matplotlib, Seaborn</w:t>
+        <w:t xml:space="preserve">  Technologies: PostgreSQL, SQL, Window Functions, CTEs, RFM Segmentation, Cohort Analysis, Database Design</w:t>
       </w:r>
     </w:p>
     <w:p>
@@ -994,31 +994,31 @@
           <w:szCs w:val="22"/>
           <w:rFonts w:ascii="Times New Roman" w:cs="Times New Roman" w:eastAsia="Times New Roman" w:hAnsi="Times New Roman"/>
         </w:rPr>
-        <w:t xml:space="preserve">Zodiac Real Estate AI</w:t>
-      </w:r>
-      <w:r>
-        <w:rPr>
-          <w:i/>
-          <w:iCs/>
-          <w:sz w:val="20"/>
-          <w:szCs w:val="20"/>
-          <w:rFonts w:ascii="Times New Roman" w:cs="Times New Roman" w:eastAsia="Times New Roman" w:hAnsi="Times New Roman"/>
-        </w:rPr>
-        <w:t xml:space="preserve"> (May 2025 – Aug 2025)</w:t>
-      </w:r>
-    </w:p>
-    <w:p>
-      <w:pPr>
-        <w:spacing w:after="50"/>
-        <w:ind w:left="360"/>
-      </w:pPr>
-      <w:r>
-        <w:rPr>
-          <w:sz w:val="20"/>
-          <w:szCs w:val="20"/>
-          <w:rFonts w:ascii="Times New Roman" w:cs="Times New Roman" w:eastAsia="Times New Roman" w:hAnsi="Times New Roman"/>
-        </w:rPr>
-        <w:t xml:space="preserve">• Delivered a real estate analytics platform achieving 88.3% ML prediction accuracy across 49,551+ Canadian properties, integrating real-time economic data feeds</w:t>
+        <w:t xml:space="preserve">Nashville Housing Market Analysis</w:t>
+      </w:r>
+      <w:r>
+        <w:rPr>
+          <w:i/>
+          <w:iCs/>
+          <w:sz w:val="20"/>
+          <w:szCs w:val="20"/>
+          <w:rFonts w:ascii="Times New Roman" w:cs="Times New Roman" w:eastAsia="Times New Roman" w:hAnsi="Times New Roman"/>
+        </w:rPr>
+        <w:t xml:space="preserve"> (Jul 2026)</w:t>
+      </w:r>
+    </w:p>
+    <w:p>
+      <w:pPr>
+        <w:spacing w:after="50"/>
+        <w:ind w:left="360"/>
+      </w:pPr>
+      <w:r>
+        <w:rPr>
+          <w:sz w:val="20"/>
+          <w:szCs w:val="20"/>
+          <w:rFonts w:ascii="Times New Roman" w:cs="Times New Roman" w:eastAsia="Times New Roman" w:hAnsi="Times New Roman"/>
+        </w:rPr>
+        <w:t xml:space="preserve">• Transformed 56,636 messy municipal housing records (2013-2016) into a verified $18.50B market analysis — surfacing a $327,581 average vs. $205,838 median sale price to flag outlier skew — via an Excel formula engine (VLOOKUP/XLOOKUP/SUMPRODUCT) and a 9-pivot-table KPI dashboard</w:t>
       </w:r>
     </w:p>
     <w:p>
@@ -1033,7 +1033,7 @@
           <w:szCs w:val="18"/>
           <w:rFonts w:ascii="Times New Roman" w:cs="Times New Roman" w:eastAsia="Times New Roman" w:hAnsi="Times New Roman"/>
         </w:rPr>
-        <w:t xml:space="preserve">  GitHub: https://github.com/EfeObus/NextProperty</w:t>
+        <w:t xml:space="preserve">  GitHub: https://github.com/EfeObus/Nashville-Housing</w:t>
       </w:r>
     </w:p>
     <w:p>
@@ -1049,7 +1049,7 @@
           <w:szCs w:val="18"/>
           <w:rFonts w:ascii="Times New Roman" w:cs="Times New Roman" w:eastAsia="Times New Roman" w:hAnsi="Times New Roman"/>
         </w:rPr>
-        <w:t xml:space="preserve">  Technologies: Python, Flask, MySQL, Scikit-learn, XGBoost, Docker, JavaScript</w:t>
+        <w:t xml:space="preserve">  Technologies: Microsoft Excel, VLOOKUP/XLOOKUP, INDEX/MATCH, Pivot Tables, SUMPRODUCT, Data Cleaning, Business Intelligence</w:t>
       </w:r>
     </w:p>
     <w:p>
@@ -1064,31 +1064,31 @@
           <w:szCs w:val="22"/>
           <w:rFonts w:ascii="Times New Roman" w:cs="Times New Roman" w:eastAsia="Times New Roman" w:hAnsi="Times New Roman"/>
         </w:rPr>
-        <w:t xml:space="preserve">Online Retail SQL Analysis</w:t>
-      </w:r>
-      <w:r>
-        <w:rPr>
-          <w:i/>
-          <w:iCs/>
-          <w:sz w:val="20"/>
-          <w:szCs w:val="20"/>
-          <w:rFonts w:ascii="Times New Roman" w:cs="Times New Roman" w:eastAsia="Times New Roman" w:hAnsi="Times New Roman"/>
-        </w:rPr>
-        <w:t xml:space="preserve"> (Jul 2026)</w:t>
-      </w:r>
-    </w:p>
-    <w:p>
-      <w:pPr>
-        <w:spacing w:after="50"/>
-        <w:ind w:left="360"/>
-      </w:pPr>
-      <w:r>
-        <w:rPr>
-          <w:sz w:val="20"/>
-          <w:szCs w:val="20"/>
-          <w:rFonts w:ascii="Times New Roman" w:cs="Times New Roman" w:eastAsia="Times New Roman" w:hAnsi="Times New Roman"/>
-        </w:rPr>
-        <w:t xml:space="preserve">• Designed a normalized PostgreSQL schema and wrote 30 production SQL queries analyzing 500K+ e-commerce transactions, uncovering revenue concentration and segmentation insights while auditing and documenting real bugs in the analysis itself</w:t>
+        <w:t xml:space="preserve">Zodiac Real Estate AI</w:t>
+      </w:r>
+      <w:r>
+        <w:rPr>
+          <w:i/>
+          <w:iCs/>
+          <w:sz w:val="20"/>
+          <w:szCs w:val="20"/>
+          <w:rFonts w:ascii="Times New Roman" w:cs="Times New Roman" w:eastAsia="Times New Roman" w:hAnsi="Times New Roman"/>
+        </w:rPr>
+        <w:t xml:space="preserve"> (May 2025 – Aug 2025)</w:t>
+      </w:r>
+    </w:p>
+    <w:p>
+      <w:pPr>
+        <w:spacing w:after="50"/>
+        <w:ind w:left="360"/>
+      </w:pPr>
+      <w:r>
+        <w:rPr>
+          <w:sz w:val="20"/>
+          <w:szCs w:val="20"/>
+          <w:rFonts w:ascii="Times New Roman" w:cs="Times New Roman" w:eastAsia="Times New Roman" w:hAnsi="Times New Roman"/>
+        </w:rPr>
+        <w:t xml:space="preserve">• Delivered a real estate analytics platform achieving 88.3% ML prediction accuracy across 49,551+ Canadian properties, integrating real-time economic data feeds</w:t>
       </w:r>
     </w:p>
     <w:p>
@@ -1103,7 +1103,7 @@
           <w:szCs w:val="18"/>
           <w:rFonts w:ascii="Times New Roman" w:cs="Times New Roman" w:eastAsia="Times New Roman" w:hAnsi="Times New Roman"/>
         </w:rPr>
-        <w:t xml:space="preserve">  GitHub: https://github.com/EfeObus/Online-Retail-SQL-Analysis</w:t>
+        <w:t xml:space="preserve">  GitHub: https://github.com/EfeObus/NextProperty</w:t>
       </w:r>
     </w:p>
     <w:p>
@@ -1119,7 +1119,7 @@
           <w:szCs w:val="18"/>
           <w:rFonts w:ascii="Times New Roman" w:cs="Times New Roman" w:eastAsia="Times New Roman" w:hAnsi="Times New Roman"/>
         </w:rPr>
-        <w:t xml:space="preserve">  Technologies: PostgreSQL, SQL, Window Functions, CTEs, RFM Segmentation, Cohort Analysis, Database Design</w:t>
+        <w:t xml:space="preserve">  Technologies: Python, Flask, MySQL, Scikit-learn, XGBoost, Docker, JavaScript</w:t>
       </w:r>
     </w:p>
     <w:p>
@@ -1134,31 +1134,31 @@
           <w:szCs w:val="22"/>
           <w:rFonts w:ascii="Times New Roman" w:cs="Times New Roman" w:eastAsia="Times New Roman" w:hAnsi="Times New Roman"/>
         </w:rPr>
-        <w:t xml:space="preserve">Nashville Housing Market Analysis</w:t>
-      </w:r>
-      <w:r>
-        <w:rPr>
-          <w:i/>
-          <w:iCs/>
-          <w:sz w:val="20"/>
-          <w:szCs w:val="20"/>
-          <w:rFonts w:ascii="Times New Roman" w:cs="Times New Roman" w:eastAsia="Times New Roman" w:hAnsi="Times New Roman"/>
-        </w:rPr>
-        <w:t xml:space="preserve"> (Jul 2026)</w:t>
-      </w:r>
-    </w:p>
-    <w:p>
-      <w:pPr>
-        <w:spacing w:after="50"/>
-        <w:ind w:left="360"/>
-      </w:pPr>
-      <w:r>
-        <w:rPr>
-          <w:sz w:val="20"/>
-          <w:szCs w:val="20"/>
-          <w:rFonts w:ascii="Times New Roman" w:cs="Times New Roman" w:eastAsia="Times New Roman" w:hAnsi="Times New Roman"/>
-        </w:rPr>
-        <w:t xml:space="preserve">• Transformed 56,636 messy municipal housing records (2013-2016) into a verified $18.50B market analysis — surfacing a $327,581 average vs. $205,838 median sale price to flag outlier skew — via an Excel formula engine (VLOOKUP/XLOOKUP/SUMPRODUCT) and a 9-pivot-table KPI dashboard</w:t>
+        <w:t xml:space="preserve">TK Reports - AI-Powered Data Analysis</w:t>
+      </w:r>
+      <w:r>
+        <w:rPr>
+          <w:i/>
+          <w:iCs/>
+          <w:sz w:val="20"/>
+          <w:szCs w:val="20"/>
+          <w:rFonts w:ascii="Times New Roman" w:cs="Times New Roman" w:eastAsia="Times New Roman" w:hAnsi="Times New Roman"/>
+        </w:rPr>
+        <w:t xml:space="preserve"> (Oct 2024)</w:t>
+      </w:r>
+    </w:p>
+    <w:p>
+      <w:pPr>
+        <w:spacing w:after="50"/>
+        <w:ind w:left="360"/>
+      </w:pPr>
+      <w:r>
+        <w:rPr>
+          <w:sz w:val="20"/>
+          <w:szCs w:val="20"/>
+          <w:rFonts w:ascii="Times New Roman" w:cs="Times New Roman" w:eastAsia="Times New Roman" w:hAnsi="Times New Roman"/>
+        </w:rPr>
+        <w:t xml:space="preserve">• Built a GPT-4-powered analytics platform that transforms raw datasets into 15+ page executive reports, automating statistical analysis, outlier detection, and visualization generation</w:t>
       </w:r>
     </w:p>
     <w:p>
@@ -1173,7 +1173,7 @@
           <w:szCs w:val="18"/>
           <w:rFonts w:ascii="Times New Roman" w:cs="Times New Roman" w:eastAsia="Times New Roman" w:hAnsi="Times New Roman"/>
         </w:rPr>
-        <w:t xml:space="preserve">  GitHub: https://github.com/EfeObus/Nashville-Housing</w:t>
+        <w:t xml:space="preserve">  GitHub: https://github.com/EfeObus/TK-Reports</w:t>
       </w:r>
     </w:p>
     <w:p>
@@ -1189,7 +1189,7 @@
           <w:szCs w:val="18"/>
           <w:rFonts w:ascii="Times New Roman" w:cs="Times New Roman" w:eastAsia="Times New Roman" w:hAnsi="Times New Roman"/>
         </w:rPr>
-        <w:t xml:space="preserve">  Technologies: Microsoft Excel, VLOOKUP/XLOOKUP, INDEX/MATCH, Pivot Tables, SUMPRODUCT, Data Cleaning, Business Intelligence</w:t>
+        <w:t xml:space="preserve">  Technologies: Python, Flask, OpenAI GPT-4, Pandas, NumPy, SciPy, Matplotlib, Seaborn</w:t>
       </w:r>
     </w:p>
     <w:p>

--- a/documents/Efe_Obukohwo_Resume_DataAnalyst.docx
+++ b/documents/Efe_Obukohwo_Resume_DataAnalyst.docx
@@ -252,6 +252,86 @@
           <w:szCs w:val="22"/>
           <w:rFonts w:ascii="Times New Roman" w:cs="Times New Roman" w:eastAsia="Times New Roman" w:hAnsi="Times New Roman"/>
         </w:rPr>
+        <w:t xml:space="preserve">Customer Service Representative</w:t>
+      </w:r>
+      <w:r>
+        <w:rPr>
+          <w:sz w:val="22"/>
+          <w:szCs w:val="22"/>
+          <w:rFonts w:ascii="Times New Roman" w:cs="Times New Roman" w:eastAsia="Times New Roman" w:hAnsi="Times New Roman"/>
+        </w:rPr>
+        <w:t xml:space="preserve"> | IGNITE Student Life, Humber College</w:t>
+      </w:r>
+    </w:p>
+    <w:p>
+      <w:pPr>
+        <w:spacing w:after="100"/>
+      </w:pPr>
+      <w:r>
+        <w:rPr>
+          <w:i/>
+          <w:iCs/>
+          <w:sz w:val="20"/>
+          <w:szCs w:val="20"/>
+          <w:rFonts w:ascii="Times New Roman" w:cs="Times New Roman" w:eastAsia="Times New Roman" w:hAnsi="Times New Roman"/>
+        </w:rPr>
+        <w:t xml:space="preserve">Toronto, ON | Aug 2024 – May 2025</w:t>
+      </w:r>
+    </w:p>
+    <w:p>
+      <w:pPr>
+        <w:spacing w:after="50"/>
+        <w:ind w:left="360"/>
+      </w:pPr>
+      <w:r>
+        <w:rPr>
+          <w:sz w:val="20"/>
+          <w:szCs w:val="20"/>
+          <w:rFonts w:ascii="Times New Roman" w:cs="Times New Roman" w:eastAsia="Times New Roman" w:hAnsi="Times New Roman"/>
+        </w:rPr>
+        <w:t xml:space="preserve">• Automated a manual student registration and check-in workflow for the IGNITE Sleep Lounge, eliminating manual processing for 20,000+ students and cutting processing time by 90%</w:t>
+      </w:r>
+    </w:p>
+    <w:p>
+      <w:pPr>
+        <w:spacing w:after="50"/>
+        <w:ind w:left="360"/>
+      </w:pPr>
+      <w:r>
+        <w:rPr>
+          <w:sz w:val="20"/>
+          <w:szCs w:val="20"/>
+          <w:rFonts w:ascii="Times New Roman" w:cs="Times New Roman" w:eastAsia="Times New Roman" w:hAnsi="Times New Roman"/>
+        </w:rPr>
+        <w:t xml:space="preserve">• Led root-cause analysis on the insurance opt-in process, redesigning the workflow to cut processing time by 15%</w:t>
+      </w:r>
+    </w:p>
+    <w:p>
+      <w:pPr>
+        <w:spacing w:after="50"/>
+        <w:ind w:left="360"/>
+      </w:pPr>
+      <w:r>
+        <w:rPr>
+          <w:sz w:val="20"/>
+          <w:szCs w:val="20"/>
+          <w:rFonts w:ascii="Times New Roman" w:cs="Times New Roman" w:eastAsia="Times New Roman" w:hAnsi="Times New Roman"/>
+        </w:rPr>
+        <w:t xml:space="preserve">• Resolved billing issues and account discrepancies across a high volume of inbound student inquiries via phone, email, and live chat</w:t>
+      </w:r>
+    </w:p>
+    <w:p>
+      <w:pPr>
+        <w:spacing w:before="150"/>
+      </w:pPr>
+      <w:r>
+        <w:rPr>
+          <w:b/>
+          <w:bCs/>
+          <w:sz w:val="22"/>
+          <w:szCs w:val="22"/>
+          <w:rFonts w:ascii="Times New Roman" w:cs="Times New Roman" w:eastAsia="Times New Roman" w:hAnsi="Times New Roman"/>
+        </w:rPr>
         <w:t xml:space="preserve">Database Consultant</w:t>
       </w:r>
       <w:r>
@@ -346,58 +426,58 @@
           <w:szCs w:val="22"/>
           <w:rFonts w:ascii="Times New Roman" w:cs="Times New Roman" w:eastAsia="Times New Roman" w:hAnsi="Times New Roman"/>
         </w:rPr>
-        <w:t xml:space="preserve">Customer Service Representative</w:t>
-      </w:r>
-      <w:r>
-        <w:rPr>
-          <w:sz w:val="22"/>
-          <w:szCs w:val="22"/>
-          <w:rFonts w:ascii="Times New Roman" w:cs="Times New Roman" w:eastAsia="Times New Roman" w:hAnsi="Times New Roman"/>
-        </w:rPr>
-        <w:t xml:space="preserve"> | IGNITE Student Life, Humber College</w:t>
-      </w:r>
-    </w:p>
-    <w:p>
-      <w:pPr>
-        <w:spacing w:after="100"/>
-      </w:pPr>
-      <w:r>
-        <w:rPr>
-          <w:i/>
-          <w:iCs/>
-          <w:sz w:val="20"/>
-          <w:szCs w:val="20"/>
-          <w:rFonts w:ascii="Times New Roman" w:cs="Times New Roman" w:eastAsia="Times New Roman" w:hAnsi="Times New Roman"/>
-        </w:rPr>
-        <w:t xml:space="preserve">Toronto, ON | Aug 2024 – May 2025</w:t>
-      </w:r>
-    </w:p>
-    <w:p>
-      <w:pPr>
-        <w:spacing w:after="50"/>
-        <w:ind w:left="360"/>
-      </w:pPr>
-      <w:r>
-        <w:rPr>
-          <w:sz w:val="20"/>
-          <w:szCs w:val="20"/>
-          <w:rFonts w:ascii="Times New Roman" w:cs="Times New Roman" w:eastAsia="Times New Roman" w:hAnsi="Times New Roman"/>
-        </w:rPr>
-        <w:t xml:space="preserve">• Resolved billing issues and account discrepancies across a high volume of inbound student inquiries via phone, email, and live chat</w:t>
-      </w:r>
-    </w:p>
-    <w:p>
-      <w:pPr>
-        <w:spacing w:after="50"/>
-        <w:ind w:left="360"/>
-      </w:pPr>
-      <w:r>
-        <w:rPr>
-          <w:sz w:val="20"/>
-          <w:szCs w:val="20"/>
-          <w:rFonts w:ascii="Times New Roman" w:cs="Times New Roman" w:eastAsia="Times New Roman" w:hAnsi="Times New Roman"/>
-        </w:rPr>
-        <w:t xml:space="preserve">• Advised students on IGNITE services, wellness resources, and campus events while consistently meeting call-resolution and satisfaction targets</w:t>
+        <w:t xml:space="preserve">Research Analyst</w:t>
+      </w:r>
+      <w:r>
+        <w:rPr>
+          <w:sz w:val="22"/>
+          <w:szCs w:val="22"/>
+          <w:rFonts w:ascii="Times New Roman" w:cs="Times New Roman" w:eastAsia="Times New Roman" w:hAnsi="Times New Roman"/>
+        </w:rPr>
+        <w:t xml:space="preserve"> | Flip Foundation, Inc.</w:t>
+      </w:r>
+    </w:p>
+    <w:p>
+      <w:pPr>
+        <w:spacing w:after="100"/>
+      </w:pPr>
+      <w:r>
+        <w:rPr>
+          <w:i/>
+          <w:iCs/>
+          <w:sz w:val="20"/>
+          <w:szCs w:val="20"/>
+          <w:rFonts w:ascii="Times New Roman" w:cs="Times New Roman" w:eastAsia="Times New Roman" w:hAnsi="Times New Roman"/>
+        </w:rPr>
+        <w:t xml:space="preserve">Canada | May 2023 – Aug 2023 (Concurrent)</w:t>
+      </w:r>
+    </w:p>
+    <w:p>
+      <w:pPr>
+        <w:spacing w:after="50"/>
+        <w:ind w:left="360"/>
+      </w:pPr>
+      <w:r>
+        <w:rPr>
+          <w:sz w:val="20"/>
+          <w:szCs w:val="20"/>
+          <w:rFonts w:ascii="Times New Roman" w:cs="Times New Roman" w:eastAsia="Times New Roman" w:hAnsi="Times New Roman"/>
+        </w:rPr>
+        <w:t xml:space="preserve">• Conducted quantitative and qualitative analysis on leadership barriers among LGBTQ+ and BIPOC youth using SPSS, SQL, and Excel, then visualized findings in Power BI and Infogram for stakeholder presentations</w:t>
+      </w:r>
+    </w:p>
+    <w:p>
+      <w:pPr>
+        <w:spacing w:after="50"/>
+        <w:ind w:left="360"/>
+      </w:pPr>
+      <w:r>
+        <w:rPr>
+          <w:sz w:val="20"/>
+          <w:szCs w:val="20"/>
+          <w:rFonts w:ascii="Times New Roman" w:cs="Times New Roman" w:eastAsia="Times New Roman" w:hAnsi="Times New Roman"/>
+        </w:rPr>
+        <w:t xml:space="preserve">• Authored research reports synthesizing key trends and statistical findings, presenting outcomes directly to stakeholders to guide data-driven program decisions</w:t>
       </w:r>
     </w:p>
     <w:p>
@@ -412,6 +492,58 @@
           <w:szCs w:val="22"/>
           <w:rFonts w:ascii="Times New Roman" w:cs="Times New Roman" w:eastAsia="Times New Roman" w:hAnsi="Times New Roman"/>
         </w:rPr>
+        <w:t xml:space="preserve">IT Department Lead</w:t>
+      </w:r>
+      <w:r>
+        <w:rPr>
+          <w:sz w:val="22"/>
+          <w:szCs w:val="22"/>
+          <w:rFonts w:ascii="Times New Roman" w:cs="Times New Roman" w:eastAsia="Times New Roman" w:hAnsi="Times New Roman"/>
+        </w:rPr>
+        <w:t xml:space="preserve"> | Our Lady of Nigeria Secondary School</w:t>
+      </w:r>
+    </w:p>
+    <w:p>
+      <w:pPr>
+        <w:spacing w:after="100"/>
+      </w:pPr>
+      <w:r>
+        <w:rPr>
+          <w:i/>
+          <w:iCs/>
+          <w:sz w:val="20"/>
+          <w:szCs w:val="20"/>
+          <w:rFonts w:ascii="Times New Roman" w:cs="Times New Roman" w:eastAsia="Times New Roman" w:hAnsi="Times New Roman"/>
+        </w:rPr>
+        <w:t xml:space="preserve">Oghara, Delta State, Nigeria | Jan 2021 – Aug 2021 (Part-time)</w:t>
+      </w:r>
+    </w:p>
+    <w:p>
+      <w:pPr>
+        <w:spacing w:after="50"/>
+        <w:ind w:left="360"/>
+      </w:pPr>
+      <w:r>
+        <w:rPr>
+          <w:sz w:val="20"/>
+          <w:szCs w:val="20"/>
+          <w:rFonts w:ascii="Times New Roman" w:cs="Times New Roman" w:eastAsia="Times New Roman" w:hAnsi="Times New Roman"/>
+        </w:rPr>
+        <w:t xml:space="preserve">• Led a departmental initiative to digitize lesson-plan creation and approval via the school website, increasing teacher collaboration and efficiency by 50%</w:t>
+      </w:r>
+    </w:p>
+    <w:p>
+      <w:pPr>
+        <w:spacing w:before="150"/>
+      </w:pPr>
+      <w:r>
+        <w:rPr>
+          <w:b/>
+          <w:bCs/>
+          <w:sz w:val="22"/>
+          <w:szCs w:val="22"/>
+          <w:rFonts w:ascii="Times New Roman" w:cs="Times New Roman" w:eastAsia="Times New Roman" w:hAnsi="Times New Roman"/>
+        </w:rPr>
         <w:t xml:space="preserve">Compliance Officer - AML/Fraud</w:t>
       </w:r>
       <w:r>
@@ -435,7 +567,7 @@
           <w:szCs w:val="20"/>
           <w:rFonts w:ascii="Times New Roman" w:cs="Times New Roman" w:eastAsia="Times New Roman" w:hAnsi="Times New Roman"/>
         </w:rPr>
-        <w:t xml:space="preserve">Sapele, Nigeria | Nov 2019 – Aug 2022</w:t>
+        <w:t xml:space="preserve">Sapele, Nigeria | Nov 2019 – Aug 2022 (Third-Party Contract, Full-Time)</w:t>
       </w:r>
     </w:p>
     <w:p>
@@ -506,6 +638,58 @@
           <w:szCs w:val="22"/>
           <w:rFonts w:ascii="Times New Roman" w:cs="Times New Roman" w:eastAsia="Times New Roman" w:hAnsi="Times New Roman"/>
         </w:rPr>
+        <w:t xml:space="preserve">Data Processing Teacher</w:t>
+      </w:r>
+      <w:r>
+        <w:rPr>
+          <w:sz w:val="22"/>
+          <w:szCs w:val="22"/>
+          <w:rFonts w:ascii="Times New Roman" w:cs="Times New Roman" w:eastAsia="Times New Roman" w:hAnsi="Times New Roman"/>
+        </w:rPr>
+        <w:t xml:space="preserve"> | Our Lady of Nigeria Secondary School</w:t>
+      </w:r>
+    </w:p>
+    <w:p>
+      <w:pPr>
+        <w:spacing w:after="100"/>
+      </w:pPr>
+      <w:r>
+        <w:rPr>
+          <w:i/>
+          <w:iCs/>
+          <w:sz w:val="20"/>
+          <w:szCs w:val="20"/>
+          <w:rFonts w:ascii="Times New Roman" w:cs="Times New Roman" w:eastAsia="Times New Roman" w:hAnsi="Times New Roman"/>
+        </w:rPr>
+        <w:t xml:space="preserve">Oghara, Delta State, Nigeria | Sep 2019 – Aug 2021 (Part-time)</w:t>
+      </w:r>
+    </w:p>
+    <w:p>
+      <w:pPr>
+        <w:spacing w:after="50"/>
+        <w:ind w:left="360"/>
+      </w:pPr>
+      <w:r>
+        <w:rPr>
+          <w:sz w:val="20"/>
+          <w:szCs w:val="20"/>
+          <w:rFonts w:ascii="Times New Roman" w:cs="Times New Roman" w:eastAsia="Times New Roman" w:hAnsi="Times New Roman"/>
+        </w:rPr>
+        <w:t xml:space="preserve">• Pioneered the school's transition from manual to digital result computation, improving accuracy and cutting processing time by 75%, while applying data-driven teaching strategies that lifted average student grades by 20%</w:t>
+      </w:r>
+    </w:p>
+    <w:p>
+      <w:pPr>
+        <w:spacing w:before="150"/>
+      </w:pPr>
+      <w:r>
+        <w:rPr>
+          <w:b/>
+          <w:bCs/>
+          <w:sz w:val="22"/>
+          <w:szCs w:val="22"/>
+          <w:rFonts w:ascii="Times New Roman" w:cs="Times New Roman" w:eastAsia="Times New Roman" w:hAnsi="Times New Roman"/>
+        </w:rPr>
         <w:t xml:space="preserve">IT Support Specialist</w:t>
       </w:r>
       <w:r>
@@ -529,7 +713,7 @@
           <w:szCs w:val="20"/>
           <w:rFonts w:ascii="Times New Roman" w:cs="Times New Roman" w:eastAsia="Times New Roman" w:hAnsi="Times New Roman"/>
         </w:rPr>
-        <w:t xml:space="preserve">Mosogar, Nigeria | Nov 2017 – Oct 2019</w:t>
+        <w:t xml:space="preserve">Mosogar, Nigeria | Nov 2017 – Oct 2019 (Part-time)</w:t>
       </w:r>
     </w:p>
     <w:p>
@@ -572,6 +756,58 @@
           <w:rFonts w:ascii="Times New Roman" w:cs="Times New Roman" w:eastAsia="Times New Roman" w:hAnsi="Times New Roman"/>
         </w:rPr>
         <w:t xml:space="preserve">• Implemented a remote support system, streamlining registration and payment assistance for students</w:t>
+      </w:r>
+    </w:p>
+    <w:p>
+      <w:pPr>
+        <w:spacing w:before="150"/>
+      </w:pPr>
+      <w:r>
+        <w:rPr>
+          <w:b/>
+          <w:bCs/>
+          <w:sz w:val="22"/>
+          <w:szCs w:val="22"/>
+          <w:rFonts w:ascii="Times New Roman" w:cs="Times New Roman" w:eastAsia="Times New Roman" w:hAnsi="Times New Roman"/>
+        </w:rPr>
+        <w:t xml:space="preserve">Computer Science Teacher</w:t>
+      </w:r>
+      <w:r>
+        <w:rPr>
+          <w:sz w:val="22"/>
+          <w:szCs w:val="22"/>
+          <w:rFonts w:ascii="Times New Roman" w:cs="Times New Roman" w:eastAsia="Times New Roman" w:hAnsi="Times New Roman"/>
+        </w:rPr>
+        <w:t xml:space="preserve"> | Mosogar Model Secondary School</w:t>
+      </w:r>
+    </w:p>
+    <w:p>
+      <w:pPr>
+        <w:spacing w:after="100"/>
+      </w:pPr>
+      <w:r>
+        <w:rPr>
+          <w:i/>
+          <w:iCs/>
+          <w:sz w:val="20"/>
+          <w:szCs w:val="20"/>
+          <w:rFonts w:ascii="Times New Roman" w:cs="Times New Roman" w:eastAsia="Times New Roman" w:hAnsi="Times New Roman"/>
+        </w:rPr>
+        <w:t xml:space="preserve">Mosogar, Delta State, Nigeria | Sep 2016 – Aug 2018 (Part-time)</w:t>
+      </w:r>
+    </w:p>
+    <w:p>
+      <w:pPr>
+        <w:spacing w:after="50"/>
+        <w:ind w:left="360"/>
+      </w:pPr>
+      <w:r>
+        <w:rPr>
+          <w:sz w:val="20"/>
+          <w:szCs w:val="20"/>
+          <w:rFonts w:ascii="Times New Roman" w:cs="Times New Roman" w:eastAsia="Times New Roman" w:hAnsi="Times New Roman"/>
+        </w:rPr>
+        <w:t xml:space="preserve">• Designed a project-based computer science curriculum aligned with industry trends, driving a 30% increase in STEM extracurricular enrollment, and coached the school's coding team to a first-place regional competition win</w:t>
       </w:r>
     </w:p>
     <w:p>
@@ -1223,6 +1459,121 @@
           <w:szCs w:val="20"/>
           <w:rFonts w:ascii="Times New Roman" w:cs="Times New Roman" w:eastAsia="Times New Roman" w:hAnsi="Times New Roman"/>
         </w:rPr>
+        <w:t xml:space="preserve">• Programming Foundations: Fundamentals</w:t>
+      </w:r>
+      <w:r>
+        <w:rPr>
+          <w:sz w:val="20"/>
+          <w:szCs w:val="20"/>
+          <w:rFonts w:ascii="Times New Roman" w:cs="Times New Roman" w:eastAsia="Times New Roman" w:hAnsi="Times New Roman"/>
+        </w:rPr>
+        <w:t xml:space="preserve"> - LinkedIn Learning (Jan 2025)</w:t>
+      </w:r>
+    </w:p>
+    <w:p>
+      <w:pPr>
+        <w:spacing w:after="50"/>
+      </w:pPr>
+      <w:r>
+        <w:rPr>
+          <w:b/>
+          <w:bCs/>
+          <w:sz w:val="20"/>
+          <w:szCs w:val="20"/>
+          <w:rFonts w:ascii="Times New Roman" w:cs="Times New Roman" w:eastAsia="Times New Roman" w:hAnsi="Times New Roman"/>
+        </w:rPr>
+        <w:t xml:space="preserve">• Customer Service: Working in a Customer Contact Center</w:t>
+      </w:r>
+      <w:r>
+        <w:rPr>
+          <w:sz w:val="20"/>
+          <w:szCs w:val="20"/>
+          <w:rFonts w:ascii="Times New Roman" w:cs="Times New Roman" w:eastAsia="Times New Roman" w:hAnsi="Times New Roman"/>
+        </w:rPr>
+        <w:t xml:space="preserve"> - LinkedIn Learning (Apr 2023)</w:t>
+      </w:r>
+    </w:p>
+    <w:p>
+      <w:pPr>
+        <w:spacing w:after="50"/>
+      </w:pPr>
+      <w:r>
+        <w:rPr>
+          <w:b/>
+          <w:bCs/>
+          <w:sz w:val="20"/>
+          <w:szCs w:val="20"/>
+          <w:rFonts w:ascii="Times New Roman" w:cs="Times New Roman" w:eastAsia="Times New Roman" w:hAnsi="Times New Roman"/>
+        </w:rPr>
+        <w:t xml:space="preserve">• Phone-Based Customer Service</w:t>
+      </w:r>
+      <w:r>
+        <w:rPr>
+          <w:sz w:val="20"/>
+          <w:szCs w:val="20"/>
+          <w:rFonts w:ascii="Times New Roman" w:cs="Times New Roman" w:eastAsia="Times New Roman" w:hAnsi="Times New Roman"/>
+        </w:rPr>
+        <w:t xml:space="preserve"> - LinkedIn Learning (Apr 2023)</w:t>
+      </w:r>
+    </w:p>
+    <w:p>
+      <w:pPr>
+        <w:spacing w:after="50"/>
+      </w:pPr>
+      <w:r>
+        <w:rPr>
+          <w:b/>
+          <w:bCs/>
+          <w:sz w:val="20"/>
+          <w:szCs w:val="20"/>
+          <w:rFonts w:ascii="Times New Roman" w:cs="Times New Roman" w:eastAsia="Times New Roman" w:hAnsi="Times New Roman"/>
+        </w:rPr>
+        <w:t xml:space="preserve">• Learning C++</w:t>
+      </w:r>
+      <w:r>
+        <w:rPr>
+          <w:sz w:val="20"/>
+          <w:szCs w:val="20"/>
+          <w:rFonts w:ascii="Times New Roman" w:cs="Times New Roman" w:eastAsia="Times New Roman" w:hAnsi="Times New Roman"/>
+        </w:rPr>
+        <w:t xml:space="preserve"> - LinkedIn Learning (Mar 2023)</w:t>
+      </w:r>
+    </w:p>
+    <w:p>
+      <w:pPr>
+        <w:spacing w:after="50"/>
+      </w:pPr>
+      <w:r>
+        <w:rPr>
+          <w:b/>
+          <w:bCs/>
+          <w:sz w:val="20"/>
+          <w:szCs w:val="20"/>
+          <w:rFonts w:ascii="Times New Roman" w:cs="Times New Roman" w:eastAsia="Times New Roman" w:hAnsi="Times New Roman"/>
+        </w:rPr>
+        <w:t xml:space="preserve">• NVivo 2018 Essential Training</w:t>
+      </w:r>
+      <w:r>
+        <w:rPr>
+          <w:sz w:val="20"/>
+          <w:szCs w:val="20"/>
+          <w:rFonts w:ascii="Times New Roman" w:cs="Times New Roman" w:eastAsia="Times New Roman" w:hAnsi="Times New Roman"/>
+        </w:rPr>
+        <w:t xml:space="preserve"> - LinkedIn Learning (Feb 2023)</w:t>
+      </w:r>
+    </w:p>
+    <w:p>
+      <w:pPr>
+        <w:spacing w:after="50"/>
+      </w:pPr>
+      <w:r>
+        <w:rPr>
+          <w:b/>
+          <w:bCs/>
+          <w:sz w:val="20"/>
+          <w:szCs w:val="20"/>
+          <w:rFonts w:ascii="Times New Roman" w:cs="Times New Roman" w:eastAsia="Times New Roman" w:hAnsi="Times New Roman"/>
+        </w:rPr>
         <w:t xml:space="preserve">• Hands-On Introduction SQL</w:t>
       </w:r>
       <w:r>
@@ -1231,30 +1582,7 @@
           <w:szCs w:val="20"/>
           <w:rFonts w:ascii="Times New Roman" w:cs="Times New Roman" w:eastAsia="Times New Roman" w:hAnsi="Times New Roman"/>
         </w:rPr>
-        <w:t xml:space="preserve"> - LinkedIn Learning (Dec 2023)</w:t>
-      </w:r>
-    </w:p>
-    <w:p>
-      <w:pPr>
-        <w:spacing w:after="50"/>
-      </w:pPr>
-      <w:r>
-        <w:rPr>
-          <w:b/>
-          <w:bCs/>
-          <w:sz w:val="20"/>
-          <w:szCs w:val="20"/>
-          <w:rFonts w:ascii="Times New Roman" w:cs="Times New Roman" w:eastAsia="Times New Roman" w:hAnsi="Times New Roman"/>
-        </w:rPr>
-        <w:t xml:space="preserve">• NVivo 2018 Essential Training</w:t>
-      </w:r>
-      <w:r>
-        <w:rPr>
-          <w:sz w:val="20"/>
-          <w:szCs w:val="20"/>
-          <w:rFonts w:ascii="Times New Roman" w:cs="Times New Roman" w:eastAsia="Times New Roman" w:hAnsi="Times New Roman"/>
-        </w:rPr>
-        <w:t xml:space="preserve"> - LinkedIn Learning (Feb 2023)</w:t>
+        <w:t xml:space="preserve"> - LinkedIn Learning (Dec 2022)</w:t>
       </w:r>
     </w:p>
     <w:p>
@@ -1323,7 +1651,7 @@
           <w:szCs w:val="20"/>
           <w:rFonts w:ascii="Times New Roman" w:cs="Times New Roman" w:eastAsia="Times New Roman" w:hAnsi="Times New Roman"/>
         </w:rPr>
-        <w:t xml:space="preserve"> - Jobberman (Feb 2022)</w:t>
+        <w:t xml:space="preserve"> - Jobberman (Mar 2022)</w:t>
       </w:r>
     </w:p>
     <w:sectPr>

--- a/documents/Efe_Obukohwo_Resume_DataAnalyst.docx
+++ b/documents/Efe_Obukohwo_Resume_DataAnalyst.docx
@@ -492,7 +492,101 @@
           <w:szCs w:val="22"/>
           <w:rFonts w:ascii="Times New Roman" w:cs="Times New Roman" w:eastAsia="Times New Roman" w:hAnsi="Times New Roman"/>
         </w:rPr>
-        <w:t xml:space="preserve">IT Department Lead</w:t>
+        <w:t xml:space="preserve">Compliance Officer - AML/Fraud</w:t>
+      </w:r>
+      <w:r>
+        <w:rPr>
+          <w:sz w:val="22"/>
+          <w:szCs w:val="22"/>
+          <w:rFonts w:ascii="Times New Roman" w:cs="Times New Roman" w:eastAsia="Times New Roman" w:hAnsi="Times New Roman"/>
+        </w:rPr>
+        <w:t xml:space="preserve"> | United Bank for Africa (UBA)</w:t>
+      </w:r>
+    </w:p>
+    <w:p>
+      <w:pPr>
+        <w:spacing w:after="100"/>
+      </w:pPr>
+      <w:r>
+        <w:rPr>
+          <w:i/>
+          <w:iCs/>
+          <w:sz w:val="20"/>
+          <w:szCs w:val="20"/>
+          <w:rFonts w:ascii="Times New Roman" w:cs="Times New Roman" w:eastAsia="Times New Roman" w:hAnsi="Times New Roman"/>
+        </w:rPr>
+        <w:t xml:space="preserve">Sapele, Nigeria | Nov 2019 – Aug 2022 (Third-Party Contract, Full-Time)</w:t>
+      </w:r>
+    </w:p>
+    <w:p>
+      <w:pPr>
+        <w:spacing w:after="50"/>
+        <w:ind w:left="360"/>
+      </w:pPr>
+      <w:r>
+        <w:rPr>
+          <w:sz w:val="20"/>
+          <w:szCs w:val="20"/>
+          <w:rFonts w:ascii="Times New Roman" w:cs="Times New Roman" w:eastAsia="Times New Roman" w:hAnsi="Times New Roman"/>
+        </w:rPr>
+        <w:t xml:space="preserve">• Monitored and analyzed daily transactions across a retail and corporate client portfolio, detecting and preventing money laundering, terrorist financing, and fraud</w:t>
+      </w:r>
+    </w:p>
+    <w:p>
+      <w:pPr>
+        <w:spacing w:after="50"/>
+        <w:ind w:left="360"/>
+      </w:pPr>
+      <w:r>
+        <w:rPr>
+          <w:sz w:val="20"/>
+          <w:szCs w:val="20"/>
+          <w:rFonts w:ascii="Times New Roman" w:cs="Times New Roman" w:eastAsia="Times New Roman" w:hAnsi="Times New Roman"/>
+        </w:rPr>
+        <w:t xml:space="preserve">• Investigated 30+ system-generated alerts weekly using SQL queries and advanced Excel (VLOOKUP, Pivot Tables) to identify and escalate suspicious activity</w:t>
+      </w:r>
+    </w:p>
+    <w:p>
+      <w:pPr>
+        <w:spacing w:after="50"/>
+        <w:ind w:left="360"/>
+      </w:pPr>
+      <w:r>
+        <w:rPr>
+          <w:sz w:val="20"/>
+          <w:szCs w:val="20"/>
+          <w:rFonts w:ascii="Times New Roman" w:cs="Times New Roman" w:eastAsia="Times New Roman" w:hAnsi="Times New Roman"/>
+        </w:rPr>
+        <w:t xml:space="preserve">• Conducted Customer Due Diligence (CDD) and Enhanced Due Diligence (EDD) for high-risk clients, ensuring full regulatory compliance</w:t>
+      </w:r>
+    </w:p>
+    <w:p>
+      <w:pPr>
+        <w:spacing w:after="50"/>
+        <w:ind w:left="360"/>
+      </w:pPr>
+      <w:r>
+        <w:rPr>
+          <w:sz w:val="20"/>
+          <w:szCs w:val="20"/>
+          <w:rFonts w:ascii="Times New Roman" w:cs="Times New Roman" w:eastAsia="Times New Roman" w:hAnsi="Times New Roman"/>
+        </w:rPr>
+        <w:t xml:space="preserve">• Drafted Suspicious Transaction Reports (STRs) for the Nigerian Financial Intelligence Unit, contributing to a 10% increase in branch reporting accuracy</w:t>
+      </w:r>
+    </w:p>
+    <w:p>
+      <w:pPr>
+        <w:spacing w:before="150"/>
+      </w:pPr>
+      <w:r>
+        <w:rPr>
+          <w:b/>
+          <w:bCs/>
+          <w:sz w:val="22"/>
+          <w:szCs w:val="22"/>
+          <w:rFonts w:ascii="Times New Roman" w:cs="Times New Roman" w:eastAsia="Times New Roman" w:hAnsi="Times New Roman"/>
+        </w:rPr>
+        <w:t xml:space="preserve">Data Processing Teacher</w:t>
       </w:r>
       <w:r>
         <w:rPr>
@@ -515,299 +609,35 @@
           <w:szCs w:val="20"/>
           <w:rFonts w:ascii="Times New Roman" w:cs="Times New Roman" w:eastAsia="Times New Roman" w:hAnsi="Times New Roman"/>
         </w:rPr>
-        <w:t xml:space="preserve">Oghara, Delta State, Nigeria | Jan 2021 – Aug 2021 (Part-time)</w:t>
-      </w:r>
-    </w:p>
-    <w:p>
-      <w:pPr>
-        <w:spacing w:after="50"/>
-        <w:ind w:left="360"/>
-      </w:pPr>
-      <w:r>
-        <w:rPr>
-          <w:sz w:val="20"/>
-          <w:szCs w:val="20"/>
-          <w:rFonts w:ascii="Times New Roman" w:cs="Times New Roman" w:eastAsia="Times New Roman" w:hAnsi="Times New Roman"/>
-        </w:rPr>
-        <w:t xml:space="preserve">• Led a departmental initiative to digitize lesson-plan creation and approval via the school website, increasing teacher collaboration and efficiency by 50%</w:t>
-      </w:r>
-    </w:p>
-    <w:p>
-      <w:pPr>
-        <w:spacing w:before="150"/>
-      </w:pPr>
-      <w:r>
-        <w:rPr>
-          <w:b/>
-          <w:bCs/>
-          <w:sz w:val="22"/>
-          <w:szCs w:val="22"/>
-          <w:rFonts w:ascii="Times New Roman" w:cs="Times New Roman" w:eastAsia="Times New Roman" w:hAnsi="Times New Roman"/>
-        </w:rPr>
-        <w:t xml:space="preserve">Compliance Officer - AML/Fraud</w:t>
-      </w:r>
-      <w:r>
-        <w:rPr>
-          <w:sz w:val="22"/>
-          <w:szCs w:val="22"/>
-          <w:rFonts w:ascii="Times New Roman" w:cs="Times New Roman" w:eastAsia="Times New Roman" w:hAnsi="Times New Roman"/>
-        </w:rPr>
-        <w:t xml:space="preserve"> | United Bank for Africa (UBA)</w:t>
-      </w:r>
-    </w:p>
-    <w:p>
-      <w:pPr>
-        <w:spacing w:after="100"/>
-      </w:pPr>
-      <w:r>
-        <w:rPr>
-          <w:i/>
-          <w:iCs/>
-          <w:sz w:val="20"/>
-          <w:szCs w:val="20"/>
-          <w:rFonts w:ascii="Times New Roman" w:cs="Times New Roman" w:eastAsia="Times New Roman" w:hAnsi="Times New Roman"/>
-        </w:rPr>
-        <w:t xml:space="preserve">Sapele, Nigeria | Nov 2019 – Aug 2022 (Third-Party Contract, Full-Time)</w:t>
-      </w:r>
-    </w:p>
-    <w:p>
-      <w:pPr>
-        <w:spacing w:after="50"/>
-        <w:ind w:left="360"/>
-      </w:pPr>
-      <w:r>
-        <w:rPr>
-          <w:sz w:val="20"/>
-          <w:szCs w:val="20"/>
-          <w:rFonts w:ascii="Times New Roman" w:cs="Times New Roman" w:eastAsia="Times New Roman" w:hAnsi="Times New Roman"/>
-        </w:rPr>
-        <w:t xml:space="preserve">• Monitored and analyzed daily transactions across a retail and corporate client portfolio, detecting and preventing money laundering, terrorist financing, and fraud</w:t>
-      </w:r>
-    </w:p>
-    <w:p>
-      <w:pPr>
-        <w:spacing w:after="50"/>
-        <w:ind w:left="360"/>
-      </w:pPr>
-      <w:r>
-        <w:rPr>
-          <w:sz w:val="20"/>
-          <w:szCs w:val="20"/>
-          <w:rFonts w:ascii="Times New Roman" w:cs="Times New Roman" w:eastAsia="Times New Roman" w:hAnsi="Times New Roman"/>
-        </w:rPr>
-        <w:t xml:space="preserve">• Investigated 30+ system-generated alerts weekly using SQL queries and advanced Excel (VLOOKUP, Pivot Tables) to identify and escalate suspicious activity</w:t>
-      </w:r>
-    </w:p>
-    <w:p>
-      <w:pPr>
-        <w:spacing w:after="50"/>
-        <w:ind w:left="360"/>
-      </w:pPr>
-      <w:r>
-        <w:rPr>
-          <w:sz w:val="20"/>
-          <w:szCs w:val="20"/>
-          <w:rFonts w:ascii="Times New Roman" w:cs="Times New Roman" w:eastAsia="Times New Roman" w:hAnsi="Times New Roman"/>
-        </w:rPr>
-        <w:t xml:space="preserve">• Conducted Customer Due Diligence (CDD) and Enhanced Due Diligence (EDD) for high-risk clients, ensuring full regulatory compliance</w:t>
-      </w:r>
-    </w:p>
-    <w:p>
-      <w:pPr>
-        <w:spacing w:after="50"/>
-        <w:ind w:left="360"/>
-      </w:pPr>
-      <w:r>
-        <w:rPr>
-          <w:sz w:val="20"/>
-          <w:szCs w:val="20"/>
-          <w:rFonts w:ascii="Times New Roman" w:cs="Times New Roman" w:eastAsia="Times New Roman" w:hAnsi="Times New Roman"/>
-        </w:rPr>
-        <w:t xml:space="preserve">• Drafted Suspicious Transaction Reports (STRs) for the Nigerian Financial Intelligence Unit, contributing to a 10% increase in branch reporting accuracy</w:t>
-      </w:r>
-    </w:p>
-    <w:p>
-      <w:pPr>
-        <w:spacing w:before="150"/>
-      </w:pPr>
-      <w:r>
-        <w:rPr>
-          <w:b/>
-          <w:bCs/>
-          <w:sz w:val="22"/>
-          <w:szCs w:val="22"/>
-          <w:rFonts w:ascii="Times New Roman" w:cs="Times New Roman" w:eastAsia="Times New Roman" w:hAnsi="Times New Roman"/>
-        </w:rPr>
-        <w:t xml:space="preserve">Data Processing Teacher</w:t>
-      </w:r>
-      <w:r>
-        <w:rPr>
-          <w:sz w:val="22"/>
-          <w:szCs w:val="22"/>
-          <w:rFonts w:ascii="Times New Roman" w:cs="Times New Roman" w:eastAsia="Times New Roman" w:hAnsi="Times New Roman"/>
-        </w:rPr>
-        <w:t xml:space="preserve"> | Our Lady of Nigeria Secondary School</w:t>
-      </w:r>
-    </w:p>
-    <w:p>
-      <w:pPr>
-        <w:spacing w:after="100"/>
-      </w:pPr>
-      <w:r>
-        <w:rPr>
-          <w:i/>
-          <w:iCs/>
-          <w:sz w:val="20"/>
-          <w:szCs w:val="20"/>
-          <w:rFonts w:ascii="Times New Roman" w:cs="Times New Roman" w:eastAsia="Times New Roman" w:hAnsi="Times New Roman"/>
-        </w:rPr>
-        <w:t xml:space="preserve">Oghara, Delta State, Nigeria | Sep 2019 – Aug 2021 (Part-time)</w:t>
-      </w:r>
-    </w:p>
-    <w:p>
-      <w:pPr>
-        <w:spacing w:after="50"/>
-        <w:ind w:left="360"/>
-      </w:pPr>
-      <w:r>
-        <w:rPr>
-          <w:sz w:val="20"/>
-          <w:szCs w:val="20"/>
-          <w:rFonts w:ascii="Times New Roman" w:cs="Times New Roman" w:eastAsia="Times New Roman" w:hAnsi="Times New Roman"/>
-        </w:rPr>
-        <w:t xml:space="preserve">• Pioneered the school's transition from manual to digital result computation, improving accuracy and cutting processing time by 75%, while applying data-driven teaching strategies that lifted average student grades by 20%</w:t>
-      </w:r>
-    </w:p>
-    <w:p>
-      <w:pPr>
-        <w:spacing w:before="150"/>
-      </w:pPr>
-      <w:r>
-        <w:rPr>
-          <w:b/>
-          <w:bCs/>
-          <w:sz w:val="22"/>
-          <w:szCs w:val="22"/>
-          <w:rFonts w:ascii="Times New Roman" w:cs="Times New Roman" w:eastAsia="Times New Roman" w:hAnsi="Times New Roman"/>
-        </w:rPr>
-        <w:t xml:space="preserve">IT Support Specialist</w:t>
-      </w:r>
-      <w:r>
-        <w:rPr>
-          <w:sz w:val="22"/>
-          <w:szCs w:val="22"/>
-          <w:rFonts w:ascii="Times New Roman" w:cs="Times New Roman" w:eastAsia="Times New Roman" w:hAnsi="Times New Roman"/>
-        </w:rPr>
-        <w:t xml:space="preserve"> | Delta State College of Education, Nigeria</w:t>
-      </w:r>
-    </w:p>
-    <w:p>
-      <w:pPr>
-        <w:spacing w:after="100"/>
-      </w:pPr>
-      <w:r>
-        <w:rPr>
-          <w:i/>
-          <w:iCs/>
-          <w:sz w:val="20"/>
-          <w:szCs w:val="20"/>
-          <w:rFonts w:ascii="Times New Roman" w:cs="Times New Roman" w:eastAsia="Times New Roman" w:hAnsi="Times New Roman"/>
-        </w:rPr>
-        <w:t xml:space="preserve">Mosogar, Nigeria | Nov 2017 – Oct 2019 (Part-time)</w:t>
-      </w:r>
-    </w:p>
-    <w:p>
-      <w:pPr>
-        <w:spacing w:after="50"/>
-        <w:ind w:left="360"/>
-      </w:pPr>
-      <w:r>
-        <w:rPr>
-          <w:sz w:val="20"/>
-          <w:szCs w:val="20"/>
-          <w:rFonts w:ascii="Times New Roman" w:cs="Times New Roman" w:eastAsia="Times New Roman" w:hAnsi="Times New Roman"/>
-        </w:rPr>
-        <w:t xml:space="preserve">• Led the installation and configuration of 40 workstations, ensuring optimal performance and 100% user satisfaction</w:t>
-      </w:r>
-    </w:p>
-    <w:p>
-      <w:pPr>
-        <w:spacing w:after="50"/>
-        <w:ind w:left="360"/>
-      </w:pPr>
-      <w:r>
-        <w:rPr>
-          <w:sz w:val="20"/>
-          <w:szCs w:val="20"/>
-          <w:rFonts w:ascii="Times New Roman" w:cs="Times New Roman" w:eastAsia="Times New Roman" w:hAnsi="Times New Roman"/>
-        </w:rPr>
-        <w:t xml:space="preserve">• Resolved technical issues for 65+ end-users promptly and accurately while strengthening antivirus and cybersecurity protocols across all systems</w:t>
-      </w:r>
-    </w:p>
-    <w:p>
-      <w:pPr>
-        <w:spacing w:after="50"/>
-        <w:ind w:left="360"/>
-      </w:pPr>
-      <w:r>
-        <w:rPr>
-          <w:sz w:val="20"/>
-          <w:szCs w:val="20"/>
-          <w:rFonts w:ascii="Times New Roman" w:cs="Times New Roman" w:eastAsia="Times New Roman" w:hAnsi="Times New Roman"/>
-        </w:rPr>
-        <w:t xml:space="preserve">• Implemented a remote support system, streamlining registration and payment assistance for students</w:t>
-      </w:r>
-    </w:p>
-    <w:p>
-      <w:pPr>
-        <w:spacing w:before="150"/>
-      </w:pPr>
-      <w:r>
-        <w:rPr>
-          <w:b/>
-          <w:bCs/>
-          <w:sz w:val="22"/>
-          <w:szCs w:val="22"/>
-          <w:rFonts w:ascii="Times New Roman" w:cs="Times New Roman" w:eastAsia="Times New Roman" w:hAnsi="Times New Roman"/>
-        </w:rPr>
-        <w:t xml:space="preserve">Computer Science Teacher</w:t>
-      </w:r>
-      <w:r>
-        <w:rPr>
-          <w:sz w:val="22"/>
-          <w:szCs w:val="22"/>
-          <w:rFonts w:ascii="Times New Roman" w:cs="Times New Roman" w:eastAsia="Times New Roman" w:hAnsi="Times New Roman"/>
-        </w:rPr>
-        <w:t xml:space="preserve"> | Mosogar Model Secondary School</w:t>
-      </w:r>
-    </w:p>
-    <w:p>
-      <w:pPr>
-        <w:spacing w:after="100"/>
-      </w:pPr>
-      <w:r>
-        <w:rPr>
-          <w:i/>
-          <w:iCs/>
-          <w:sz w:val="20"/>
-          <w:szCs w:val="20"/>
-          <w:rFonts w:ascii="Times New Roman" w:cs="Times New Roman" w:eastAsia="Times New Roman" w:hAnsi="Times New Roman"/>
-        </w:rPr>
-        <w:t xml:space="preserve">Mosogar, Delta State, Nigeria | Sep 2016 – Aug 2018 (Part-time)</w:t>
-      </w:r>
-    </w:p>
-    <w:p>
-      <w:pPr>
-        <w:spacing w:after="50"/>
-        <w:ind w:left="360"/>
-      </w:pPr>
-      <w:r>
-        <w:rPr>
-          <w:sz w:val="20"/>
-          <w:szCs w:val="20"/>
-          <w:rFonts w:ascii="Times New Roman" w:cs="Times New Roman" w:eastAsia="Times New Roman" w:hAnsi="Times New Roman"/>
-        </w:rPr>
-        <w:t xml:space="preserve">• Designed a project-based computer science curriculum aligned with industry trends, driving a 30% increase in STEM extracurricular enrollment, and coached the school's coding team to a first-place regional competition win</w:t>
+        <w:t xml:space="preserve">Oghara, Delta State, Nigeria | Sep 2019 – Aug 2021 (Full-time)</w:t>
+      </w:r>
+    </w:p>
+    <w:p>
+      <w:pPr>
+        <w:spacing w:after="50"/>
+        <w:ind w:left="360"/>
+      </w:pPr>
+      <w:r>
+        <w:rPr>
+          <w:sz w:val="20"/>
+          <w:szCs w:val="20"/>
+          <w:rFonts w:ascii="Times New Roman" w:cs="Times New Roman" w:eastAsia="Times New Roman" w:hAnsi="Times New Roman"/>
+        </w:rPr>
+        <w:t xml:space="preserve">• Pioneered the school's transition from manual to digital result computation, improving grading accuracy and cutting processing time by 75%</w:t>
+      </w:r>
+    </w:p>
+    <w:p>
+      <w:pPr>
+        <w:spacing w:after="50"/>
+        <w:ind w:left="360"/>
+      </w:pPr>
+      <w:r>
+        <w:rPr>
+          <w:sz w:val="20"/>
+          <w:szCs w:val="20"/>
+          <w:rFonts w:ascii="Times New Roman" w:cs="Times New Roman" w:eastAsia="Times New Roman" w:hAnsi="Times New Roman"/>
+        </w:rPr>
+        <w:t xml:space="preserve">• Applied data-driven teaching strategies informed by student performance trends, lifting average student grades by 20%</w:t>
       </w:r>
     </w:p>
     <w:p>

--- a/documents/Efe_Obukohwo_Resume_DataAnalyst.docx
+++ b/documents/Efe_Obukohwo_Resume_DataAnalyst.docx
@@ -426,7 +426,7 @@
           <w:szCs w:val="22"/>
           <w:rFonts w:ascii="Times New Roman" w:cs="Times New Roman" w:eastAsia="Times New Roman" w:hAnsi="Times New Roman"/>
         </w:rPr>
-        <w:t xml:space="preserve">Research Analyst</w:t>
+        <w:t xml:space="preserve">Research Analyst Intern</w:t>
       </w:r>
       <w:r>
         <w:rPr>

--- a/documents/Efe_Obukohwo_Resume_DataAnalyst.docx
+++ b/documents/Efe_Obukohwo_Resume_DataAnalyst.docx
@@ -990,7 +990,7 @@
           <w:szCs w:val="22"/>
           <w:rFonts w:ascii="Times New Roman" w:cs="Times New Roman" w:eastAsia="Times New Roman" w:hAnsi="Times New Roman"/>
         </w:rPr>
-        <w:t xml:space="preserve">Online Retail SQL Analysis</w:t>
+        <w:t xml:space="preserve">Northwind Traders Tableau Analysis</w:t>
       </w:r>
       <w:r>
         <w:rPr>
@@ -1014,7 +1014,7 @@
           <w:szCs w:val="20"/>
           <w:rFonts w:ascii="Times New Roman" w:cs="Times New Roman" w:eastAsia="Times New Roman" w:hAnsi="Times New Roman"/>
         </w:rPr>
-        <w:t xml:space="preserve">• Designed a normalized PostgreSQL schema and wrote 30 production SQL queries analyzing 500K+ e-commerce transactions, uncovering revenue concentration and segmentation insights while auditing and documenting real bugs in the analysis itself</w:t>
+        <w:t xml:space="preserve">• Analyzed 3 years of Northwind Traders sales data (2013-2015) across 21 countries in Tableau, surfacing $1.35M revenue, 25.6% customer-concentration risk in the top 3 accounts, and seasonal demand peaks via a parameter-driven interactive dashboard</w:t>
       </w:r>
     </w:p>
     <w:p>
@@ -1029,7 +1029,7 @@
           <w:szCs w:val="18"/>
           <w:rFonts w:ascii="Times New Roman" w:cs="Times New Roman" w:eastAsia="Times New Roman" w:hAnsi="Times New Roman"/>
         </w:rPr>
-        <w:t xml:space="preserve">  GitHub: https://github.com/EfeObus/Online-Retail-SQL-Analysis</w:t>
+        <w:t xml:space="preserve">  Live: https://public.tableau.com/app/profile/efe.obukohwo2950/viz/EfeObukohwoNorthwindTraders/NorthWindTradersDashboard | GitHub: https://github.com/EfeObus/North-Wind-Traders-Tableau-Analysis</w:t>
       </w:r>
     </w:p>
     <w:p>
@@ -1045,7 +1045,7 @@
           <w:szCs w:val="18"/>
           <w:rFonts w:ascii="Times New Roman" w:cs="Times New Roman" w:eastAsia="Times New Roman" w:hAnsi="Times New Roman"/>
         </w:rPr>
-        <w:t xml:space="preserve">  Technologies: PostgreSQL, SQL, Window Functions, CTEs, RFM Segmentation, Cohort Analysis, Database Design</w:t>
+        <w:t xml:space="preserve">  Technologies: Tableau, Tableau Public, Data Visualization, Business Intelligence, Data Modeling, Dashboard Design</w:t>
       </w:r>
     </w:p>
     <w:p>
@@ -1060,7 +1060,7 @@
           <w:szCs w:val="22"/>
           <w:rFonts w:ascii="Times New Roman" w:cs="Times New Roman" w:eastAsia="Times New Roman" w:hAnsi="Times New Roman"/>
         </w:rPr>
-        <w:t xml:space="preserve">Nashville Housing Market Analysis</w:t>
+        <w:t xml:space="preserve">Online Retail SQL Analysis</w:t>
       </w:r>
       <w:r>
         <w:rPr>
@@ -1084,7 +1084,7 @@
           <w:szCs w:val="20"/>
           <w:rFonts w:ascii="Times New Roman" w:cs="Times New Roman" w:eastAsia="Times New Roman" w:hAnsi="Times New Roman"/>
         </w:rPr>
-        <w:t xml:space="preserve">• Transformed 56,636 messy municipal housing records (2013-2016) into a verified $18.50B market analysis — surfacing a $327,581 average vs. $205,838 median sale price to flag outlier skew — via an Excel formula engine (VLOOKUP/XLOOKUP/SUMPRODUCT) and a 9-pivot-table KPI dashboard</w:t>
+        <w:t xml:space="preserve">• Designed a normalized PostgreSQL schema and wrote 30 production SQL queries analyzing 500K+ e-commerce transactions, uncovering revenue concentration and segmentation insights while auditing and documenting real bugs in the analysis itself</w:t>
       </w:r>
     </w:p>
     <w:p>
@@ -1099,7 +1099,7 @@
           <w:szCs w:val="18"/>
           <w:rFonts w:ascii="Times New Roman" w:cs="Times New Roman" w:eastAsia="Times New Roman" w:hAnsi="Times New Roman"/>
         </w:rPr>
-        <w:t xml:space="preserve">  GitHub: https://github.com/EfeObus/Nashville-Housing</w:t>
+        <w:t xml:space="preserve">  GitHub: https://github.com/EfeObus/Online-Retail-SQL-Analysis</w:t>
       </w:r>
     </w:p>
     <w:p>
@@ -1115,7 +1115,7 @@
           <w:szCs w:val="18"/>
           <w:rFonts w:ascii="Times New Roman" w:cs="Times New Roman" w:eastAsia="Times New Roman" w:hAnsi="Times New Roman"/>
         </w:rPr>
-        <w:t xml:space="preserve">  Technologies: Microsoft Excel, VLOOKUP/XLOOKUP, INDEX/MATCH, Pivot Tables, SUMPRODUCT, Data Cleaning, Business Intelligence</w:t>
+        <w:t xml:space="preserve">  Technologies: PostgreSQL, SQL, Window Functions, CTEs, RFM Segmentation, Cohort Analysis, Database Design</w:t>
       </w:r>
     </w:p>
     <w:p>
@@ -1130,31 +1130,31 @@
           <w:szCs w:val="22"/>
           <w:rFonts w:ascii="Times New Roman" w:cs="Times New Roman" w:eastAsia="Times New Roman" w:hAnsi="Times New Roman"/>
         </w:rPr>
-        <w:t xml:space="preserve">Zodiac Real Estate AI</w:t>
-      </w:r>
-      <w:r>
-        <w:rPr>
-          <w:i/>
-          <w:iCs/>
-          <w:sz w:val="20"/>
-          <w:szCs w:val="20"/>
-          <w:rFonts w:ascii="Times New Roman" w:cs="Times New Roman" w:eastAsia="Times New Roman" w:hAnsi="Times New Roman"/>
-        </w:rPr>
-        <w:t xml:space="preserve"> (May 2025 – Aug 2025)</w:t>
-      </w:r>
-    </w:p>
-    <w:p>
-      <w:pPr>
-        <w:spacing w:after="50"/>
-        <w:ind w:left="360"/>
-      </w:pPr>
-      <w:r>
-        <w:rPr>
-          <w:sz w:val="20"/>
-          <w:szCs w:val="20"/>
-          <w:rFonts w:ascii="Times New Roman" w:cs="Times New Roman" w:eastAsia="Times New Roman" w:hAnsi="Times New Roman"/>
-        </w:rPr>
-        <w:t xml:space="preserve">• Delivered a real estate analytics platform achieving 88.3% ML prediction accuracy across 49,551+ Canadian properties, integrating real-time economic data feeds</w:t>
+        <w:t xml:space="preserve">Nashville Housing Market Analysis</w:t>
+      </w:r>
+      <w:r>
+        <w:rPr>
+          <w:i/>
+          <w:iCs/>
+          <w:sz w:val="20"/>
+          <w:szCs w:val="20"/>
+          <w:rFonts w:ascii="Times New Roman" w:cs="Times New Roman" w:eastAsia="Times New Roman" w:hAnsi="Times New Roman"/>
+        </w:rPr>
+        <w:t xml:space="preserve"> (Jul 2026)</w:t>
+      </w:r>
+    </w:p>
+    <w:p>
+      <w:pPr>
+        <w:spacing w:after="50"/>
+        <w:ind w:left="360"/>
+      </w:pPr>
+      <w:r>
+        <w:rPr>
+          <w:sz w:val="20"/>
+          <w:szCs w:val="20"/>
+          <w:rFonts w:ascii="Times New Roman" w:cs="Times New Roman" w:eastAsia="Times New Roman" w:hAnsi="Times New Roman"/>
+        </w:rPr>
+        <w:t xml:space="preserve">• Transformed 56,636 messy municipal housing records (2013-2016) into a verified $18.50B market analysis — surfacing a $327,581 average vs. $205,838 median sale price to flag outlier skew — via an Excel formula engine (VLOOKUP/XLOOKUP/SUMPRODUCT) and a 9-pivot-table KPI dashboard</w:t>
       </w:r>
     </w:p>
     <w:p>
@@ -1169,7 +1169,7 @@
           <w:szCs w:val="18"/>
           <w:rFonts w:ascii="Times New Roman" w:cs="Times New Roman" w:eastAsia="Times New Roman" w:hAnsi="Times New Roman"/>
         </w:rPr>
-        <w:t xml:space="preserve">  GitHub: https://github.com/EfeObus/NextProperty</w:t>
+        <w:t xml:space="preserve">  GitHub: https://github.com/EfeObus/Nashville-Housing</w:t>
       </w:r>
     </w:p>
     <w:p>
@@ -1185,7 +1185,7 @@
           <w:szCs w:val="18"/>
           <w:rFonts w:ascii="Times New Roman" w:cs="Times New Roman" w:eastAsia="Times New Roman" w:hAnsi="Times New Roman"/>
         </w:rPr>
-        <w:t xml:space="preserve">  Technologies: Python, Flask, MySQL, Scikit-learn, XGBoost, Docker, JavaScript</w:t>
+        <w:t xml:space="preserve">  Technologies: Microsoft Excel, VLOOKUP/XLOOKUP, INDEX/MATCH, Pivot Tables, SUMPRODUCT, Data Cleaning, Business Intelligence</w:t>
       </w:r>
     </w:p>
     <w:p>
@@ -1200,31 +1200,31 @@
           <w:szCs w:val="22"/>
           <w:rFonts w:ascii="Times New Roman" w:cs="Times New Roman" w:eastAsia="Times New Roman" w:hAnsi="Times New Roman"/>
         </w:rPr>
-        <w:t xml:space="preserve">TK Reports - AI-Powered Data Analysis</w:t>
-      </w:r>
-      <w:r>
-        <w:rPr>
-          <w:i/>
-          <w:iCs/>
-          <w:sz w:val="20"/>
-          <w:szCs w:val="20"/>
-          <w:rFonts w:ascii="Times New Roman" w:cs="Times New Roman" w:eastAsia="Times New Roman" w:hAnsi="Times New Roman"/>
-        </w:rPr>
-        <w:t xml:space="preserve"> (Oct 2024)</w:t>
-      </w:r>
-    </w:p>
-    <w:p>
-      <w:pPr>
-        <w:spacing w:after="50"/>
-        <w:ind w:left="360"/>
-      </w:pPr>
-      <w:r>
-        <w:rPr>
-          <w:sz w:val="20"/>
-          <w:szCs w:val="20"/>
-          <w:rFonts w:ascii="Times New Roman" w:cs="Times New Roman" w:eastAsia="Times New Roman" w:hAnsi="Times New Roman"/>
-        </w:rPr>
-        <w:t xml:space="preserve">• Built a GPT-4-powered analytics platform that transforms raw datasets into 15+ page executive reports, automating statistical analysis, outlier detection, and visualization generation</w:t>
+        <w:t xml:space="preserve">Zodiac Real Estate AI</w:t>
+      </w:r>
+      <w:r>
+        <w:rPr>
+          <w:i/>
+          <w:iCs/>
+          <w:sz w:val="20"/>
+          <w:szCs w:val="20"/>
+          <w:rFonts w:ascii="Times New Roman" w:cs="Times New Roman" w:eastAsia="Times New Roman" w:hAnsi="Times New Roman"/>
+        </w:rPr>
+        <w:t xml:space="preserve"> (May 2025 – Aug 2025)</w:t>
+      </w:r>
+    </w:p>
+    <w:p>
+      <w:pPr>
+        <w:spacing w:after="50"/>
+        <w:ind w:left="360"/>
+      </w:pPr>
+      <w:r>
+        <w:rPr>
+          <w:sz w:val="20"/>
+          <w:szCs w:val="20"/>
+          <w:rFonts w:ascii="Times New Roman" w:cs="Times New Roman" w:eastAsia="Times New Roman" w:hAnsi="Times New Roman"/>
+        </w:rPr>
+        <w:t xml:space="preserve">• Delivered a real estate analytics platform achieving 88.3% ML prediction accuracy across 49,551+ Canadian properties, integrating real-time economic data feeds</w:t>
       </w:r>
     </w:p>
     <w:p>
@@ -1239,7 +1239,7 @@
           <w:szCs w:val="18"/>
           <w:rFonts w:ascii="Times New Roman" w:cs="Times New Roman" w:eastAsia="Times New Roman" w:hAnsi="Times New Roman"/>
         </w:rPr>
-        <w:t xml:space="preserve">  GitHub: https://github.com/EfeObus/TK-Reports</w:t>
+        <w:t xml:space="preserve">  GitHub: https://github.com/EfeObus/NextProperty</w:t>
       </w:r>
     </w:p>
     <w:p>
@@ -1255,7 +1255,7 @@
           <w:szCs w:val="18"/>
           <w:rFonts w:ascii="Times New Roman" w:cs="Times New Roman" w:eastAsia="Times New Roman" w:hAnsi="Times New Roman"/>
         </w:rPr>
-        <w:t xml:space="preserve">  Technologies: Python, Flask, OpenAI GPT-4, Pandas, NumPy, SciPy, Matplotlib, Seaborn</w:t>
+        <w:t xml:space="preserve">  Technologies: Python, Flask, MySQL, Scikit-learn, XGBoost, Docker, JavaScript</w:t>
       </w:r>
     </w:p>
     <w:p>

--- a/documents/Efe_Obukohwo_Resume_DataAnalyst.docx
+++ b/documents/Efe_Obukohwo_Resume_DataAnalyst.docx
@@ -990,7 +990,7 @@
           <w:szCs w:val="22"/>
           <w:rFonts w:ascii="Times New Roman" w:cs="Times New Roman" w:eastAsia="Times New Roman" w:hAnsi="Times New Roman"/>
         </w:rPr>
-        <w:t xml:space="preserve">Northwind Traders Tableau Analysis</w:t>
+        <w:t xml:space="preserve">Online Retail SQL Analysis</w:t>
       </w:r>
       <w:r>
         <w:rPr>
@@ -1014,7 +1014,7 @@
           <w:szCs w:val="20"/>
           <w:rFonts w:ascii="Times New Roman" w:cs="Times New Roman" w:eastAsia="Times New Roman" w:hAnsi="Times New Roman"/>
         </w:rPr>
-        <w:t xml:space="preserve">• Analyzed 3 years of Northwind Traders sales data (2013-2015) across 21 countries in Tableau, surfacing $1.35M revenue, 25.6% customer-concentration risk in the top 3 accounts, and seasonal demand peaks via a parameter-driven interactive dashboard</w:t>
+        <w:t xml:space="preserve">• Designed a normalized PostgreSQL schema and wrote 30 production SQL queries analyzing 500K+ e-commerce transactions, uncovering revenue concentration and segmentation insights while auditing and documenting real bugs in the analysis itself</w:t>
       </w:r>
     </w:p>
     <w:p>
@@ -1029,7 +1029,7 @@
           <w:szCs w:val="18"/>
           <w:rFonts w:ascii="Times New Roman" w:cs="Times New Roman" w:eastAsia="Times New Roman" w:hAnsi="Times New Roman"/>
         </w:rPr>
-        <w:t xml:space="preserve">  Live: https://public.tableau.com/app/profile/efe.obukohwo2950/viz/EfeObukohwoNorthwindTraders/NorthWindTradersDashboard | GitHub: https://github.com/EfeObus/North-Wind-Traders-Tableau-Analysis</w:t>
+        <w:t xml:space="preserve">  GitHub: https://github.com/EfeObus/Online-Retail-SQL-Analysis</w:t>
       </w:r>
     </w:p>
     <w:p>
@@ -1045,7 +1045,7 @@
           <w:szCs w:val="18"/>
           <w:rFonts w:ascii="Times New Roman" w:cs="Times New Roman" w:eastAsia="Times New Roman" w:hAnsi="Times New Roman"/>
         </w:rPr>
-        <w:t xml:space="preserve">  Technologies: Tableau, Tableau Public, Data Visualization, Business Intelligence, Data Modeling, Dashboard Design</w:t>
+        <w:t xml:space="preserve">  Technologies: PostgreSQL, SQL, Window Functions, CTEs, RFM Segmentation, Cohort Analysis, Database Design</w:t>
       </w:r>
     </w:p>
     <w:p>
@@ -1060,7 +1060,7 @@
           <w:szCs w:val="22"/>
           <w:rFonts w:ascii="Times New Roman" w:cs="Times New Roman" w:eastAsia="Times New Roman" w:hAnsi="Times New Roman"/>
         </w:rPr>
-        <w:t xml:space="preserve">Online Retail SQL Analysis</w:t>
+        <w:t xml:space="preserve">Nashville Housing Market Analysis</w:t>
       </w:r>
       <w:r>
         <w:rPr>
@@ -1084,7 +1084,7 @@
           <w:szCs w:val="20"/>
           <w:rFonts w:ascii="Times New Roman" w:cs="Times New Roman" w:eastAsia="Times New Roman" w:hAnsi="Times New Roman"/>
         </w:rPr>
-        <w:t xml:space="preserve">• Designed a normalized PostgreSQL schema and wrote 30 production SQL queries analyzing 500K+ e-commerce transactions, uncovering revenue concentration and segmentation insights while auditing and documenting real bugs in the analysis itself</w:t>
+        <w:t xml:space="preserve">• Transformed 56,636 messy municipal housing records (2013-2016) into a verified $18.50B market analysis — surfacing a $327,581 average vs. $205,838 median sale price to flag outlier skew — via an Excel formula engine (VLOOKUP/XLOOKUP/SUMPRODUCT) and a 9-pivot-table KPI dashboard</w:t>
       </w:r>
     </w:p>
     <w:p>
@@ -1099,7 +1099,7 @@
           <w:szCs w:val="18"/>
           <w:rFonts w:ascii="Times New Roman" w:cs="Times New Roman" w:eastAsia="Times New Roman" w:hAnsi="Times New Roman"/>
         </w:rPr>
-        <w:t xml:space="preserve">  GitHub: https://github.com/EfeObus/Online-Retail-SQL-Analysis</w:t>
+        <w:t xml:space="preserve">  GitHub: https://github.com/EfeObus/Nashville-Housing</w:t>
       </w:r>
     </w:p>
     <w:p>
@@ -1115,7 +1115,7 @@
           <w:szCs w:val="18"/>
           <w:rFonts w:ascii="Times New Roman" w:cs="Times New Roman" w:eastAsia="Times New Roman" w:hAnsi="Times New Roman"/>
         </w:rPr>
-        <w:t xml:space="preserve">  Technologies: PostgreSQL, SQL, Window Functions, CTEs, RFM Segmentation, Cohort Analysis, Database Design</w:t>
+        <w:t xml:space="preserve">  Technologies: Microsoft Excel, VLOOKUP/XLOOKUP, INDEX/MATCH, Pivot Tables, SUMPRODUCT, Data Cleaning, Business Intelligence</w:t>
       </w:r>
     </w:p>
     <w:p>
@@ -1130,31 +1130,31 @@
           <w:szCs w:val="22"/>
           <w:rFonts w:ascii="Times New Roman" w:cs="Times New Roman" w:eastAsia="Times New Roman" w:hAnsi="Times New Roman"/>
         </w:rPr>
-        <w:t xml:space="preserve">Nashville Housing Market Analysis</w:t>
-      </w:r>
-      <w:r>
-        <w:rPr>
-          <w:i/>
-          <w:iCs/>
-          <w:sz w:val="20"/>
-          <w:szCs w:val="20"/>
-          <w:rFonts w:ascii="Times New Roman" w:cs="Times New Roman" w:eastAsia="Times New Roman" w:hAnsi="Times New Roman"/>
-        </w:rPr>
-        <w:t xml:space="preserve"> (Jul 2026)</w:t>
-      </w:r>
-    </w:p>
-    <w:p>
-      <w:pPr>
-        <w:spacing w:after="50"/>
-        <w:ind w:left="360"/>
-      </w:pPr>
-      <w:r>
-        <w:rPr>
-          <w:sz w:val="20"/>
-          <w:szCs w:val="20"/>
-          <w:rFonts w:ascii="Times New Roman" w:cs="Times New Roman" w:eastAsia="Times New Roman" w:hAnsi="Times New Roman"/>
-        </w:rPr>
-        <w:t xml:space="preserve">• Transformed 56,636 messy municipal housing records (2013-2016) into a verified $18.50B market analysis — surfacing a $327,581 average vs. $205,838 median sale price to flag outlier skew — via an Excel formula engine (VLOOKUP/XLOOKUP/SUMPRODUCT) and a 9-pivot-table KPI dashboard</w:t>
+        <w:t xml:space="preserve">GDHO Dataset Analysis</w:t>
+      </w:r>
+      <w:r>
+        <w:rPr>
+          <w:i/>
+          <w:iCs/>
+          <w:sz w:val="20"/>
+          <w:szCs w:val="20"/>
+          <w:rFonts w:ascii="Times New Roman" w:cs="Times New Roman" w:eastAsia="Times New Roman" w:hAnsi="Times New Roman"/>
+        </w:rPr>
+        <w:t xml:space="preserve"> (Nov 2025)</w:t>
+      </w:r>
+    </w:p>
+    <w:p>
+      <w:pPr>
+        <w:spacing w:after="50"/>
+        <w:ind w:left="360"/>
+      </w:pPr>
+      <w:r>
+        <w:rPr>
+          <w:sz w:val="20"/>
+          <w:szCs w:val="20"/>
+          <w:rFonts w:ascii="Times New Roman" w:cs="Times New Roman" w:eastAsia="Times New Roman" w:hAnsi="Times New Roman"/>
+        </w:rPr>
+        <w:t xml:space="preserve">• Cleaned and analyzed 125,125 org-year rows covering 7,301 humanitarian organizations (GDHO 2025, 2006-2024), surfacing a 6,780x median-budget gap between national NGOs and UN agencies, then built a LightGBM budget estimator (0.796 held-out R², org-grouped train/test split) with an honest audit of its own imputation limitations</w:t>
       </w:r>
     </w:p>
     <w:p>
@@ -1169,7 +1169,7 @@
           <w:szCs w:val="18"/>
           <w:rFonts w:ascii="Times New Roman" w:cs="Times New Roman" w:eastAsia="Times New Roman" w:hAnsi="Times New Roman"/>
         </w:rPr>
-        <w:t xml:space="preserve">  GitHub: https://github.com/EfeObus/Nashville-Housing</w:t>
+        <w:t xml:space="preserve">  GitHub: https://github.com/EfeObus/Global-Database-of-Humanitarian-Organizations-Analysis</w:t>
       </w:r>
     </w:p>
     <w:p>
@@ -1185,7 +1185,7 @@
           <w:szCs w:val="18"/>
           <w:rFonts w:ascii="Times New Roman" w:cs="Times New Roman" w:eastAsia="Times New Roman" w:hAnsi="Times New Roman"/>
         </w:rPr>
-        <w:t xml:space="preserve">  Technologies: Microsoft Excel, VLOOKUP/XLOOKUP, INDEX/MATCH, Pivot Tables, SUMPRODUCT, Data Cleaning, Business Intelligence</w:t>
+        <w:t xml:space="preserve">  Technologies: Python, Pandas, NumPy, Scikit-learn, LightGBM, Matplotlib, Feature Engineering, Data Cleaning</w:t>
       </w:r>
     </w:p>
     <w:p>

--- a/documents/Efe_Obukohwo_Resume_DataAnalyst.docx
+++ b/documents/Efe_Obukohwo_Resume_DataAnalyst.docx
@@ -124,7 +124,7 @@
           <w:szCs w:val="20"/>
           <w:rFonts w:ascii="Times New Roman" w:cs="Times New Roman" w:eastAsia="Times New Roman" w:hAnsi="Times New Roman"/>
         </w:rPr>
-        <w:t xml:space="preserve">Pandas • Tableau • Power BI • Excel • SPSS • Apache Spark • Apache Hive • Python • JavaScript • TypeScript • Kotlin • HTML5 • CSS3 • SQL • Java • PostgreSQL • MySQL • Oracle • SQLAlchemy • Sequelize • Drizzle ORM • Prisma • Airtable • Scikit-learn • XGBoost • LightGBM • Random Forest • AutoML • OpenAI API • Gemini (Vertex AI)</w:t>
+        <w:t xml:space="preserve">Pandas • Tableau • Power BI • Excel • SPSS • Apache Spark • Apache Hive • Python • SQL • PostgreSQL • MySQL • Oracle • Airtable • Scikit-learn • XGBoost • LightGBM • Random Forest • AutoML</w:t>
       </w:r>
     </w:p>
     <w:p>
@@ -223,21 +223,21 @@
           <w:szCs w:val="20"/>
           <w:rFonts w:ascii="Times New Roman" w:cs="Times New Roman" w:eastAsia="Times New Roman" w:hAnsi="Times New Roman"/>
         </w:rPr>
-        <w:t xml:space="preserve">• Implemented a 5-tier API security system with ML-powered XSS/CSRF detection and behavioral analysis, achieving a 100% attack-prevention rate in testing</w:t>
-      </w:r>
-    </w:p>
-    <w:p>
-      <w:pPr>
-        <w:spacing w:after="50"/>
-        <w:ind w:left="360"/>
-      </w:pPr>
-      <w:r>
-        <w:rPr>
-          <w:sz w:val="20"/>
-          <w:szCs w:val="20"/>
-          <w:rFonts w:ascii="Times New Roman" w:cs="Times New Roman" w:eastAsia="Times New Roman" w:hAnsi="Times New Roman"/>
-        </w:rPr>
-        <w:t xml:space="preserve">• Deployed a Dockerized CI/CD pipeline achieving 99.9% uptime, &lt;400ms API response times, and 85% test coverage while leading a team of 5 developers</w:t>
+        <w:t xml:space="preserve">• Implemented a 5-tier API security system with ML-powered XSS/CSRF detection and behavioral analysis, achieving a 100% attack-prevention rate in internal penetration testing</w:t>
+      </w:r>
+    </w:p>
+    <w:p>
+      <w:pPr>
+        <w:spacing w:after="50"/>
+        <w:ind w:left="360"/>
+      </w:pPr>
+      <w:r>
+        <w:rPr>
+          <w:sz w:val="20"/>
+          <w:szCs w:val="20"/>
+          <w:rFonts w:ascii="Times New Roman" w:cs="Times New Roman" w:eastAsia="Times New Roman" w:hAnsi="Times New Roman"/>
+        </w:rPr>
+        <w:t xml:space="preserve">• Deployed a Dockerized CI/CD pipeline achieving 99.9% staging uptime, &lt;400ms API response times, and 85% test coverage while leading a team of 5 developers</w:t>
       </w:r>
     </w:p>
     <w:p>
@@ -835,7 +835,7 @@
           <w:caps/>
           <w:rFonts w:ascii="Times New Roman" w:cs="Times New Roman" w:eastAsia="Times New Roman" w:hAnsi="Times New Roman"/>
         </w:rPr>
-        <w:t xml:space="preserve">Key Projects</w:t>
+        <w:t xml:space="preserve">Key Data Analytics Projects</w:t>
       </w:r>
     </w:p>
     <w:p>
@@ -850,31 +850,31 @@
           <w:szCs w:val="22"/>
           <w:rFonts w:ascii="Times New Roman" w:cs="Times New Roman" w:eastAsia="Times New Roman" w:hAnsi="Times New Roman"/>
         </w:rPr>
-        <w:t xml:space="preserve">TekVwarho ProAudit</w:t>
-      </w:r>
-      <w:r>
-        <w:rPr>
-          <w:i/>
-          <w:iCs/>
-          <w:sz w:val="20"/>
-          <w:szCs w:val="20"/>
-          <w:rFonts w:ascii="Times New Roman" w:cs="Times New Roman" w:eastAsia="Times New Roman" w:hAnsi="Times New Roman"/>
-        </w:rPr>
-        <w:t xml:space="preserve"> (Oct 2025 – Present)</w:t>
-      </w:r>
-    </w:p>
-    <w:p>
-      <w:pPr>
-        <w:spacing w:after="50"/>
-        <w:ind w:left="360"/>
-      </w:pPr>
-      <w:r>
-        <w:rPr>
-          <w:sz w:val="20"/>
-          <w:szCs w:val="20"/>
-          <w:rFonts w:ascii="Times New Roman" w:cs="Times New Roman" w:eastAsia="Times New Roman" w:hAnsi="Times New Roman"/>
-        </w:rPr>
-        <w:t xml:space="preserve">• Built an enterprise Nigerian tax-compliance and forensic-audit platform spanning 500+ API routes and 400+ automated tests, featuring Benford's Law fraud detection and a hash-chain immutable ledger</w:t>
+        <w:t xml:space="preserve">GDHO Dataset Analysis</w:t>
+      </w:r>
+      <w:r>
+        <w:rPr>
+          <w:i/>
+          <w:iCs/>
+          <w:sz w:val="20"/>
+          <w:szCs w:val="20"/>
+          <w:rFonts w:ascii="Times New Roman" w:cs="Times New Roman" w:eastAsia="Times New Roman" w:hAnsi="Times New Roman"/>
+        </w:rPr>
+        <w:t xml:space="preserve"> (Nov 2025)</w:t>
+      </w:r>
+    </w:p>
+    <w:p>
+      <w:pPr>
+        <w:spacing w:after="50"/>
+        <w:ind w:left="360"/>
+      </w:pPr>
+      <w:r>
+        <w:rPr>
+          <w:sz w:val="20"/>
+          <w:szCs w:val="20"/>
+          <w:rFonts w:ascii="Times New Roman" w:cs="Times New Roman" w:eastAsia="Times New Roman" w:hAnsi="Times New Roman"/>
+        </w:rPr>
+        <w:t xml:space="preserve">• Cleaned and analyzed 125,125 org-year rows covering 7,301 humanitarian organizations (GDHO 2025, 2006-2024), surfacing a 6,780x median-budget gap between national NGOs and UN agencies, then built a LightGBM budget estimator (0.796 held-out R², org-grouped train/test split) with an honest audit of its own imputation limitations</w:t>
       </w:r>
     </w:p>
     <w:p>
@@ -889,7 +889,7 @@
           <w:szCs w:val="18"/>
           <w:rFonts w:ascii="Times New Roman" w:cs="Times New Roman" w:eastAsia="Times New Roman" w:hAnsi="Times New Roman"/>
         </w:rPr>
-        <w:t xml:space="preserve">  Live: https://ingenious-emotion-production-c3c3.up.railway.app/ | GitHub: https://github.com/EfeObus/TekVwarho-ProAudit</w:t>
+        <w:t xml:space="preserve">  GitHub: https://github.com/EfeObus/Global-Database-of-Humanitarian-Organizations-Analysis</w:t>
       </w:r>
     </w:p>
     <w:p>
@@ -905,7 +905,7 @@
           <w:szCs w:val="18"/>
           <w:rFonts w:ascii="Times New Roman" w:cs="Times New Roman" w:eastAsia="Times New Roman" w:hAnsi="Times New Roman"/>
         </w:rPr>
-        <w:t xml:space="preserve">  Technologies: Python, FastAPI, PostgreSQL, SQLAlchemy, Alembic, HTMX, TailwindCSS, Celery, Redis, Cryptography</w:t>
+        <w:t xml:space="preserve">  Technologies: Python, Pandas, NumPy, Scikit-learn, LightGBM, Matplotlib, Feature Engineering, Data Cleaning</w:t>
       </w:r>
     </w:p>
     <w:p>
@@ -920,31 +920,31 @@
           <w:szCs w:val="22"/>
           <w:rFonts w:ascii="Times New Roman" w:cs="Times New Roman" w:eastAsia="Times New Roman" w:hAnsi="Times New Roman"/>
         </w:rPr>
-        <w:t xml:space="preserve">Tekvwa Analysis Platform</w:t>
-      </w:r>
-      <w:r>
-        <w:rPr>
-          <w:i/>
-          <w:iCs/>
-          <w:sz w:val="20"/>
-          <w:szCs w:val="20"/>
-          <w:rFonts w:ascii="Times New Roman" w:cs="Times New Roman" w:eastAsia="Times New Roman" w:hAnsi="Times New Roman"/>
-        </w:rPr>
-        <w:t xml:space="preserve"> (Jan 2025 – Present)</w:t>
-      </w:r>
-    </w:p>
-    <w:p>
-      <w:pPr>
-        <w:spacing w:after="50"/>
-        <w:ind w:left="360"/>
-      </w:pPr>
-      <w:r>
-        <w:rPr>
-          <w:sz w:val="20"/>
-          <w:szCs w:val="20"/>
-          <w:rFonts w:ascii="Times New Roman" w:cs="Times New Roman" w:eastAsia="Times New Roman" w:hAnsi="Times New Roman"/>
-        </w:rPr>
-        <w:t xml:space="preserve">• Migrated a 17-module statistical analysis platform from Railway to Google Cloud Run and OpenAI to Vertex AI (Gemini via Application Default Credentials), shipping an auto-analysis recommendation engine, interactive drag/resize dashboards, and app-wide security hardening</w:t>
+        <w:t xml:space="preserve">Northwind Traders Tableau Analysis</w:t>
+      </w:r>
+      <w:r>
+        <w:rPr>
+          <w:i/>
+          <w:iCs/>
+          <w:sz w:val="20"/>
+          <w:szCs w:val="20"/>
+          <w:rFonts w:ascii="Times New Roman" w:cs="Times New Roman" w:eastAsia="Times New Roman" w:hAnsi="Times New Roman"/>
+        </w:rPr>
+        <w:t xml:space="preserve"> (Apr 2025)</w:t>
+      </w:r>
+    </w:p>
+    <w:p>
+      <w:pPr>
+        <w:spacing w:after="50"/>
+        <w:ind w:left="360"/>
+      </w:pPr>
+      <w:r>
+        <w:rPr>
+          <w:sz w:val="20"/>
+          <w:szCs w:val="20"/>
+          <w:rFonts w:ascii="Times New Roman" w:cs="Times New Roman" w:eastAsia="Times New Roman" w:hAnsi="Times New Roman"/>
+        </w:rPr>
+        <w:t xml:space="preserve">• Analyzed 3 years of Northwind Traders sales data (2013-2015) across 21 countries in Tableau, surfacing $1.35M revenue, 25.6% customer-concentration risk in the top 3 accounts, and seasonal demand peaks via a parameter-driven interactive dashboard</w:t>
       </w:r>
     </w:p>
     <w:p>
@@ -959,7 +959,7 @@
           <w:szCs w:val="18"/>
           <w:rFonts w:ascii="Times New Roman" w:cs="Times New Roman" w:eastAsia="Times New Roman" w:hAnsi="Times New Roman"/>
         </w:rPr>
-        <w:t xml:space="preserve">  Live: https://tekvwarho-analysis-551794668026.northamerica-northeast1.run.app/ | GitHub: https://github.com/EfeObus/TekVwarho-Analysis</w:t>
+        <w:t xml:space="preserve">  Live: https://public.tableau.com/app/profile/efe.obukohwo2950/viz/EfeObukohwoNorthwindTraders/NorthWindTradersDashboard | GitHub: https://github.com/EfeObus/North-Wind-Traders-Tableau-Analysis</w:t>
       </w:r>
     </w:p>
     <w:p>
@@ -975,7 +975,7 @@
           <w:szCs w:val="18"/>
           <w:rFonts w:ascii="Times New Roman" w:cs="Times New Roman" w:eastAsia="Times New Roman" w:hAnsi="Times New Roman"/>
         </w:rPr>
-        <w:t xml:space="preserve">  Technologies: Flask, PostgreSQL, Google Cloud Run, Vertex AI (Gemini), Cloud SQL, Plotly.js, Bootstrap, Python</w:t>
+        <w:t xml:space="preserve">  Technologies: Tableau, Tableau Public, Data Visualization, Business Intelligence, Data Modeling, Dashboard Design</w:t>
       </w:r>
     </w:p>
     <w:p>
@@ -990,7 +990,7 @@
           <w:szCs w:val="22"/>
           <w:rFonts w:ascii="Times New Roman" w:cs="Times New Roman" w:eastAsia="Times New Roman" w:hAnsi="Times New Roman"/>
         </w:rPr>
-        <w:t xml:space="preserve">Online Retail SQL Analysis</w:t>
+        <w:t xml:space="preserve">Nashville Housing Market Analysis</w:t>
       </w:r>
       <w:r>
         <w:rPr>
@@ -1014,7 +1014,7 @@
           <w:szCs w:val="20"/>
           <w:rFonts w:ascii="Times New Roman" w:cs="Times New Roman" w:eastAsia="Times New Roman" w:hAnsi="Times New Roman"/>
         </w:rPr>
-        <w:t xml:space="preserve">• Designed a normalized PostgreSQL schema and wrote 30 production SQL queries analyzing 500K+ e-commerce transactions, uncovering revenue concentration and segmentation insights while auditing and documenting real bugs in the analysis itself</w:t>
+        <w:t xml:space="preserve">• Transformed 56,636 messy municipal housing records (2013-2016) into a verified $18.50B market analysis — surfacing a $327,581 average vs. $205,838 median sale price to flag outlier skew — via an Excel formula engine (VLOOKUP/XLOOKUP/SUMPRODUCT) and a 9-pivot-table KPI dashboard</w:t>
       </w:r>
     </w:p>
     <w:p>
@@ -1029,7 +1029,7 @@
           <w:szCs w:val="18"/>
           <w:rFonts w:ascii="Times New Roman" w:cs="Times New Roman" w:eastAsia="Times New Roman" w:hAnsi="Times New Roman"/>
         </w:rPr>
-        <w:t xml:space="preserve">  GitHub: https://github.com/EfeObus/Online-Retail-SQL-Analysis</w:t>
+        <w:t xml:space="preserve">  GitHub: https://github.com/EfeObus/Nashville-Housing</w:t>
       </w:r>
     </w:p>
     <w:p>
@@ -1045,7 +1045,7 @@
           <w:szCs w:val="18"/>
           <w:rFonts w:ascii="Times New Roman" w:cs="Times New Roman" w:eastAsia="Times New Roman" w:hAnsi="Times New Roman"/>
         </w:rPr>
-        <w:t xml:space="preserve">  Technologies: PostgreSQL, SQL, Window Functions, CTEs, RFM Segmentation, Cohort Analysis, Database Design</w:t>
+        <w:t xml:space="preserve">  Technologies: Microsoft Excel, VLOOKUP/XLOOKUP, INDEX/MATCH, Pivot Tables, SUMPRODUCT, Data Cleaning, Business Intelligence</w:t>
       </w:r>
     </w:p>
     <w:p>
@@ -1060,7 +1060,7 @@
           <w:szCs w:val="22"/>
           <w:rFonts w:ascii="Times New Roman" w:cs="Times New Roman" w:eastAsia="Times New Roman" w:hAnsi="Times New Roman"/>
         </w:rPr>
-        <w:t xml:space="preserve">Nashville Housing Market Analysis</w:t>
+        <w:t xml:space="preserve">Online Retail SQL Analysis</w:t>
       </w:r>
       <w:r>
         <w:rPr>
@@ -1084,7 +1084,7 @@
           <w:szCs w:val="20"/>
           <w:rFonts w:ascii="Times New Roman" w:cs="Times New Roman" w:eastAsia="Times New Roman" w:hAnsi="Times New Roman"/>
         </w:rPr>
-        <w:t xml:space="preserve">• Transformed 56,636 messy municipal housing records (2013-2016) into a verified $18.50B market analysis — surfacing a $327,581 average vs. $205,838 median sale price to flag outlier skew — via an Excel formula engine (VLOOKUP/XLOOKUP/SUMPRODUCT) and a 9-pivot-table KPI dashboard</w:t>
+        <w:t xml:space="preserve">• Designed a normalized PostgreSQL schema and wrote 30 production SQL queries analyzing 500K+ e-commerce transactions, uncovering revenue concentration and segmentation insights while auditing and documenting real bugs in the analysis itself</w:t>
       </w:r>
     </w:p>
     <w:p>
@@ -1099,7 +1099,7 @@
           <w:szCs w:val="18"/>
           <w:rFonts w:ascii="Times New Roman" w:cs="Times New Roman" w:eastAsia="Times New Roman" w:hAnsi="Times New Roman"/>
         </w:rPr>
-        <w:t xml:space="preserve">  GitHub: https://github.com/EfeObus/Nashville-Housing</w:t>
+        <w:t xml:space="preserve">  GitHub: https://github.com/EfeObus/Online-Retail-SQL-Analysis</w:t>
       </w:r>
     </w:p>
     <w:p>
@@ -1115,147 +1115,7 @@
           <w:szCs w:val="18"/>
           <w:rFonts w:ascii="Times New Roman" w:cs="Times New Roman" w:eastAsia="Times New Roman" w:hAnsi="Times New Roman"/>
         </w:rPr>
-        <w:t xml:space="preserve">  Technologies: Microsoft Excel, VLOOKUP/XLOOKUP, INDEX/MATCH, Pivot Tables, SUMPRODUCT, Data Cleaning, Business Intelligence</w:t>
-      </w:r>
-    </w:p>
-    <w:p>
-      <w:pPr>
-        <w:spacing w:before="150"/>
-      </w:pPr>
-      <w:r>
-        <w:rPr>
-          <w:b/>
-          <w:bCs/>
-          <w:sz w:val="22"/>
-          <w:szCs w:val="22"/>
-          <w:rFonts w:ascii="Times New Roman" w:cs="Times New Roman" w:eastAsia="Times New Roman" w:hAnsi="Times New Roman"/>
-        </w:rPr>
-        <w:t xml:space="preserve">GDHO Dataset Analysis</w:t>
-      </w:r>
-      <w:r>
-        <w:rPr>
-          <w:i/>
-          <w:iCs/>
-          <w:sz w:val="20"/>
-          <w:szCs w:val="20"/>
-          <w:rFonts w:ascii="Times New Roman" w:cs="Times New Roman" w:eastAsia="Times New Roman" w:hAnsi="Times New Roman"/>
-        </w:rPr>
-        <w:t xml:space="preserve"> (Nov 2025)</w:t>
-      </w:r>
-    </w:p>
-    <w:p>
-      <w:pPr>
-        <w:spacing w:after="50"/>
-        <w:ind w:left="360"/>
-      </w:pPr>
-      <w:r>
-        <w:rPr>
-          <w:sz w:val="20"/>
-          <w:szCs w:val="20"/>
-          <w:rFonts w:ascii="Times New Roman" w:cs="Times New Roman" w:eastAsia="Times New Roman" w:hAnsi="Times New Roman"/>
-        </w:rPr>
-        <w:t xml:space="preserve">• Cleaned and analyzed 125,125 org-year rows covering 7,301 humanitarian organizations (GDHO 2025, 2006-2024), surfacing a 6,780x median-budget gap between national NGOs and UN agencies, then built a LightGBM budget estimator (0.796 held-out R², org-grouped train/test split) with an honest audit of its own imputation limitations</w:t>
-      </w:r>
-    </w:p>
-    <w:p>
-      <w:pPr>
-        <w:spacing w:after="50"/>
-        <w:ind w:left="360"/>
-      </w:pPr>
-      <w:r>
-        <w:rPr>
-          <w:color w:val="0066CC"/>
-          <w:sz w:val="18"/>
-          <w:szCs w:val="18"/>
-          <w:rFonts w:ascii="Times New Roman" w:cs="Times New Roman" w:eastAsia="Times New Roman" w:hAnsi="Times New Roman"/>
-        </w:rPr>
-        <w:t xml:space="preserve">  GitHub: https://github.com/EfeObus/Global-Database-of-Humanitarian-Organizations-Analysis</w:t>
-      </w:r>
-    </w:p>
-    <w:p>
-      <w:pPr>
-        <w:spacing w:after="100"/>
-        <w:ind w:left="360"/>
-      </w:pPr>
-      <w:r>
-        <w:rPr>
-          <w:i/>
-          <w:iCs/>
-          <w:sz w:val="18"/>
-          <w:szCs w:val="18"/>
-          <w:rFonts w:ascii="Times New Roman" w:cs="Times New Roman" w:eastAsia="Times New Roman" w:hAnsi="Times New Roman"/>
-        </w:rPr>
-        <w:t xml:space="preserve">  Technologies: Python, Pandas, NumPy, Scikit-learn, LightGBM, Matplotlib, Feature Engineering, Data Cleaning</w:t>
-      </w:r>
-    </w:p>
-    <w:p>
-      <w:pPr>
-        <w:spacing w:before="150"/>
-      </w:pPr>
-      <w:r>
-        <w:rPr>
-          <w:b/>
-          <w:bCs/>
-          <w:sz w:val="22"/>
-          <w:szCs w:val="22"/>
-          <w:rFonts w:ascii="Times New Roman" w:cs="Times New Roman" w:eastAsia="Times New Roman" w:hAnsi="Times New Roman"/>
-        </w:rPr>
-        <w:t xml:space="preserve">Zodiac Real Estate AI</w:t>
-      </w:r>
-      <w:r>
-        <w:rPr>
-          <w:i/>
-          <w:iCs/>
-          <w:sz w:val="20"/>
-          <w:szCs w:val="20"/>
-          <w:rFonts w:ascii="Times New Roman" w:cs="Times New Roman" w:eastAsia="Times New Roman" w:hAnsi="Times New Roman"/>
-        </w:rPr>
-        <w:t xml:space="preserve"> (May 2025 – Aug 2025)</w:t>
-      </w:r>
-    </w:p>
-    <w:p>
-      <w:pPr>
-        <w:spacing w:after="50"/>
-        <w:ind w:left="360"/>
-      </w:pPr>
-      <w:r>
-        <w:rPr>
-          <w:sz w:val="20"/>
-          <w:szCs w:val="20"/>
-          <w:rFonts w:ascii="Times New Roman" w:cs="Times New Roman" w:eastAsia="Times New Roman" w:hAnsi="Times New Roman"/>
-        </w:rPr>
-        <w:t xml:space="preserve">• Delivered a real estate analytics platform achieving 88.3% ML prediction accuracy across 49,551+ Canadian properties, integrating real-time economic data feeds</w:t>
-      </w:r>
-    </w:p>
-    <w:p>
-      <w:pPr>
-        <w:spacing w:after="50"/>
-        <w:ind w:left="360"/>
-      </w:pPr>
-      <w:r>
-        <w:rPr>
-          <w:color w:val="0066CC"/>
-          <w:sz w:val="18"/>
-          <w:szCs w:val="18"/>
-          <w:rFonts w:ascii="Times New Roman" w:cs="Times New Roman" w:eastAsia="Times New Roman" w:hAnsi="Times New Roman"/>
-        </w:rPr>
-        <w:t xml:space="preserve">  GitHub: https://github.com/EfeObus/NextProperty</w:t>
-      </w:r>
-    </w:p>
-    <w:p>
-      <w:pPr>
-        <w:spacing w:after="100"/>
-        <w:ind w:left="360"/>
-      </w:pPr>
-      <w:r>
-        <w:rPr>
-          <w:i/>
-          <w:iCs/>
-          <w:sz w:val="18"/>
-          <w:szCs w:val="18"/>
-          <w:rFonts w:ascii="Times New Roman" w:cs="Times New Roman" w:eastAsia="Times New Roman" w:hAnsi="Times New Roman"/>
-        </w:rPr>
-        <w:t xml:space="preserve">  Technologies: Python, Flask, MySQL, Scikit-learn, XGBoost, Docker, JavaScript</w:t>
+        <w:t xml:space="preserve">  Technologies: PostgreSQL, SQL, Window Functions, CTEs, RFM Segmentation, Cohort Analysis, Database Design</w:t>
       </w:r>
     </w:p>
     <w:p>

--- a/documents/Efe_Obukohwo_Resume_DataAnalyst.docx
+++ b/documents/Efe_Obukohwo_Resume_DataAnalyst.docx
@@ -13,6 +13,7 @@
           <w:bCs/>
           <w:sz w:val="36"/>
           <w:szCs w:val="36"/>
+          <w:caps/>
           <w:rFonts w:ascii="Times New Roman" w:cs="Times New Roman" w:eastAsia="Times New Roman" w:hAnsi="Times New Roman"/>
         </w:rPr>
         <w:t xml:space="preserve">Efe Obukohwo</w:t>
@@ -39,11 +40,57 @@
       </w:pPr>
       <w:r>
         <w:rPr>
-          <w:sz w:val="20"/>
-          <w:szCs w:val="20"/>
-          <w:rFonts w:ascii="Times New Roman" w:cs="Times New Roman" w:eastAsia="Times New Roman" w:hAnsi="Times New Roman"/>
-        </w:rPr>
-        <w:t xml:space="preserve">North York, Toronto, ON, Canada | +1 (905) 781-9825 | efe.obukohwo@outlook.com</w:t>
+          <w:b/>
+          <w:bCs/>
+          <w:sz w:val="20"/>
+          <w:szCs w:val="20"/>
+          <w:rFonts w:ascii="Times New Roman" w:cs="Times New Roman" w:eastAsia="Times New Roman" w:hAnsi="Times New Roman"/>
+        </w:rPr>
+        <w:t xml:space="preserve">Email: </w:t>
+      </w:r>
+      <w:r>
+        <w:rPr>
+          <w:sz w:val="20"/>
+          <w:szCs w:val="20"/>
+          <w:rFonts w:ascii="Times New Roman" w:cs="Times New Roman" w:eastAsia="Times New Roman" w:hAnsi="Times New Roman"/>
+        </w:rPr>
+        <w:t xml:space="preserve">efe.obukohwo@outlook.com    </w:t>
+      </w:r>
+      <w:r>
+        <w:rPr>
+          <w:b/>
+          <w:bCs/>
+          <w:sz w:val="20"/>
+          <w:szCs w:val="20"/>
+          <w:rFonts w:ascii="Times New Roman" w:cs="Times New Roman" w:eastAsia="Times New Roman" w:hAnsi="Times New Roman"/>
+        </w:rPr>
+        <w:t xml:space="preserve">Phone: </w:t>
+      </w:r>
+      <w:r>
+        <w:rPr>
+          <w:sz w:val="20"/>
+          <w:szCs w:val="20"/>
+          <w:rFonts w:ascii="Times New Roman" w:cs="Times New Roman" w:eastAsia="Times New Roman" w:hAnsi="Times New Roman"/>
+        </w:rPr>
+        <w:t xml:space="preserve">+1 (905) 781-9825    </w:t>
+      </w:r>
+      <w:r>
+        <w:rPr>
+          <w:b/>
+          <w:bCs/>
+          <w:sz w:val="20"/>
+          <w:szCs w:val="20"/>
+          <w:rFonts w:ascii="Times New Roman" w:cs="Times New Roman" w:eastAsia="Times New Roman" w:hAnsi="Times New Roman"/>
+        </w:rPr>
+        <w:t xml:space="preserve">Address: </w:t>
+      </w:r>
+      <w:r>
+        <w:rPr>
+          <w:sz w:val="20"/>
+          <w:szCs w:val="20"/>
+          <w:rFonts w:ascii="Times New Roman" w:cs="Times New Roman" w:eastAsia="Times New Roman" w:hAnsi="Times New Roman"/>
+        </w:rPr>
+        <w:t xml:space="preserve">North York, Toronto, ON, Canada</w:t>
       </w:r>
     </w:p>
     <w:p>
@@ -148,7 +195,10 @@
     </w:p>
     <w:p>
       <w:pPr>
-        <w:spacing w:before="150"/>
+        <w:tabs>
+          <w:tab w:val="right" w:pos="10800"/>
+        </w:tabs>
+        <w:spacing w:before="150" w:after="20"/>
       </w:pPr>
       <w:r>
         <w:rPr>
@@ -160,19 +210,107 @@
         </w:rPr>
         <w:t xml:space="preserve">Full Stack Developer Intern</w:t>
       </w:r>
-      <w:r>
-        <w:rPr>
+      <w:tab/>
+      <w:r>
+        <w:rPr>
+          <w:i/>
+          <w:iCs/>
+          <w:sz w:val="20"/>
+          <w:szCs w:val="20"/>
+          <w:rFonts w:ascii="Times New Roman" w:cs="Times New Roman" w:eastAsia="Times New Roman" w:hAnsi="Times New Roman"/>
+        </w:rPr>
+        <w:t xml:space="preserve">May 2025 – August 2025</w:t>
+      </w:r>
+    </w:p>
+    <w:p>
+      <w:pPr>
+        <w:spacing w:after="100"/>
+      </w:pPr>
+      <w:r>
+        <w:rPr>
+          <w:b/>
+          <w:bCs/>
+          <w:sz w:val="20"/>
+          <w:szCs w:val="20"/>
+          <w:rFonts w:ascii="Times New Roman" w:cs="Times New Roman" w:eastAsia="Times New Roman" w:hAnsi="Times New Roman"/>
+        </w:rPr>
+        <w:t xml:space="preserve">Zodiac Tech Toronto — Toronto, ON</w:t>
+      </w:r>
+    </w:p>
+    <w:p>
+      <w:pPr>
+        <w:spacing w:after="50"/>
+        <w:ind w:left="360"/>
+      </w:pPr>
+      <w:r>
+        <w:rPr>
+          <w:sz w:val="20"/>
+          <w:szCs w:val="20"/>
+          <w:rFonts w:ascii="Times New Roman" w:cs="Times New Roman" w:eastAsia="Times New Roman" w:hAnsi="Times New Roman"/>
+        </w:rPr>
+        <w:t xml:space="preserve">• Architected an AI-powered real estate analytics platform processing 49,551+ Canadian properties, achieving 88.3% ML prediction accuracy with an ensemble of XGBoost, LightGBM, and Random Forest</w:t>
+      </w:r>
+    </w:p>
+    <w:p>
+      <w:pPr>
+        <w:spacing w:after="50"/>
+        <w:ind w:left="360"/>
+      </w:pPr>
+      <w:r>
+        <w:rPr>
+          <w:sz w:val="20"/>
+          <w:szCs w:val="20"/>
+          <w:rFonts w:ascii="Times New Roman" w:cs="Times New Roman" w:eastAsia="Times New Roman" w:hAnsi="Times New Roman"/>
+        </w:rPr>
+        <w:t xml:space="preserve">• Led full-stack development of a production Flask application with MySQL and a 20+ endpoint REST API, shipping interactive property mapping and investment analytics</w:t>
+      </w:r>
+    </w:p>
+    <w:p>
+      <w:pPr>
+        <w:spacing w:after="50"/>
+        <w:ind w:left="360"/>
+      </w:pPr>
+      <w:r>
+        <w:rPr>
+          <w:sz w:val="20"/>
+          <w:szCs w:val="20"/>
+          <w:rFonts w:ascii="Times New Roman" w:cs="Times New Roman" w:eastAsia="Times New Roman" w:hAnsi="Times New Roman"/>
+        </w:rPr>
+        <w:t xml:space="preserve">• Implemented a 5-tier API security system with ML-powered XSS/CSRF detection and behavioral analysis, achieving a 100% attack-prevention rate in internal penetration testing</w:t>
+      </w:r>
+    </w:p>
+    <w:p>
+      <w:pPr>
+        <w:spacing w:after="50"/>
+        <w:ind w:left="360"/>
+      </w:pPr>
+      <w:r>
+        <w:rPr>
+          <w:sz w:val="20"/>
+          <w:szCs w:val="20"/>
+          <w:rFonts w:ascii="Times New Roman" w:cs="Times New Roman" w:eastAsia="Times New Roman" w:hAnsi="Times New Roman"/>
+        </w:rPr>
+        <w:t xml:space="preserve">• Deployed a Dockerized CI/CD pipeline achieving 99.9% staging uptime, &lt;400ms API response times, and 85% test coverage while leading a team of 5 developers</w:t>
+      </w:r>
+    </w:p>
+    <w:p>
+      <w:pPr>
+        <w:tabs>
+          <w:tab w:val="right" w:pos="10800"/>
+        </w:tabs>
+        <w:spacing w:before="150" w:after="20"/>
+      </w:pPr>
+      <w:r>
+        <w:rPr>
+          <w:b/>
+          <w:bCs/>
           <w:sz w:val="22"/>
           <w:szCs w:val="22"/>
           <w:rFonts w:ascii="Times New Roman" w:cs="Times New Roman" w:eastAsia="Times New Roman" w:hAnsi="Times New Roman"/>
         </w:rPr>
-        <w:t xml:space="preserve"> | Zodiac Tech Toronto</w:t>
-      </w:r>
-    </w:p>
-    <w:p>
-      <w:pPr>
-        <w:spacing w:after="100"/>
-      </w:pPr>
+        <w:t xml:space="preserve">Customer Service Representative</w:t>
+      </w:r>
+      <w:tab/>
       <w:r>
         <w:rPr>
           <w:i/>
@@ -181,68 +319,72 @@
           <w:szCs w:val="20"/>
           <w:rFonts w:ascii="Times New Roman" w:cs="Times New Roman" w:eastAsia="Times New Roman" w:hAnsi="Times New Roman"/>
         </w:rPr>
-        <w:t xml:space="preserve">Toronto, ON | May 2025 – August 2025</w:t>
-      </w:r>
-    </w:p>
-    <w:p>
-      <w:pPr>
-        <w:spacing w:after="50"/>
-        <w:ind w:left="360"/>
-      </w:pPr>
-      <w:r>
-        <w:rPr>
-          <w:sz w:val="20"/>
-          <w:szCs w:val="20"/>
-          <w:rFonts w:ascii="Times New Roman" w:cs="Times New Roman" w:eastAsia="Times New Roman" w:hAnsi="Times New Roman"/>
-        </w:rPr>
-        <w:t xml:space="preserve">• Architected an AI-powered real estate analytics platform processing 49,551+ Canadian properties, achieving 88.3% ML prediction accuracy with an ensemble of XGBoost, LightGBM, and Random Forest</w:t>
-      </w:r>
-    </w:p>
-    <w:p>
-      <w:pPr>
-        <w:spacing w:after="50"/>
-        <w:ind w:left="360"/>
-      </w:pPr>
-      <w:r>
-        <w:rPr>
-          <w:sz w:val="20"/>
-          <w:szCs w:val="20"/>
-          <w:rFonts w:ascii="Times New Roman" w:cs="Times New Roman" w:eastAsia="Times New Roman" w:hAnsi="Times New Roman"/>
-        </w:rPr>
-        <w:t xml:space="preserve">• Led full-stack development of a production Flask application with MySQL and a 20+ endpoint REST API, shipping interactive property mapping and investment analytics</w:t>
-      </w:r>
-    </w:p>
-    <w:p>
-      <w:pPr>
-        <w:spacing w:after="50"/>
-        <w:ind w:left="360"/>
-      </w:pPr>
-      <w:r>
-        <w:rPr>
-          <w:sz w:val="20"/>
-          <w:szCs w:val="20"/>
-          <w:rFonts w:ascii="Times New Roman" w:cs="Times New Roman" w:eastAsia="Times New Roman" w:hAnsi="Times New Roman"/>
-        </w:rPr>
-        <w:t xml:space="preserve">• Implemented a 5-tier API security system with ML-powered XSS/CSRF detection and behavioral analysis, achieving a 100% attack-prevention rate in internal penetration testing</w:t>
-      </w:r>
-    </w:p>
-    <w:p>
-      <w:pPr>
-        <w:spacing w:after="50"/>
-        <w:ind w:left="360"/>
-      </w:pPr>
-      <w:r>
-        <w:rPr>
-          <w:sz w:val="20"/>
-          <w:szCs w:val="20"/>
-          <w:rFonts w:ascii="Times New Roman" w:cs="Times New Roman" w:eastAsia="Times New Roman" w:hAnsi="Times New Roman"/>
-        </w:rPr>
-        <w:t xml:space="preserve">• Deployed a Dockerized CI/CD pipeline achieving 99.9% staging uptime, &lt;400ms API response times, and 85% test coverage while leading a team of 5 developers</w:t>
-      </w:r>
-    </w:p>
-    <w:p>
-      <w:pPr>
-        <w:spacing w:before="150"/>
+        <w:t xml:space="preserve">Aug 2024 – May 2025</w:t>
+      </w:r>
+    </w:p>
+    <w:p>
+      <w:pPr>
+        <w:spacing w:after="100"/>
+      </w:pPr>
+      <w:r>
+        <w:rPr>
+          <w:b/>
+          <w:bCs/>
+          <w:sz w:val="20"/>
+          <w:szCs w:val="20"/>
+          <w:rFonts w:ascii="Times New Roman" w:cs="Times New Roman" w:eastAsia="Times New Roman" w:hAnsi="Times New Roman"/>
+        </w:rPr>
+        <w:t xml:space="preserve">IGNITE Student Life, Humber College — Toronto, ON</w:t>
+      </w:r>
+    </w:p>
+    <w:p>
+      <w:pPr>
+        <w:spacing w:after="50"/>
+        <w:ind w:left="360"/>
+      </w:pPr>
+      <w:r>
+        <w:rPr>
+          <w:sz w:val="20"/>
+          <w:szCs w:val="20"/>
+          <w:rFonts w:ascii="Times New Roman" w:cs="Times New Roman" w:eastAsia="Times New Roman" w:hAnsi="Times New Roman"/>
+        </w:rPr>
+        <w:t xml:space="preserve">• Automated a manual student registration and check-in workflow for the IGNITE Sleep Lounge, eliminating manual processing for 20,000+ students and cutting processing time by 90%</w:t>
+      </w:r>
+    </w:p>
+    <w:p>
+      <w:pPr>
+        <w:spacing w:after="50"/>
+        <w:ind w:left="360"/>
+      </w:pPr>
+      <w:r>
+        <w:rPr>
+          <w:sz w:val="20"/>
+          <w:szCs w:val="20"/>
+          <w:rFonts w:ascii="Times New Roman" w:cs="Times New Roman" w:eastAsia="Times New Roman" w:hAnsi="Times New Roman"/>
+        </w:rPr>
+        <w:t xml:space="preserve">• Led root-cause analysis on the insurance opt-in process, redesigning the workflow to cut processing time by 15%</w:t>
+      </w:r>
+    </w:p>
+    <w:p>
+      <w:pPr>
+        <w:spacing w:after="50"/>
+        <w:ind w:left="360"/>
+      </w:pPr>
+      <w:r>
+        <w:rPr>
+          <w:sz w:val="20"/>
+          <w:szCs w:val="20"/>
+          <w:rFonts w:ascii="Times New Roman" w:cs="Times New Roman" w:eastAsia="Times New Roman" w:hAnsi="Times New Roman"/>
+        </w:rPr>
+        <w:t xml:space="preserve">• Resolved billing issues and account discrepancies across a high volume of inbound student inquiries via phone, email, and live chat</w:t>
+      </w:r>
+    </w:p>
+    <w:p>
+      <w:pPr>
+        <w:tabs>
+          <w:tab w:val="right" w:pos="10800"/>
+        </w:tabs>
+        <w:spacing w:before="150" w:after="20"/>
       </w:pPr>
       <w:r>
         <w:rPr>
@@ -252,21 +394,109 @@
           <w:szCs w:val="22"/>
           <w:rFonts w:ascii="Times New Roman" w:cs="Times New Roman" w:eastAsia="Times New Roman" w:hAnsi="Times New Roman"/>
         </w:rPr>
-        <w:t xml:space="preserve">Customer Service Representative</w:t>
-      </w:r>
-      <w:r>
-        <w:rPr>
+        <w:t xml:space="preserve">Database Consultant</w:t>
+      </w:r>
+      <w:tab/>
+      <w:r>
+        <w:rPr>
+          <w:i/>
+          <w:iCs/>
+          <w:sz w:val="20"/>
+          <w:szCs w:val="20"/>
+          <w:rFonts w:ascii="Times New Roman" w:cs="Times New Roman" w:eastAsia="Times New Roman" w:hAnsi="Times New Roman"/>
+        </w:rPr>
+        <w:t xml:space="preserve">May 2023 – Dec 2025</w:t>
+      </w:r>
+    </w:p>
+    <w:p>
+      <w:pPr>
+        <w:spacing w:after="100"/>
+      </w:pPr>
+      <w:r>
+        <w:rPr>
+          <w:b/>
+          <w:bCs/>
+          <w:sz w:val="20"/>
+          <w:szCs w:val="20"/>
+          <w:rFonts w:ascii="Times New Roman" w:cs="Times New Roman" w:eastAsia="Times New Roman" w:hAnsi="Times New Roman"/>
+        </w:rPr>
+        <w:t xml:space="preserve">Humanitarian Outcomes — Remote</w:t>
+      </w:r>
+    </w:p>
+    <w:p>
+      <w:pPr>
+        <w:spacing w:after="50"/>
+        <w:ind w:left="360"/>
+      </w:pPr>
+      <w:r>
+        <w:rPr>
+          <w:sz w:val="20"/>
+          <w:szCs w:val="20"/>
+          <w:rFonts w:ascii="Times New Roman" w:cs="Times New Roman" w:eastAsia="Times New Roman" w:hAnsi="Times New Roman"/>
+        </w:rPr>
+        <w:t xml:space="preserve">• Resolved data-integrity issues across the GDHO Airtable and database while designing optimized schemas with the team lead, driving a 25% increase in operational efficiency</w:t>
+      </w:r>
+    </w:p>
+    <w:p>
+      <w:pPr>
+        <w:spacing w:after="50"/>
+        <w:ind w:left="360"/>
+      </w:pPr>
+      <w:r>
+        <w:rPr>
+          <w:sz w:val="20"/>
+          <w:szCs w:val="20"/>
+          <w:rFonts w:ascii="Times New Roman" w:cs="Times New Roman" w:eastAsia="Times New Roman" w:hAnsi="Times New Roman"/>
+        </w:rPr>
+        <w:t xml:space="preserve">• Conducted trend analysis using SPSS and SQL, then visualized findings in Tableau and Power BI to drive data-informed decisions for humanitarian stakeholders worldwide</w:t>
+      </w:r>
+    </w:p>
+    <w:p>
+      <w:pPr>
+        <w:spacing w:after="50"/>
+        <w:ind w:left="360"/>
+      </w:pPr>
+      <w:r>
+        <w:rPr>
+          <w:sz w:val="20"/>
+          <w:szCs w:val="20"/>
+          <w:rFonts w:ascii="Times New Roman" w:cs="Times New Roman" w:eastAsia="Times New Roman" w:hAnsi="Times New Roman"/>
+        </w:rPr>
+        <w:t xml:space="preserve">• Built and segmented 1,200+ partner and audience lists using Airtable and SQL, increasing campaign engagement by 30%</w:t>
+      </w:r>
+    </w:p>
+    <w:p>
+      <w:pPr>
+        <w:spacing w:after="50"/>
+        <w:ind w:left="360"/>
+      </w:pPr>
+      <w:r>
+        <w:rPr>
+          <w:sz w:val="20"/>
+          <w:szCs w:val="20"/>
+          <w:rFonts w:ascii="Times New Roman" w:cs="Times New Roman" w:eastAsia="Times New Roman" w:hAnsi="Times New Roman"/>
+        </w:rPr>
+        <w:t xml:space="preserve">• Qualified 350+ leads from events and surveys using structured frameworks, converting 120 into high-priority partnership opportunities</w:t>
+      </w:r>
+    </w:p>
+    <w:p>
+      <w:pPr>
+        <w:tabs>
+          <w:tab w:val="right" w:pos="10800"/>
+        </w:tabs>
+        <w:spacing w:before="150" w:after="20"/>
+      </w:pPr>
+      <w:r>
+        <w:rPr>
+          <w:b/>
+          <w:bCs/>
           <w:sz w:val="22"/>
           <w:szCs w:val="22"/>
           <w:rFonts w:ascii="Times New Roman" w:cs="Times New Roman" w:eastAsia="Times New Roman" w:hAnsi="Times New Roman"/>
         </w:rPr>
-        <w:t xml:space="preserve"> | IGNITE Student Life, Humber College</w:t>
-      </w:r>
-    </w:p>
-    <w:p>
-      <w:pPr>
-        <w:spacing w:after="100"/>
-      </w:pPr>
+        <w:t xml:space="preserve">Research Analyst Intern</w:t>
+      </w:r>
+      <w:tab/>
       <w:r>
         <w:rPr>
           <w:i/>
@@ -275,54 +505,58 @@
           <w:szCs w:val="20"/>
           <w:rFonts w:ascii="Times New Roman" w:cs="Times New Roman" w:eastAsia="Times New Roman" w:hAnsi="Times New Roman"/>
         </w:rPr>
-        <w:t xml:space="preserve">Toronto, ON | Aug 2024 – May 2025</w:t>
-      </w:r>
-    </w:p>
-    <w:p>
-      <w:pPr>
-        <w:spacing w:after="50"/>
-        <w:ind w:left="360"/>
-      </w:pPr>
-      <w:r>
-        <w:rPr>
-          <w:sz w:val="20"/>
-          <w:szCs w:val="20"/>
-          <w:rFonts w:ascii="Times New Roman" w:cs="Times New Roman" w:eastAsia="Times New Roman" w:hAnsi="Times New Roman"/>
-        </w:rPr>
-        <w:t xml:space="preserve">• Automated a manual student registration and check-in workflow for the IGNITE Sleep Lounge, eliminating manual processing for 20,000+ students and cutting processing time by 90%</w:t>
-      </w:r>
-    </w:p>
-    <w:p>
-      <w:pPr>
-        <w:spacing w:after="50"/>
-        <w:ind w:left="360"/>
-      </w:pPr>
-      <w:r>
-        <w:rPr>
-          <w:sz w:val="20"/>
-          <w:szCs w:val="20"/>
-          <w:rFonts w:ascii="Times New Roman" w:cs="Times New Roman" w:eastAsia="Times New Roman" w:hAnsi="Times New Roman"/>
-        </w:rPr>
-        <w:t xml:space="preserve">• Led root-cause analysis on the insurance opt-in process, redesigning the workflow to cut processing time by 15%</w:t>
-      </w:r>
-    </w:p>
-    <w:p>
-      <w:pPr>
-        <w:spacing w:after="50"/>
-        <w:ind w:left="360"/>
-      </w:pPr>
-      <w:r>
-        <w:rPr>
-          <w:sz w:val="20"/>
-          <w:szCs w:val="20"/>
-          <w:rFonts w:ascii="Times New Roman" w:cs="Times New Roman" w:eastAsia="Times New Roman" w:hAnsi="Times New Roman"/>
-        </w:rPr>
-        <w:t xml:space="preserve">• Resolved billing issues and account discrepancies across a high volume of inbound student inquiries via phone, email, and live chat</w:t>
-      </w:r>
-    </w:p>
-    <w:p>
-      <w:pPr>
-        <w:spacing w:before="150"/>
+        <w:t xml:space="preserve">May 2023 – Aug 2023 (Concurrent)</w:t>
+      </w:r>
+    </w:p>
+    <w:p>
+      <w:pPr>
+        <w:spacing w:after="100"/>
+      </w:pPr>
+      <w:r>
+        <w:rPr>
+          <w:b/>
+          <w:bCs/>
+          <w:sz w:val="20"/>
+          <w:szCs w:val="20"/>
+          <w:rFonts w:ascii="Times New Roman" w:cs="Times New Roman" w:eastAsia="Times New Roman" w:hAnsi="Times New Roman"/>
+        </w:rPr>
+        <w:t xml:space="preserve">Flip Foundation, Inc. — Canada</w:t>
+      </w:r>
+    </w:p>
+    <w:p>
+      <w:pPr>
+        <w:spacing w:after="50"/>
+        <w:ind w:left="360"/>
+      </w:pPr>
+      <w:r>
+        <w:rPr>
+          <w:sz w:val="20"/>
+          <w:szCs w:val="20"/>
+          <w:rFonts w:ascii="Times New Roman" w:cs="Times New Roman" w:eastAsia="Times New Roman" w:hAnsi="Times New Roman"/>
+        </w:rPr>
+        <w:t xml:space="preserve">• Conducted quantitative and qualitative analysis on leadership barriers among LGBTQ+ and BIPOC youth using SPSS, SQL, and Excel, then visualized findings in Power BI and Infogram for stakeholder presentations</w:t>
+      </w:r>
+    </w:p>
+    <w:p>
+      <w:pPr>
+        <w:spacing w:after="50"/>
+        <w:ind w:left="360"/>
+      </w:pPr>
+      <w:r>
+        <w:rPr>
+          <w:sz w:val="20"/>
+          <w:szCs w:val="20"/>
+          <w:rFonts w:ascii="Times New Roman" w:cs="Times New Roman" w:eastAsia="Times New Roman" w:hAnsi="Times New Roman"/>
+        </w:rPr>
+        <w:t xml:space="preserve">• Authored research reports synthesizing key trends and statistical findings, presenting outcomes directly to stakeholders to guide data-driven program decisions</w:t>
+      </w:r>
+    </w:p>
+    <w:p>
+      <w:pPr>
+        <w:tabs>
+          <w:tab w:val="right" w:pos="10800"/>
+        </w:tabs>
+        <w:spacing w:before="150" w:after="20"/>
       </w:pPr>
       <w:r>
         <w:rPr>
@@ -332,21 +566,109 @@
           <w:szCs w:val="22"/>
           <w:rFonts w:ascii="Times New Roman" w:cs="Times New Roman" w:eastAsia="Times New Roman" w:hAnsi="Times New Roman"/>
         </w:rPr>
-        <w:t xml:space="preserve">Database Consultant</w:t>
-      </w:r>
-      <w:r>
-        <w:rPr>
+        <w:t xml:space="preserve">Compliance Officer - AML/Fraud</w:t>
+      </w:r>
+      <w:tab/>
+      <w:r>
+        <w:rPr>
+          <w:i/>
+          <w:iCs/>
+          <w:sz w:val="20"/>
+          <w:szCs w:val="20"/>
+          <w:rFonts w:ascii="Times New Roman" w:cs="Times New Roman" w:eastAsia="Times New Roman" w:hAnsi="Times New Roman"/>
+        </w:rPr>
+        <w:t xml:space="preserve">Nov 2019 – Aug 2022 (Third-Party Contract, Full-Time)</w:t>
+      </w:r>
+    </w:p>
+    <w:p>
+      <w:pPr>
+        <w:spacing w:after="100"/>
+      </w:pPr>
+      <w:r>
+        <w:rPr>
+          <w:b/>
+          <w:bCs/>
+          <w:sz w:val="20"/>
+          <w:szCs w:val="20"/>
+          <w:rFonts w:ascii="Times New Roman" w:cs="Times New Roman" w:eastAsia="Times New Roman" w:hAnsi="Times New Roman"/>
+        </w:rPr>
+        <w:t xml:space="preserve">United Bank for Africa (UBA) — Sapele, Nigeria</w:t>
+      </w:r>
+    </w:p>
+    <w:p>
+      <w:pPr>
+        <w:spacing w:after="50"/>
+        <w:ind w:left="360"/>
+      </w:pPr>
+      <w:r>
+        <w:rPr>
+          <w:sz w:val="20"/>
+          <w:szCs w:val="20"/>
+          <w:rFonts w:ascii="Times New Roman" w:cs="Times New Roman" w:eastAsia="Times New Roman" w:hAnsi="Times New Roman"/>
+        </w:rPr>
+        <w:t xml:space="preserve">• Monitored and analyzed daily transactions across a retail and corporate client portfolio, detecting and preventing money laundering, terrorist financing, and fraud</w:t>
+      </w:r>
+    </w:p>
+    <w:p>
+      <w:pPr>
+        <w:spacing w:after="50"/>
+        <w:ind w:left="360"/>
+      </w:pPr>
+      <w:r>
+        <w:rPr>
+          <w:sz w:val="20"/>
+          <w:szCs w:val="20"/>
+          <w:rFonts w:ascii="Times New Roman" w:cs="Times New Roman" w:eastAsia="Times New Roman" w:hAnsi="Times New Roman"/>
+        </w:rPr>
+        <w:t xml:space="preserve">• Investigated 30+ system-generated alerts weekly using SQL queries and advanced Excel (VLOOKUP, Pivot Tables) to identify and escalate suspicious activity</w:t>
+      </w:r>
+    </w:p>
+    <w:p>
+      <w:pPr>
+        <w:spacing w:after="50"/>
+        <w:ind w:left="360"/>
+      </w:pPr>
+      <w:r>
+        <w:rPr>
+          <w:sz w:val="20"/>
+          <w:szCs w:val="20"/>
+          <w:rFonts w:ascii="Times New Roman" w:cs="Times New Roman" w:eastAsia="Times New Roman" w:hAnsi="Times New Roman"/>
+        </w:rPr>
+        <w:t xml:space="preserve">• Conducted Customer Due Diligence (CDD) and Enhanced Due Diligence (EDD) for high-risk clients, ensuring full regulatory compliance</w:t>
+      </w:r>
+    </w:p>
+    <w:p>
+      <w:pPr>
+        <w:spacing w:after="50"/>
+        <w:ind w:left="360"/>
+      </w:pPr>
+      <w:r>
+        <w:rPr>
+          <w:sz w:val="20"/>
+          <w:szCs w:val="20"/>
+          <w:rFonts w:ascii="Times New Roman" w:cs="Times New Roman" w:eastAsia="Times New Roman" w:hAnsi="Times New Roman"/>
+        </w:rPr>
+        <w:t xml:space="preserve">• Drafted Suspicious Transaction Reports (STRs) for the Nigerian Financial Intelligence Unit, contributing to a 10% increase in branch reporting accuracy</w:t>
+      </w:r>
+    </w:p>
+    <w:p>
+      <w:pPr>
+        <w:tabs>
+          <w:tab w:val="right" w:pos="10800"/>
+        </w:tabs>
+        <w:spacing w:before="150" w:after="20"/>
+      </w:pPr>
+      <w:r>
+        <w:rPr>
+          <w:b/>
+          <w:bCs/>
           <w:sz w:val="22"/>
           <w:szCs w:val="22"/>
           <w:rFonts w:ascii="Times New Roman" w:cs="Times New Roman" w:eastAsia="Times New Roman" w:hAnsi="Times New Roman"/>
         </w:rPr>
-        <w:t xml:space="preserve"> | Humanitarian Outcomes</w:t>
-      </w:r>
-    </w:p>
-    <w:p>
-      <w:pPr>
-        <w:spacing w:after="100"/>
-      </w:pPr>
+        <w:t xml:space="preserve">Data Processing Teacher</w:t>
+      </w:r>
+      <w:tab/>
       <w:r>
         <w:rPr>
           <w:i/>
@@ -355,86 +677,7 @@
           <w:szCs w:val="20"/>
           <w:rFonts w:ascii="Times New Roman" w:cs="Times New Roman" w:eastAsia="Times New Roman" w:hAnsi="Times New Roman"/>
         </w:rPr>
-        <w:t xml:space="preserve">Remote | May 2023 – Dec 2025</w:t>
-      </w:r>
-    </w:p>
-    <w:p>
-      <w:pPr>
-        <w:spacing w:after="50"/>
-        <w:ind w:left="360"/>
-      </w:pPr>
-      <w:r>
-        <w:rPr>
-          <w:sz w:val="20"/>
-          <w:szCs w:val="20"/>
-          <w:rFonts w:ascii="Times New Roman" w:cs="Times New Roman" w:eastAsia="Times New Roman" w:hAnsi="Times New Roman"/>
-        </w:rPr>
-        <w:t xml:space="preserve">• Resolved data-integrity issues across the GDHO Airtable and database while designing optimized schemas with the team lead, driving a 25% increase in operational efficiency</w:t>
-      </w:r>
-    </w:p>
-    <w:p>
-      <w:pPr>
-        <w:spacing w:after="50"/>
-        <w:ind w:left="360"/>
-      </w:pPr>
-      <w:r>
-        <w:rPr>
-          <w:sz w:val="20"/>
-          <w:szCs w:val="20"/>
-          <w:rFonts w:ascii="Times New Roman" w:cs="Times New Roman" w:eastAsia="Times New Roman" w:hAnsi="Times New Roman"/>
-        </w:rPr>
-        <w:t xml:space="preserve">• Conducted trend analysis using SPSS and SQL, then visualized findings in Tableau and Power BI to drive data-informed decisions for humanitarian stakeholders worldwide</w:t>
-      </w:r>
-    </w:p>
-    <w:p>
-      <w:pPr>
-        <w:spacing w:after="50"/>
-        <w:ind w:left="360"/>
-      </w:pPr>
-      <w:r>
-        <w:rPr>
-          <w:sz w:val="20"/>
-          <w:szCs w:val="20"/>
-          <w:rFonts w:ascii="Times New Roman" w:cs="Times New Roman" w:eastAsia="Times New Roman" w:hAnsi="Times New Roman"/>
-        </w:rPr>
-        <w:t xml:space="preserve">• Built and segmented 1,200+ partner and audience lists using Airtable and SQL, increasing campaign engagement by 30%</w:t>
-      </w:r>
-    </w:p>
-    <w:p>
-      <w:pPr>
-        <w:spacing w:after="50"/>
-        <w:ind w:left="360"/>
-      </w:pPr>
-      <w:r>
-        <w:rPr>
-          <w:sz w:val="20"/>
-          <w:szCs w:val="20"/>
-          <w:rFonts w:ascii="Times New Roman" w:cs="Times New Roman" w:eastAsia="Times New Roman" w:hAnsi="Times New Roman"/>
-        </w:rPr>
-        <w:t xml:space="preserve">• Qualified 350+ leads from events and surveys using structured frameworks, converting 120 into high-priority partnership opportunities</w:t>
-      </w:r>
-    </w:p>
-    <w:p>
-      <w:pPr>
-        <w:spacing w:before="150"/>
-      </w:pPr>
-      <w:r>
-        <w:rPr>
-          <w:b/>
-          <w:bCs/>
-          <w:sz w:val="22"/>
-          <w:szCs w:val="22"/>
-          <w:rFonts w:ascii="Times New Roman" w:cs="Times New Roman" w:eastAsia="Times New Roman" w:hAnsi="Times New Roman"/>
-        </w:rPr>
-        <w:t xml:space="preserve">Research Analyst Intern</w:t>
-      </w:r>
-      <w:r>
-        <w:rPr>
-          <w:sz w:val="22"/>
-          <w:szCs w:val="22"/>
-          <w:rFonts w:ascii="Times New Roman" w:cs="Times New Roman" w:eastAsia="Times New Roman" w:hAnsi="Times New Roman"/>
-        </w:rPr>
-        <w:t xml:space="preserve"> | Flip Foundation, Inc.</w:t>
+        <w:t xml:space="preserve">Sep 2019 – Aug 2021 (Full-time)</w:t>
       </w:r>
     </w:p>
     <w:p>
@@ -443,173 +686,13 @@
       </w:pPr>
       <w:r>
         <w:rPr>
-          <w:i/>
-          <w:iCs/>
-          <w:sz w:val="20"/>
-          <w:szCs w:val="20"/>
-          <w:rFonts w:ascii="Times New Roman" w:cs="Times New Roman" w:eastAsia="Times New Roman" w:hAnsi="Times New Roman"/>
-        </w:rPr>
-        <w:t xml:space="preserve">Canada | May 2023 – Aug 2023 (Concurrent)</w:t>
-      </w:r>
-    </w:p>
-    <w:p>
-      <w:pPr>
-        <w:spacing w:after="50"/>
-        <w:ind w:left="360"/>
-      </w:pPr>
-      <w:r>
-        <w:rPr>
-          <w:sz w:val="20"/>
-          <w:szCs w:val="20"/>
-          <w:rFonts w:ascii="Times New Roman" w:cs="Times New Roman" w:eastAsia="Times New Roman" w:hAnsi="Times New Roman"/>
-        </w:rPr>
-        <w:t xml:space="preserve">• Conducted quantitative and qualitative analysis on leadership barriers among LGBTQ+ and BIPOC youth using SPSS, SQL, and Excel, then visualized findings in Power BI and Infogram for stakeholder presentations</w:t>
-      </w:r>
-    </w:p>
-    <w:p>
-      <w:pPr>
-        <w:spacing w:after="50"/>
-        <w:ind w:left="360"/>
-      </w:pPr>
-      <w:r>
-        <w:rPr>
-          <w:sz w:val="20"/>
-          <w:szCs w:val="20"/>
-          <w:rFonts w:ascii="Times New Roman" w:cs="Times New Roman" w:eastAsia="Times New Roman" w:hAnsi="Times New Roman"/>
-        </w:rPr>
-        <w:t xml:space="preserve">• Authored research reports synthesizing key trends and statistical findings, presenting outcomes directly to stakeholders to guide data-driven program decisions</w:t>
-      </w:r>
-    </w:p>
-    <w:p>
-      <w:pPr>
-        <w:spacing w:before="150"/>
-      </w:pPr>
-      <w:r>
-        <w:rPr>
-          <w:b/>
-          <w:bCs/>
-          <w:sz w:val="22"/>
-          <w:szCs w:val="22"/>
-          <w:rFonts w:ascii="Times New Roman" w:cs="Times New Roman" w:eastAsia="Times New Roman" w:hAnsi="Times New Roman"/>
-        </w:rPr>
-        <w:t xml:space="preserve">Compliance Officer - AML/Fraud</w:t>
-      </w:r>
-      <w:r>
-        <w:rPr>
-          <w:sz w:val="22"/>
-          <w:szCs w:val="22"/>
-          <w:rFonts w:ascii="Times New Roman" w:cs="Times New Roman" w:eastAsia="Times New Roman" w:hAnsi="Times New Roman"/>
-        </w:rPr>
-        <w:t xml:space="preserve"> | United Bank for Africa (UBA)</w:t>
-      </w:r>
-    </w:p>
-    <w:p>
-      <w:pPr>
-        <w:spacing w:after="100"/>
-      </w:pPr>
-      <w:r>
-        <w:rPr>
-          <w:i/>
-          <w:iCs/>
-          <w:sz w:val="20"/>
-          <w:szCs w:val="20"/>
-          <w:rFonts w:ascii="Times New Roman" w:cs="Times New Roman" w:eastAsia="Times New Roman" w:hAnsi="Times New Roman"/>
-        </w:rPr>
-        <w:t xml:space="preserve">Sapele, Nigeria | Nov 2019 – Aug 2022 (Third-Party Contract, Full-Time)</w:t>
-      </w:r>
-    </w:p>
-    <w:p>
-      <w:pPr>
-        <w:spacing w:after="50"/>
-        <w:ind w:left="360"/>
-      </w:pPr>
-      <w:r>
-        <w:rPr>
-          <w:sz w:val="20"/>
-          <w:szCs w:val="20"/>
-          <w:rFonts w:ascii="Times New Roman" w:cs="Times New Roman" w:eastAsia="Times New Roman" w:hAnsi="Times New Roman"/>
-        </w:rPr>
-        <w:t xml:space="preserve">• Monitored and analyzed daily transactions across a retail and corporate client portfolio, detecting and preventing money laundering, terrorist financing, and fraud</w:t>
-      </w:r>
-    </w:p>
-    <w:p>
-      <w:pPr>
-        <w:spacing w:after="50"/>
-        <w:ind w:left="360"/>
-      </w:pPr>
-      <w:r>
-        <w:rPr>
-          <w:sz w:val="20"/>
-          <w:szCs w:val="20"/>
-          <w:rFonts w:ascii="Times New Roman" w:cs="Times New Roman" w:eastAsia="Times New Roman" w:hAnsi="Times New Roman"/>
-        </w:rPr>
-        <w:t xml:space="preserve">• Investigated 30+ system-generated alerts weekly using SQL queries and advanced Excel (VLOOKUP, Pivot Tables) to identify and escalate suspicious activity</w:t>
-      </w:r>
-    </w:p>
-    <w:p>
-      <w:pPr>
-        <w:spacing w:after="50"/>
-        <w:ind w:left="360"/>
-      </w:pPr>
-      <w:r>
-        <w:rPr>
-          <w:sz w:val="20"/>
-          <w:szCs w:val="20"/>
-          <w:rFonts w:ascii="Times New Roman" w:cs="Times New Roman" w:eastAsia="Times New Roman" w:hAnsi="Times New Roman"/>
-        </w:rPr>
-        <w:t xml:space="preserve">• Conducted Customer Due Diligence (CDD) and Enhanced Due Diligence (EDD) for high-risk clients, ensuring full regulatory compliance</w:t>
-      </w:r>
-    </w:p>
-    <w:p>
-      <w:pPr>
-        <w:spacing w:after="50"/>
-        <w:ind w:left="360"/>
-      </w:pPr>
-      <w:r>
-        <w:rPr>
-          <w:sz w:val="20"/>
-          <w:szCs w:val="20"/>
-          <w:rFonts w:ascii="Times New Roman" w:cs="Times New Roman" w:eastAsia="Times New Roman" w:hAnsi="Times New Roman"/>
-        </w:rPr>
-        <w:t xml:space="preserve">• Drafted Suspicious Transaction Reports (STRs) for the Nigerian Financial Intelligence Unit, contributing to a 10% increase in branch reporting accuracy</w:t>
-      </w:r>
-    </w:p>
-    <w:p>
-      <w:pPr>
-        <w:spacing w:before="150"/>
-      </w:pPr>
-      <w:r>
-        <w:rPr>
-          <w:b/>
-          <w:bCs/>
-          <w:sz w:val="22"/>
-          <w:szCs w:val="22"/>
-          <w:rFonts w:ascii="Times New Roman" w:cs="Times New Roman" w:eastAsia="Times New Roman" w:hAnsi="Times New Roman"/>
-        </w:rPr>
-        <w:t xml:space="preserve">Data Processing Teacher</w:t>
-      </w:r>
-      <w:r>
-        <w:rPr>
-          <w:sz w:val="22"/>
-          <w:szCs w:val="22"/>
-          <w:rFonts w:ascii="Times New Roman" w:cs="Times New Roman" w:eastAsia="Times New Roman" w:hAnsi="Times New Roman"/>
-        </w:rPr>
-        <w:t xml:space="preserve"> | Our Lady of Nigeria Secondary School</w:t>
-      </w:r>
-    </w:p>
-    <w:p>
-      <w:pPr>
-        <w:spacing w:after="100"/>
-      </w:pPr>
-      <w:r>
-        <w:rPr>
-          <w:i/>
-          <w:iCs/>
-          <w:sz w:val="20"/>
-          <w:szCs w:val="20"/>
-          <w:rFonts w:ascii="Times New Roman" w:cs="Times New Roman" w:eastAsia="Times New Roman" w:hAnsi="Times New Roman"/>
-        </w:rPr>
-        <w:t xml:space="preserve">Oghara, Delta State, Nigeria | Sep 2019 – Aug 2021 (Full-time)</w:t>
+          <w:b/>
+          <w:bCs/>
+          <w:sz w:val="20"/>
+          <w:szCs w:val="20"/>
+          <w:rFonts w:ascii="Times New Roman" w:cs="Times New Roman" w:eastAsia="Times New Roman" w:hAnsi="Times New Roman"/>
+        </w:rPr>
+        <w:t xml:space="preserve">Our Lady of Nigeria Secondary School — Oghara, Delta State, Nigeria</w:t>
       </w:r>
     </w:p>
     <w:p>
@@ -661,7 +744,10 @@
     </w:p>
     <w:p>
       <w:pPr>
-        <w:spacing w:before="150"/>
+        <w:tabs>
+          <w:tab w:val="right" w:pos="10800"/>
+        </w:tabs>
+        <w:spacing w:before="150" w:after="20"/>
       </w:pPr>
       <w:r>
         <w:rPr>
@@ -673,8 +759,7 @@
         </w:rPr>
         <w:t xml:space="preserve">Ontario Graduate Certificate, Information Technology Solutions</w:t>
       </w:r>
-    </w:p>
-    <w:p>
+      <w:tab/>
       <w:r>
         <w:rPr>
           <w:i/>
@@ -683,7 +768,19 @@
           <w:szCs w:val="20"/>
           <w:rFonts w:ascii="Times New Roman" w:cs="Times New Roman" w:eastAsia="Times New Roman" w:hAnsi="Times New Roman"/>
         </w:rPr>
-        <w:t xml:space="preserve">Humber College, Toronto, ON | Jan 2024 – Aug 2025</w:t>
+        <w:t xml:space="preserve">Jan 2024 – Aug 2025</w:t>
+      </w:r>
+    </w:p>
+    <w:p>
+      <w:r>
+        <w:rPr>
+          <w:b/>
+          <w:bCs/>
+          <w:sz w:val="20"/>
+          <w:szCs w:val="20"/>
+          <w:rFonts w:ascii="Times New Roman" w:cs="Times New Roman" w:eastAsia="Times New Roman" w:hAnsi="Times New Roman"/>
+        </w:rPr>
+        <w:t xml:space="preserve">Humber College, Toronto, ON</w:t>
       </w:r>
     </w:p>
     <w:p>
@@ -701,7 +798,10 @@
     </w:p>
     <w:p>
       <w:pPr>
-        <w:spacing w:before="150"/>
+        <w:tabs>
+          <w:tab w:val="right" w:pos="10800"/>
+        </w:tabs>
+        <w:spacing w:before="150" w:after="20"/>
       </w:pPr>
       <w:r>
         <w:rPr>
@@ -713,8 +813,7 @@
         </w:rPr>
         <w:t xml:space="preserve">Ontario Graduate Certificate, Research Analyst</w:t>
       </w:r>
-    </w:p>
-    <w:p>
+      <w:tab/>
       <w:r>
         <w:rPr>
           <w:i/>
@@ -723,7 +822,19 @@
           <w:szCs w:val="20"/>
           <w:rFonts w:ascii="Times New Roman" w:cs="Times New Roman" w:eastAsia="Times New Roman" w:hAnsi="Times New Roman"/>
         </w:rPr>
-        <w:t xml:space="preserve">Humber College, Toronto, ON | May 2022 – Aug 2023</w:t>
+        <w:t xml:space="preserve">May 2022 – Aug 2023</w:t>
+      </w:r>
+    </w:p>
+    <w:p>
+      <w:r>
+        <w:rPr>
+          <w:b/>
+          <w:bCs/>
+          <w:sz w:val="20"/>
+          <w:szCs w:val="20"/>
+          <w:rFonts w:ascii="Times New Roman" w:cs="Times New Roman" w:eastAsia="Times New Roman" w:hAnsi="Times New Roman"/>
+        </w:rPr>
+        <w:t xml:space="preserve">Humber College, Toronto, ON</w:t>
       </w:r>
     </w:p>
     <w:p>
@@ -741,7 +852,10 @@
     </w:p>
     <w:p>
       <w:pPr>
-        <w:spacing w:before="150"/>
+        <w:tabs>
+          <w:tab w:val="right" w:pos="10800"/>
+        </w:tabs>
+        <w:spacing w:before="150" w:after="20"/>
       </w:pPr>
       <w:r>
         <w:rPr>
@@ -753,8 +867,7 @@
         </w:rPr>
         <w:t xml:space="preserve">Bachelor of Science, Computer Science</w:t>
       </w:r>
-    </w:p>
-    <w:p>
+      <w:tab/>
       <w:r>
         <w:rPr>
           <w:i/>
@@ -763,7 +876,19 @@
           <w:szCs w:val="20"/>
           <w:rFonts w:ascii="Times New Roman" w:cs="Times New Roman" w:eastAsia="Times New Roman" w:hAnsi="Times New Roman"/>
         </w:rPr>
-        <w:t xml:space="preserve">Delta State University, Abraka, Nigeria | Dec 2016 – Oct 2019</w:t>
+        <w:t xml:space="preserve">Dec 2016 – Oct 2019</w:t>
+      </w:r>
+    </w:p>
+    <w:p>
+      <w:r>
+        <w:rPr>
+          <w:b/>
+          <w:bCs/>
+          <w:sz w:val="20"/>
+          <w:szCs w:val="20"/>
+          <w:rFonts w:ascii="Times New Roman" w:cs="Times New Roman" w:eastAsia="Times New Roman" w:hAnsi="Times New Roman"/>
+        </w:rPr>
+        <w:t xml:space="preserve">Delta State University, Abraka, Nigeria</w:t>
       </w:r>
     </w:p>
     <w:p>
@@ -781,7 +906,10 @@
     </w:p>
     <w:p>
       <w:pPr>
-        <w:spacing w:before="150"/>
+        <w:tabs>
+          <w:tab w:val="right" w:pos="10800"/>
+        </w:tabs>
+        <w:spacing w:before="150" w:after="20"/>
       </w:pPr>
       <w:r>
         <w:rPr>
@@ -793,8 +921,7 @@
         </w:rPr>
         <w:t xml:space="preserve">National Certificate in Education, Computer Science and Physics</w:t>
       </w:r>
-    </w:p>
-    <w:p>
+      <w:tab/>
       <w:r>
         <w:rPr>
           <w:i/>
@@ -803,7 +930,19 @@
           <w:szCs w:val="20"/>
           <w:rFonts w:ascii="Times New Roman" w:cs="Times New Roman" w:eastAsia="Times New Roman" w:hAnsi="Times New Roman"/>
         </w:rPr>
-        <w:t xml:space="preserve">Delta State College Of Education, Mosogar, Nigeria | Dec 2013 – Nov 2016</w:t>
+        <w:t xml:space="preserve">Dec 2013 – Nov 2016</w:t>
+      </w:r>
+    </w:p>
+    <w:p>
+      <w:r>
+        <w:rPr>
+          <w:b/>
+          <w:bCs/>
+          <w:sz w:val="20"/>
+          <w:szCs w:val="20"/>
+          <w:rFonts w:ascii="Times New Roman" w:cs="Times New Roman" w:eastAsia="Times New Roman" w:hAnsi="Times New Roman"/>
+        </w:rPr>
+        <w:t xml:space="preserve">Delta State College Of Education, Mosogar, Nigeria</w:t>
       </w:r>
     </w:p>
     <w:p>
@@ -840,7 +979,10 @@
     </w:p>
     <w:p>
       <w:pPr>
-        <w:spacing w:before="150"/>
+        <w:tabs>
+          <w:tab w:val="right" w:pos="10800"/>
+        </w:tabs>
+        <w:spacing w:before="150" w:after="20"/>
       </w:pPr>
       <w:r>
         <w:rPr>
@@ -852,6 +994,7 @@
         </w:rPr>
         <w:t xml:space="preserve">GDHO Dataset Analysis</w:t>
       </w:r>
+      <w:tab/>
       <w:r>
         <w:rPr>
           <w:i/>
@@ -860,7 +1003,7 @@
           <w:szCs w:val="20"/>
           <w:rFonts w:ascii="Times New Roman" w:cs="Times New Roman" w:eastAsia="Times New Roman" w:hAnsi="Times New Roman"/>
         </w:rPr>
-        <w:t xml:space="preserve"> (Nov 2025)</w:t>
+        <w:t xml:space="preserve">Nov 2025</w:t>
       </w:r>
     </w:p>
     <w:p>
@@ -910,7 +1053,10 @@
     </w:p>
     <w:p>
       <w:pPr>
-        <w:spacing w:before="150"/>
+        <w:tabs>
+          <w:tab w:val="right" w:pos="10800"/>
+        </w:tabs>
+        <w:spacing w:before="150" w:after="20"/>
       </w:pPr>
       <w:r>
         <w:rPr>
@@ -922,6 +1068,7 @@
         </w:rPr>
         <w:t xml:space="preserve">Northwind Traders Tableau Analysis</w:t>
       </w:r>
+      <w:tab/>
       <w:r>
         <w:rPr>
           <w:i/>
@@ -930,7 +1077,7 @@
           <w:szCs w:val="20"/>
           <w:rFonts w:ascii="Times New Roman" w:cs="Times New Roman" w:eastAsia="Times New Roman" w:hAnsi="Times New Roman"/>
         </w:rPr>
-        <w:t xml:space="preserve"> (Apr 2025)</w:t>
+        <w:t xml:space="preserve">Apr 2025</w:t>
       </w:r>
     </w:p>
     <w:p>
@@ -980,7 +1127,10 @@
     </w:p>
     <w:p>
       <w:pPr>
-        <w:spacing w:before="150"/>
+        <w:tabs>
+          <w:tab w:val="right" w:pos="10800"/>
+        </w:tabs>
+        <w:spacing w:before="150" w:after="20"/>
       </w:pPr>
       <w:r>
         <w:rPr>
@@ -992,6 +1142,7 @@
         </w:rPr>
         <w:t xml:space="preserve">Nashville Housing Market Analysis</w:t>
       </w:r>
+      <w:tab/>
       <w:r>
         <w:rPr>
           <w:i/>
@@ -1000,7 +1151,7 @@
           <w:szCs w:val="20"/>
           <w:rFonts w:ascii="Times New Roman" w:cs="Times New Roman" w:eastAsia="Times New Roman" w:hAnsi="Times New Roman"/>
         </w:rPr>
-        <w:t xml:space="preserve"> (Jul 2026)</w:t>
+        <w:t xml:space="preserve">Jul 2026</w:t>
       </w:r>
     </w:p>
     <w:p>
@@ -1050,7 +1201,10 @@
     </w:p>
     <w:p>
       <w:pPr>
-        <w:spacing w:before="150"/>
+        <w:tabs>
+          <w:tab w:val="right" w:pos="10800"/>
+        </w:tabs>
+        <w:spacing w:before="150" w:after="20"/>
       </w:pPr>
       <w:r>
         <w:rPr>
@@ -1062,6 +1216,7 @@
         </w:rPr>
         <w:t xml:space="preserve">Online Retail SQL Analysis</w:t>
       </w:r>
+      <w:tab/>
       <w:r>
         <w:rPr>
           <w:i/>
@@ -1070,7 +1225,7 @@
           <w:szCs w:val="20"/>
           <w:rFonts w:ascii="Times New Roman" w:cs="Times New Roman" w:eastAsia="Times New Roman" w:hAnsi="Times New Roman"/>
         </w:rPr>
-        <w:t xml:space="preserve"> (Jul 2026)</w:t>
+        <w:t xml:space="preserve">Jul 2026</w:t>
       </w:r>
     </w:p>
     <w:p>

--- a/documents/Efe_Obukohwo_Resume_DataAnalyst.docx
+++ b/documents/Efe_Obukohwo_Resume_DataAnalyst.docx
@@ -139,7 +139,7 @@
           <w:szCs w:val="22"/>
           <w:rFonts w:ascii="Times New Roman" w:cs="Times New Roman" w:eastAsia="Times New Roman" w:hAnsi="Times New Roman"/>
         </w:rPr>
-        <w:t xml:space="preserve">Data Analyst with 5+ years of experience turning messy, high-volume datasets into stakeholder-ready business intelligence using advanced Excel, SQL, and Python. Engineered a 56,636-row municipal housing dataset into a verified $18.50B market analysis with a dynamic formula engine (VLOOKUP/XLOOKUP, SUMPRODUCT, 9 pivot tables) and a slicer-driven KPI dashboard. Background spans AML/fraud transaction monitoring (SQL, pivot tables, STR reporting), humanitarian database consulting (25% efficiency gains via Airtable/SQL optimization), and trend analysis with SPSS, Tableau, and Power BI. Comfortable owning a dataset from raw extract through cleaning, statistical analysis, and executive-facing visualization.</w:t>
+        <w:t xml:space="preserve">Data Analyst with 5+ years of experience turning messy, high-volume data into stakeholder-ready insight with SQL, Python, and advanced Excel. Background spans AML/fraud transaction monitoring at a commercial bank, database consulting for a global humanitarian research organization (a 25% efficiency gain through schema and data-integrity work), and research analysis in SPSS, Tableau, and Power BI. Recent work includes turning a 56,636-row municipal housing dataset into a verified $18.50B market analysis with a slicer-driven KPI dashboard, and modeling 500,000+ e-commerce transactions in PostgreSQL with 30 production SQL queries. Comfortable owning a dataset from raw extract to executive-ready visualization, with full-stack development skills to build the tools around it.</w:t>
       </w:r>
     </w:p>
     <w:p>
@@ -248,49 +248,49 @@
           <w:szCs w:val="20"/>
           <w:rFonts w:ascii="Times New Roman" w:cs="Times New Roman" w:eastAsia="Times New Roman" w:hAnsi="Times New Roman"/>
         </w:rPr>
-        <w:t xml:space="preserve">• Architected an AI-powered real estate analytics platform processing 49,551+ Canadian properties, achieving 88.3% ML prediction accuracy with an ensemble of XGBoost, LightGBM, and Random Forest</w:t>
-      </w:r>
-    </w:p>
-    <w:p>
-      <w:pPr>
-        <w:spacing w:after="50"/>
-        <w:ind w:left="360"/>
-      </w:pPr>
-      <w:r>
-        <w:rPr>
-          <w:sz w:val="20"/>
-          <w:szCs w:val="20"/>
-          <w:rFonts w:ascii="Times New Roman" w:cs="Times New Roman" w:eastAsia="Times New Roman" w:hAnsi="Times New Roman"/>
-        </w:rPr>
-        <w:t xml:space="preserve">• Led full-stack development of a production Flask application with MySQL and a 20+ endpoint REST API, shipping interactive property mapping and investment analytics</w:t>
-      </w:r>
-    </w:p>
-    <w:p>
-      <w:pPr>
-        <w:spacing w:after="50"/>
-        <w:ind w:left="360"/>
-      </w:pPr>
-      <w:r>
-        <w:rPr>
-          <w:sz w:val="20"/>
-          <w:szCs w:val="20"/>
-          <w:rFonts w:ascii="Times New Roman" w:cs="Times New Roman" w:eastAsia="Times New Roman" w:hAnsi="Times New Roman"/>
-        </w:rPr>
-        <w:t xml:space="preserve">• Implemented a 5-tier API security system with ML-powered XSS/CSRF detection and behavioral analysis, achieving a 100% attack-prevention rate in internal penetration testing</w:t>
-      </w:r>
-    </w:p>
-    <w:p>
-      <w:pPr>
-        <w:spacing w:after="50"/>
-        <w:ind w:left="360"/>
-      </w:pPr>
-      <w:r>
-        <w:rPr>
-          <w:sz w:val="20"/>
-          <w:szCs w:val="20"/>
-          <w:rFonts w:ascii="Times New Roman" w:cs="Times New Roman" w:eastAsia="Times New Roman" w:hAnsi="Times New Roman"/>
-        </w:rPr>
-        <w:t xml:space="preserve">• Deployed a Dockerized CI/CD pipeline achieving 99.9% staging uptime, &lt;400ms API response times, and 85% test coverage while leading a team of 5 developers</w:t>
+        <w:t xml:space="preserve">• Architected an AI-powered real estate analytics platform covering 49,551+ Canadian properties, reaching 88.3% prediction accuracy with an XGBoost, LightGBM, and Random Forest ensemble</w:t>
+      </w:r>
+    </w:p>
+    <w:p>
+      <w:pPr>
+        <w:spacing w:after="50"/>
+        <w:ind w:left="360"/>
+      </w:pPr>
+      <w:r>
+        <w:rPr>
+          <w:sz w:val="20"/>
+          <w:szCs w:val="20"/>
+          <w:rFonts w:ascii="Times New Roman" w:cs="Times New Roman" w:eastAsia="Times New Roman" w:hAnsi="Times New Roman"/>
+        </w:rPr>
+        <w:t xml:space="preserve">• Led full-stack development of a production Flask and MySQL application with a 20+ endpoint REST API, delivering interactive property mapping and investment analytics</w:t>
+      </w:r>
+    </w:p>
+    <w:p>
+      <w:pPr>
+        <w:spacing w:after="50"/>
+        <w:ind w:left="360"/>
+      </w:pPr>
+      <w:r>
+        <w:rPr>
+          <w:sz w:val="20"/>
+          <w:szCs w:val="20"/>
+          <w:rFonts w:ascii="Times New Roman" w:cs="Times New Roman" w:eastAsia="Times New Roman" w:hAnsi="Times New Roman"/>
+        </w:rPr>
+        <w:t xml:space="preserve">• Built a 5-tier API security layer combining ML-based XSS/CSRF detection with behavioral analysis, blocking 100% of attacks in internal penetration testing</w:t>
+      </w:r>
+    </w:p>
+    <w:p>
+      <w:pPr>
+        <w:spacing w:after="50"/>
+        <w:ind w:left="360"/>
+      </w:pPr>
+      <w:r>
+        <w:rPr>
+          <w:sz w:val="20"/>
+          <w:szCs w:val="20"/>
+          <w:rFonts w:ascii="Times New Roman" w:cs="Times New Roman" w:eastAsia="Times New Roman" w:hAnsi="Times New Roman"/>
+        </w:rPr>
+        <w:t xml:space="preserve">• Led a team of 5 interns in deploying a Dockerized CI/CD pipeline that sustained 99.9% staging uptime, sub-400ms API responses, and 85% test coverage</w:t>
       </w:r>
     </w:p>
     <w:p>
@@ -348,35 +348,35 @@
           <w:szCs w:val="20"/>
           <w:rFonts w:ascii="Times New Roman" w:cs="Times New Roman" w:eastAsia="Times New Roman" w:hAnsi="Times New Roman"/>
         </w:rPr>
-        <w:t xml:space="preserve">• Automated a manual student registration and check-in workflow for the IGNITE Sleep Lounge, eliminating manual processing for 20,000+ students and cutting processing time by 90%</w:t>
-      </w:r>
-    </w:p>
-    <w:p>
-      <w:pPr>
-        <w:spacing w:after="50"/>
-        <w:ind w:left="360"/>
-      </w:pPr>
-      <w:r>
-        <w:rPr>
-          <w:sz w:val="20"/>
-          <w:szCs w:val="20"/>
-          <w:rFonts w:ascii="Times New Roman" w:cs="Times New Roman" w:eastAsia="Times New Roman" w:hAnsi="Times New Roman"/>
-        </w:rPr>
-        <w:t xml:space="preserve">• Led root-cause analysis on the insurance opt-in process, redesigning the workflow to cut processing time by 15%</w:t>
-      </w:r>
-    </w:p>
-    <w:p>
-      <w:pPr>
-        <w:spacing w:after="50"/>
-        <w:ind w:left="360"/>
-      </w:pPr>
-      <w:r>
-        <w:rPr>
-          <w:sz w:val="20"/>
-          <w:szCs w:val="20"/>
-          <w:rFonts w:ascii="Times New Roman" w:cs="Times New Roman" w:eastAsia="Times New Roman" w:hAnsi="Times New Roman"/>
-        </w:rPr>
-        <w:t xml:space="preserve">• Resolved billing issues and account discrepancies across a high volume of inbound student inquiries via phone, email, and live chat</w:t>
+        <w:t xml:space="preserve">• Automated the IGNITE Sleep Lounge's manual registration and check-in workflow for 20,000+ students, eliminating manual processing and cutting processing time by 90%</w:t>
+      </w:r>
+    </w:p>
+    <w:p>
+      <w:pPr>
+        <w:spacing w:after="50"/>
+        <w:ind w:left="360"/>
+      </w:pPr>
+      <w:r>
+        <w:rPr>
+          <w:sz w:val="20"/>
+          <w:szCs w:val="20"/>
+          <w:rFonts w:ascii="Times New Roman" w:cs="Times New Roman" w:eastAsia="Times New Roman" w:hAnsi="Times New Roman"/>
+        </w:rPr>
+        <w:t xml:space="preserve">• Led a root-cause analysis of the student insurance opt-in process and redesigned the workflow, cutting processing time by 15%</w:t>
+      </w:r>
+    </w:p>
+    <w:p>
+      <w:pPr>
+        <w:spacing w:after="50"/>
+        <w:ind w:left="360"/>
+      </w:pPr>
+      <w:r>
+        <w:rPr>
+          <w:sz w:val="20"/>
+          <w:szCs w:val="20"/>
+          <w:rFonts w:ascii="Times New Roman" w:cs="Times New Roman" w:eastAsia="Times New Roman" w:hAnsi="Times New Roman"/>
+        </w:rPr>
+        <w:t xml:space="preserve">• Resolved billing issues and account discrepancies for a high volume of student inquiries across phone, email, and live chat</w:t>
       </w:r>
     </w:p>
     <w:p>
@@ -434,49 +434,49 @@
           <w:szCs w:val="20"/>
           <w:rFonts w:ascii="Times New Roman" w:cs="Times New Roman" w:eastAsia="Times New Roman" w:hAnsi="Times New Roman"/>
         </w:rPr>
-        <w:t xml:space="preserve">• Resolved data-integrity issues across the GDHO Airtable and database while designing optimized schemas with the team lead, driving a 25% increase in operational efficiency</w:t>
-      </w:r>
-    </w:p>
-    <w:p>
-      <w:pPr>
-        <w:spacing w:after="50"/>
-        <w:ind w:left="360"/>
-      </w:pPr>
-      <w:r>
-        <w:rPr>
-          <w:sz w:val="20"/>
-          <w:szCs w:val="20"/>
-          <w:rFonts w:ascii="Times New Roman" w:cs="Times New Roman" w:eastAsia="Times New Roman" w:hAnsi="Times New Roman"/>
-        </w:rPr>
-        <w:t xml:space="preserve">• Conducted trend analysis using SPSS and SQL, then visualized findings in Tableau and Power BI to drive data-informed decisions for humanitarian stakeholders worldwide</w:t>
-      </w:r>
-    </w:p>
-    <w:p>
-      <w:pPr>
-        <w:spacing w:after="50"/>
-        <w:ind w:left="360"/>
-      </w:pPr>
-      <w:r>
-        <w:rPr>
-          <w:sz w:val="20"/>
-          <w:szCs w:val="20"/>
-          <w:rFonts w:ascii="Times New Roman" w:cs="Times New Roman" w:eastAsia="Times New Roman" w:hAnsi="Times New Roman"/>
-        </w:rPr>
-        <w:t xml:space="preserve">• Built and segmented 1,200+ partner and audience lists using Airtable and SQL, increasing campaign engagement by 30%</w:t>
-      </w:r>
-    </w:p>
-    <w:p>
-      <w:pPr>
-        <w:spacing w:after="50"/>
-        <w:ind w:left="360"/>
-      </w:pPr>
-      <w:r>
-        <w:rPr>
-          <w:sz w:val="20"/>
-          <w:szCs w:val="20"/>
-          <w:rFonts w:ascii="Times New Roman" w:cs="Times New Roman" w:eastAsia="Times New Roman" w:hAnsi="Times New Roman"/>
-        </w:rPr>
-        <w:t xml:space="preserve">• Qualified 350+ leads from events and surveys using structured frameworks, converting 120 into high-priority partnership opportunities</w:t>
+        <w:t xml:space="preserve">• Fixed data-integrity issues across the GDHO Airtable base and database and co-designed optimized schemas with the team lead, increasing operational efficiency by 25%</w:t>
+      </w:r>
+    </w:p>
+    <w:p>
+      <w:pPr>
+        <w:spacing w:after="50"/>
+        <w:ind w:left="360"/>
+      </w:pPr>
+      <w:r>
+        <w:rPr>
+          <w:sz w:val="20"/>
+          <w:szCs w:val="20"/>
+          <w:rFonts w:ascii="Times New Roman" w:cs="Times New Roman" w:eastAsia="Times New Roman" w:hAnsi="Times New Roman"/>
+        </w:rPr>
+        <w:t xml:space="preserve">• Analyzed trends in SPSS and SQL and presented them in Tableau and Power BI visualizations that informed decisions for humanitarian stakeholders worldwide</w:t>
+      </w:r>
+    </w:p>
+    <w:p>
+      <w:pPr>
+        <w:spacing w:after="50"/>
+        <w:ind w:left="360"/>
+      </w:pPr>
+      <w:r>
+        <w:rPr>
+          <w:sz w:val="20"/>
+          <w:szCs w:val="20"/>
+          <w:rFonts w:ascii="Times New Roman" w:cs="Times New Roman" w:eastAsia="Times New Roman" w:hAnsi="Times New Roman"/>
+        </w:rPr>
+        <w:t xml:space="preserve">• Built and segmented 1,200+ partner and audience lists in Airtable and SQL, lifting campaign engagement by 30%</w:t>
+      </w:r>
+    </w:p>
+    <w:p>
+      <w:pPr>
+        <w:spacing w:after="50"/>
+        <w:ind w:left="360"/>
+      </w:pPr>
+      <w:r>
+        <w:rPr>
+          <w:sz w:val="20"/>
+          <w:szCs w:val="20"/>
+          <w:rFonts w:ascii="Times New Roman" w:cs="Times New Roman" w:eastAsia="Times New Roman" w:hAnsi="Times New Roman"/>
+        </w:rPr>
+        <w:t xml:space="preserve">• Qualified 350+ leads from events and surveys with structured frameworks and converted 120 into high-priority partnership opportunities</w:t>
       </w:r>
     </w:p>
     <w:p>
@@ -534,21 +534,21 @@
           <w:szCs w:val="20"/>
           <w:rFonts w:ascii="Times New Roman" w:cs="Times New Roman" w:eastAsia="Times New Roman" w:hAnsi="Times New Roman"/>
         </w:rPr>
-        <w:t xml:space="preserve">• Conducted quantitative and qualitative analysis on leadership barriers among LGBTQ+ and BIPOC youth using SPSS, SQL, and Excel, then visualized findings in Power BI and Infogram for stakeholder presentations</w:t>
-      </w:r>
-    </w:p>
-    <w:p>
-      <w:pPr>
-        <w:spacing w:after="50"/>
-        <w:ind w:left="360"/>
-      </w:pPr>
-      <w:r>
-        <w:rPr>
-          <w:sz w:val="20"/>
-          <w:szCs w:val="20"/>
-          <w:rFonts w:ascii="Times New Roman" w:cs="Times New Roman" w:eastAsia="Times New Roman" w:hAnsi="Times New Roman"/>
-        </w:rPr>
-        <w:t xml:space="preserve">• Authored research reports synthesizing key trends and statistical findings, presenting outcomes directly to stakeholders to guide data-driven program decisions</w:t>
+        <w:t xml:space="preserve">• Investigated leadership barriers facing LGBTQ+ and BIPOC youth through quantitative and qualitative analysis in SPSS, SQL, and Excel, visualizing findings in Power BI and Infogram for stakeholders</w:t>
+      </w:r>
+    </w:p>
+    <w:p>
+      <w:pPr>
+        <w:spacing w:after="50"/>
+        <w:ind w:left="360"/>
+      </w:pPr>
+      <w:r>
+        <w:rPr>
+          <w:sz w:val="20"/>
+          <w:szCs w:val="20"/>
+          <w:rFonts w:ascii="Times New Roman" w:cs="Times New Roman" w:eastAsia="Times New Roman" w:hAnsi="Times New Roman"/>
+        </w:rPr>
+        <w:t xml:space="preserve">• Wrote research reports synthesizing key trends and statistical findings and presented them directly to stakeholders to guide program decisions</w:t>
       </w:r>
     </w:p>
     <w:p>
@@ -606,49 +606,49 @@
           <w:szCs w:val="20"/>
           <w:rFonts w:ascii="Times New Roman" w:cs="Times New Roman" w:eastAsia="Times New Roman" w:hAnsi="Times New Roman"/>
         </w:rPr>
-        <w:t xml:space="preserve">• Monitored and analyzed daily transactions across a retail and corporate client portfolio, detecting and preventing money laundering, terrorist financing, and fraud</w:t>
-      </w:r>
-    </w:p>
-    <w:p>
-      <w:pPr>
-        <w:spacing w:after="50"/>
-        <w:ind w:left="360"/>
-      </w:pPr>
-      <w:r>
-        <w:rPr>
-          <w:sz w:val="20"/>
-          <w:szCs w:val="20"/>
-          <w:rFonts w:ascii="Times New Roman" w:cs="Times New Roman" w:eastAsia="Times New Roman" w:hAnsi="Times New Roman"/>
-        </w:rPr>
-        <w:t xml:space="preserve">• Investigated 30+ system-generated alerts weekly using SQL queries and advanced Excel (VLOOKUP, Pivot Tables) to identify and escalate suspicious activity</w:t>
-      </w:r>
-    </w:p>
-    <w:p>
-      <w:pPr>
-        <w:spacing w:after="50"/>
-        <w:ind w:left="360"/>
-      </w:pPr>
-      <w:r>
-        <w:rPr>
-          <w:sz w:val="20"/>
-          <w:szCs w:val="20"/>
-          <w:rFonts w:ascii="Times New Roman" w:cs="Times New Roman" w:eastAsia="Times New Roman" w:hAnsi="Times New Roman"/>
-        </w:rPr>
-        <w:t xml:space="preserve">• Conducted Customer Due Diligence (CDD) and Enhanced Due Diligence (EDD) for high-risk clients, ensuring full regulatory compliance</w:t>
-      </w:r>
-    </w:p>
-    <w:p>
-      <w:pPr>
-        <w:spacing w:after="50"/>
-        <w:ind w:left="360"/>
-      </w:pPr>
-      <w:r>
-        <w:rPr>
-          <w:sz w:val="20"/>
-          <w:szCs w:val="20"/>
-          <w:rFonts w:ascii="Times New Roman" w:cs="Times New Roman" w:eastAsia="Times New Roman" w:hAnsi="Times New Roman"/>
-        </w:rPr>
-        <w:t xml:space="preserve">• Drafted Suspicious Transaction Reports (STRs) for the Nigerian Financial Intelligence Unit, contributing to a 10% increase in branch reporting accuracy</w:t>
+        <w:t xml:space="preserve">• Monitored daily transactions across a retail and corporate client portfolio to detect and prevent money laundering, terrorist financing, and fraud</w:t>
+      </w:r>
+    </w:p>
+    <w:p>
+      <w:pPr>
+        <w:spacing w:after="50"/>
+        <w:ind w:left="360"/>
+      </w:pPr>
+      <w:r>
+        <w:rPr>
+          <w:sz w:val="20"/>
+          <w:szCs w:val="20"/>
+          <w:rFonts w:ascii="Times New Roman" w:cs="Times New Roman" w:eastAsia="Times New Roman" w:hAnsi="Times New Roman"/>
+        </w:rPr>
+        <w:t xml:space="preserve">• Investigated 30+ system-generated alerts weekly with SQL queries and advanced Excel (VLOOKUP, pivot tables), escalating suspicious activity</w:t>
+      </w:r>
+    </w:p>
+    <w:p>
+      <w:pPr>
+        <w:spacing w:after="50"/>
+        <w:ind w:left="360"/>
+      </w:pPr>
+      <w:r>
+        <w:rPr>
+          <w:sz w:val="20"/>
+          <w:szCs w:val="20"/>
+          <w:rFonts w:ascii="Times New Roman" w:cs="Times New Roman" w:eastAsia="Times New Roman" w:hAnsi="Times New Roman"/>
+        </w:rPr>
+        <w:t xml:space="preserve">• Performed Customer Due Diligence (CDD) and Enhanced Due Diligence (EDD) on high-risk clients to meet regulatory requirements</w:t>
+      </w:r>
+    </w:p>
+    <w:p>
+      <w:pPr>
+        <w:spacing w:after="50"/>
+        <w:ind w:left="360"/>
+      </w:pPr>
+      <w:r>
+        <w:rPr>
+          <w:sz w:val="20"/>
+          <w:szCs w:val="20"/>
+          <w:rFonts w:ascii="Times New Roman" w:cs="Times New Roman" w:eastAsia="Times New Roman" w:hAnsi="Times New Roman"/>
+        </w:rPr>
+        <w:t xml:space="preserve">• Drafted Suspicious Transaction Reports (STRs) for the Nigerian Financial Intelligence Unit, contributing to a 10% gain in branch reporting accuracy</w:t>
       </w:r>
     </w:p>
     <w:p>
@@ -706,21 +706,21 @@
           <w:szCs w:val="20"/>
           <w:rFonts w:ascii="Times New Roman" w:cs="Times New Roman" w:eastAsia="Times New Roman" w:hAnsi="Times New Roman"/>
         </w:rPr>
-        <w:t xml:space="preserve">• Pioneered the school's transition from manual to digital result computation, improving grading accuracy and cutting processing time by 75%</w:t>
-      </w:r>
-    </w:p>
-    <w:p>
-      <w:pPr>
-        <w:spacing w:after="50"/>
-        <w:ind w:left="360"/>
-      </w:pPr>
-      <w:r>
-        <w:rPr>
-          <w:sz w:val="20"/>
-          <w:szCs w:val="20"/>
-          <w:rFonts w:ascii="Times New Roman" w:cs="Times New Roman" w:eastAsia="Times New Roman" w:hAnsi="Times New Roman"/>
-        </w:rPr>
-        <w:t xml:space="preserve">• Applied data-driven teaching strategies informed by student performance trends, lifting average student grades by 20%</w:t>
+        <w:t xml:space="preserve">• Moved the school from manual to digital result computation, improving grading accuracy and cutting processing time by 75%</w:t>
+      </w:r>
+    </w:p>
+    <w:p>
+      <w:pPr>
+        <w:spacing w:after="50"/>
+        <w:ind w:left="360"/>
+      </w:pPr>
+      <w:r>
+        <w:rPr>
+          <w:sz w:val="20"/>
+          <w:szCs w:val="20"/>
+          <w:rFonts w:ascii="Times New Roman" w:cs="Times New Roman" w:eastAsia="Times New Roman" w:hAnsi="Times New Roman"/>
+        </w:rPr>
+        <w:t xml:space="preserve">• Used student performance trends to target teaching strategies, raising average student grades by 20%</w:t>
       </w:r>
     </w:p>
     <w:p>
@@ -793,7 +793,7 @@
           <w:szCs w:val="20"/>
           <w:rFonts w:ascii="Times New Roman" w:cs="Times New Roman" w:eastAsia="Times New Roman" w:hAnsi="Times New Roman"/>
         </w:rPr>
-        <w:t xml:space="preserve">GPA: 86.5%</w:t>
+        <w:t xml:space="preserve">GPA: 86.5% | graduated with Honours</w:t>
       </w:r>
     </w:p>
     <w:p>
@@ -901,7 +901,7 @@
           <w:szCs w:val="20"/>
           <w:rFonts w:ascii="Times New Roman" w:cs="Times New Roman" w:eastAsia="Times New Roman" w:hAnsi="Times New Roman"/>
         </w:rPr>
-        <w:t xml:space="preserve">GPA: 3.75 in a 5-point grading system</w:t>
+        <w:t xml:space="preserve">GPA: 3.75 in a 5-point grading system | graduated with Second Class Upper Division honours</w:t>
       </w:r>
     </w:p>
     <w:p>
